--- a/data/outputs/v2/General_Science/SS1.5_Respiration/General_Science_Respiration_CBE_LessonSequence.docx
+++ b/data/outputs/v2/General_Science/SS1.5_Respiration/General_Science_Respiration_CBE_LessonSequence.docx
@@ -3056,32 +3056,32 @@
         <w:tc>
           <w:tcPr>
             <w:tcW w:type="dxa" w:w="1520"/>
-            <w:shd w:fill="F2F2F2" w:color="auto" w:val="clear"/>
-            <w:tcMar>
-              <w:top w:type="dxa" w:w="60"/>
-              <w:left w:type="dxa" w:w="120"/>
-              <w:bottom w:type="dxa" w:w="60"/>
-              <w:right w:type="dxa" w:w="120"/>
-            </w:tcMar>
-            <w:vAlign w:val="top"/>
-          </w:tcPr>
-          <w:p>
-            <w:pPr>
-              <w:spacing w:after="40" w:before="0"/>
-              <w:jc w:val="left"/>
-            </w:pPr>
-            <w:r>
-              <w:rPr>
-                <w:rFonts w:ascii="Arial" w:cs="Arial" w:eastAsia="Arial" w:hAnsi="Arial"/>
-                <w:b/>
-                <w:bCs/>
-                <w:i w:val="false"/>
-                <w:iCs w:val="false"/>
-                <w:color w:val="000000"/>
-                <w:sz w:val="18"/>
-                <w:szCs w:val="18"/>
-              </w:rPr>
-              <w:t xml:space="preserve">Phase 1 — PREDICT (20 minutes)</w:t>
+            <w:shd w:fill="EAD1F5" w:color="auto" w:val="clear"/>
+            <w:tcMar>
+              <w:top w:type="dxa" w:w="60"/>
+              <w:left w:type="dxa" w:w="120"/>
+              <w:bottom w:type="dxa" w:w="60"/>
+              <w:right w:type="dxa" w:w="120"/>
+            </w:tcMar>
+            <w:vAlign w:val="top"/>
+          </w:tcPr>
+          <w:p>
+            <w:pPr>
+              <w:spacing w:after="40" w:before="0"/>
+              <w:jc w:val="left"/>
+            </w:pPr>
+            <w:r>
+              <w:rPr>
+                <w:rFonts w:ascii="Arial" w:cs="Arial" w:eastAsia="Arial" w:hAnsi="Arial"/>
+                <w:b/>
+                <w:bCs/>
+                <w:i w:val="false"/>
+                <w:iCs w:val="false"/>
+                <w:color w:val="000000"/>
+                <w:sz w:val="18"/>
+                <w:szCs w:val="18"/>
+              </w:rPr>
+              <w:t xml:space="preserve">Predict Phase</w:t>
             </w:r>
           </w:p>
           <w:p>
@@ -3104,7 +3104,7 @@
             <w:pPr>
               <w:spacing w:after="20" w:before="0"/>
             </w:pPr>
-            <w:hyperlink w:history="1" r:id="rIdtrx8ps4s3lytnrj8kbupc">
+            <w:hyperlink w:history="1" r:id="rIdb01zulspxtlgbdtptm9ii">
               <w:r>
                 <w:rPr>
                   <w:rFonts w:ascii="Arial" w:cs="Arial" w:eastAsia="Arial" w:hAnsi="Arial"/>
@@ -3137,7 +3137,7 @@
               <w:spacing w:after="10" w:before="0"/>
               <w:ind w:left="120"/>
             </w:pPr>
-            <w:hyperlink w:history="1" r:id="rIdpywoyv5hyrirvw8pgynig">
+            <w:hyperlink w:history="1" r:id="rIdkhqqsm3s8ze98d1otk3g5">
               <w:r>
                 <w:rPr>
                   <w:rFonts w:ascii="Arial" w:cs="Arial" w:eastAsia="Arial" w:hAnsi="Arial"/>
@@ -3182,7 +3182,7 @@
             <w:pPr>
               <w:spacing w:after="20" w:before="0"/>
             </w:pPr>
-            <w:hyperlink w:history="1" r:id="rIdfbvroe0ba5w9kjef14x1-">
+            <w:hyperlink w:history="1" r:id="rIdtonlrb1vixlhgv3h6zmvy">
               <w:r>
                 <w:rPr>
                   <w:rFonts w:ascii="Arial" w:cs="Arial" w:eastAsia="Arial" w:hAnsi="Arial"/>
@@ -3215,7 +3215,7 @@
               <w:spacing w:after="10" w:before="0"/>
               <w:ind w:left="120"/>
             </w:pPr>
-            <w:hyperlink w:history="1" r:id="rIdw9d0jqvoxw5___qztq-ez">
+            <w:hyperlink w:history="1" r:id="rId_e6k1kxtm1hoitaemkykg">
               <w:r>
                 <w:rPr>
                   <w:rFonts w:ascii="Arial" w:cs="Arial" w:eastAsia="Arial" w:hAnsi="Arial"/>
@@ -3457,32 +3457,32 @@
         <w:tc>
           <w:tcPr>
             <w:tcW w:type="dxa" w:w="1520"/>
-            <w:shd w:fill="F2F2F2" w:color="auto" w:val="clear"/>
-            <w:tcMar>
-              <w:top w:type="dxa" w:w="60"/>
-              <w:left w:type="dxa" w:w="120"/>
-              <w:bottom w:type="dxa" w:w="60"/>
-              <w:right w:type="dxa" w:w="120"/>
-            </w:tcMar>
-            <w:vAlign w:val="top"/>
-          </w:tcPr>
-          <w:p>
-            <w:pPr>
-              <w:spacing w:after="40" w:before="0"/>
-              <w:jc w:val="left"/>
-            </w:pPr>
-            <w:r>
-              <w:rPr>
-                <w:rFonts w:ascii="Arial" w:cs="Arial" w:eastAsia="Arial" w:hAnsi="Arial"/>
-                <w:b/>
-                <w:bCs/>
-                <w:i w:val="false"/>
-                <w:iCs w:val="false"/>
-                <w:color w:val="000000"/>
-                <w:sz w:val="18"/>
-                <w:szCs w:val="18"/>
-              </w:rPr>
-              <w:t xml:space="preserve">Phase 2 — OBSERVE (20 minutes)</w:t>
+            <w:shd w:fill="D9EEF1" w:color="auto" w:val="clear"/>
+            <w:tcMar>
+              <w:top w:type="dxa" w:w="60"/>
+              <w:left w:type="dxa" w:w="120"/>
+              <w:bottom w:type="dxa" w:w="60"/>
+              <w:right w:type="dxa" w:w="120"/>
+            </w:tcMar>
+            <w:vAlign w:val="top"/>
+          </w:tcPr>
+          <w:p>
+            <w:pPr>
+              <w:spacing w:after="40" w:before="0"/>
+              <w:jc w:val="left"/>
+            </w:pPr>
+            <w:r>
+              <w:rPr>
+                <w:rFonts w:ascii="Arial" w:cs="Arial" w:eastAsia="Arial" w:hAnsi="Arial"/>
+                <w:b/>
+                <w:bCs/>
+                <w:i w:val="false"/>
+                <w:iCs w:val="false"/>
+                <w:color w:val="000000"/>
+                <w:sz w:val="18"/>
+                <w:szCs w:val="18"/>
+              </w:rPr>
+              <w:t xml:space="preserve">Observe Phase</w:t>
             </w:r>
           </w:p>
           <w:p>
@@ -3505,7 +3505,7 @@
             <w:pPr>
               <w:spacing w:after="20" w:before="0"/>
             </w:pPr>
-            <w:hyperlink w:history="1" r:id="rIdystifedk0ui0no4idevxd">
+            <w:hyperlink w:history="1" r:id="rId7mcmvfp5ipflbja7ykb6t">
               <w:r>
                 <w:rPr>
                   <w:rFonts w:ascii="Arial" w:cs="Arial" w:eastAsia="Arial" w:hAnsi="Arial"/>
@@ -3538,7 +3538,7 @@
               <w:spacing w:after="10" w:before="0"/>
               <w:ind w:left="120"/>
             </w:pPr>
-            <w:hyperlink w:history="1" r:id="rIdembacr1xmc3-ymgzcrlev">
+            <w:hyperlink w:history="1" r:id="rIdariv8izlrf7qomjw2sptv">
               <w:r>
                 <w:rPr>
                   <w:rFonts w:ascii="Arial" w:cs="Arial" w:eastAsia="Arial" w:hAnsi="Arial"/>
@@ -3583,7 +3583,7 @@
             <w:pPr>
               <w:spacing w:after="20" w:before="0"/>
             </w:pPr>
-            <w:hyperlink w:history="1" r:id="rIdilicy5zeb5k-t2219yoht">
+            <w:hyperlink w:history="1" r:id="rIdadgh4sazs6qgduruv5-2d">
               <w:r>
                 <w:rPr>
                   <w:rFonts w:ascii="Arial" w:cs="Arial" w:eastAsia="Arial" w:hAnsi="Arial"/>
@@ -3616,7 +3616,7 @@
               <w:spacing w:after="10" w:before="0"/>
               <w:ind w:left="120"/>
             </w:pPr>
-            <w:hyperlink w:history="1" r:id="rIddm98pdfqqfgbjacsa8ds1">
+            <w:hyperlink w:history="1" r:id="rIdsj-dy164toxlryntuyyil">
               <w:r>
                 <w:rPr>
                   <w:rFonts w:ascii="Arial" w:cs="Arial" w:eastAsia="Arial" w:hAnsi="Arial"/>
@@ -3839,32 +3839,32 @@
         <w:tc>
           <w:tcPr>
             <w:tcW w:type="dxa" w:w="1520"/>
-            <w:shd w:fill="F2F2F2" w:color="auto" w:val="clear"/>
-            <w:tcMar>
-              <w:top w:type="dxa" w:w="60"/>
-              <w:left w:type="dxa" w:w="120"/>
-              <w:bottom w:type="dxa" w:w="60"/>
-              <w:right w:type="dxa" w:w="120"/>
-            </w:tcMar>
-            <w:vAlign w:val="top"/>
-          </w:tcPr>
-          <w:p>
-            <w:pPr>
-              <w:spacing w:after="40" w:before="0"/>
-              <w:jc w:val="left"/>
-            </w:pPr>
-            <w:r>
-              <w:rPr>
-                <w:rFonts w:ascii="Arial" w:cs="Arial" w:eastAsia="Arial" w:hAnsi="Arial"/>
-                <w:b/>
-                <w:bCs/>
-                <w:i w:val="false"/>
-                <w:iCs w:val="false"/>
-                <w:color w:val="000000"/>
-                <w:sz w:val="18"/>
-                <w:szCs w:val="18"/>
-              </w:rPr>
-              <w:t xml:space="preserve">Phase 3 — EXPLAIN (20 minutes)</w:t>
+            <w:shd w:fill="E2EFDA" w:color="auto" w:val="clear"/>
+            <w:tcMar>
+              <w:top w:type="dxa" w:w="60"/>
+              <w:left w:type="dxa" w:w="120"/>
+              <w:bottom w:type="dxa" w:w="60"/>
+              <w:right w:type="dxa" w:w="120"/>
+            </w:tcMar>
+            <w:vAlign w:val="top"/>
+          </w:tcPr>
+          <w:p>
+            <w:pPr>
+              <w:spacing w:after="40" w:before="0"/>
+              <w:jc w:val="left"/>
+            </w:pPr>
+            <w:r>
+              <w:rPr>
+                <w:rFonts w:ascii="Arial" w:cs="Arial" w:eastAsia="Arial" w:hAnsi="Arial"/>
+                <w:b/>
+                <w:bCs/>
+                <w:i w:val="false"/>
+                <w:iCs w:val="false"/>
+                <w:color w:val="000000"/>
+                <w:sz w:val="18"/>
+                <w:szCs w:val="18"/>
+              </w:rPr>
+              <w:t xml:space="preserve">Explain Phase</w:t>
             </w:r>
           </w:p>
           <w:p>
@@ -3887,7 +3887,7 @@
             <w:pPr>
               <w:spacing w:after="20" w:before="0"/>
             </w:pPr>
-            <w:hyperlink w:history="1" r:id="rId5knh4b0omoo1wdu-1vity">
+            <w:hyperlink w:history="1" r:id="rIdqbud7whv1janbsabhlxgp">
               <w:r>
                 <w:rPr>
                   <w:rFonts w:ascii="Arial" w:cs="Arial" w:eastAsia="Arial" w:hAnsi="Arial"/>
@@ -3920,7 +3920,7 @@
               <w:spacing w:after="10" w:before="0"/>
               <w:ind w:left="120"/>
             </w:pPr>
-            <w:hyperlink w:history="1" r:id="rId0ew8b5i-z2pfjjvsux7lq">
+            <w:hyperlink w:history="1" r:id="rIdlgwxg9wqkhuc0af_e6skn">
               <w:r>
                 <w:rPr>
                   <w:rFonts w:ascii="Arial" w:cs="Arial" w:eastAsia="Arial" w:hAnsi="Arial"/>
@@ -3965,7 +3965,7 @@
             <w:pPr>
               <w:spacing w:after="20" w:before="0"/>
             </w:pPr>
-            <w:hyperlink w:history="1" r:id="rIdhnl0ncxcosv75-rcap7ml">
+            <w:hyperlink w:history="1" r:id="rIddevpatt-rhrj0aq7h3pfj">
               <w:r>
                 <w:rPr>
                   <w:rFonts w:ascii="Arial" w:cs="Arial" w:eastAsia="Arial" w:hAnsi="Arial"/>
@@ -3998,7 +3998,7 @@
               <w:spacing w:after="10" w:before="0"/>
               <w:ind w:left="120"/>
             </w:pPr>
-            <w:hyperlink w:history="1" r:id="rIdh8y3zy52s28mqra3n84sl">
+            <w:hyperlink w:history="1" r:id="rIdttl-noza5gmexu3fngujr">
               <w:r>
                 <w:rPr>
                   <w:rFonts w:ascii="Arial" w:cs="Arial" w:eastAsia="Arial" w:hAnsi="Arial"/>
@@ -4221,32 +4221,32 @@
         <w:tc>
           <w:tcPr>
             <w:tcW w:type="dxa" w:w="1520"/>
-            <w:shd w:fill="F2F2F2" w:color="auto" w:val="clear"/>
-            <w:tcMar>
-              <w:top w:type="dxa" w:w="60"/>
-              <w:left w:type="dxa" w:w="120"/>
-              <w:bottom w:type="dxa" w:w="60"/>
-              <w:right w:type="dxa" w:w="120"/>
-            </w:tcMar>
-            <w:vAlign w:val="top"/>
-          </w:tcPr>
-          <w:p>
-            <w:pPr>
-              <w:spacing w:after="40" w:before="0"/>
-              <w:jc w:val="left"/>
-            </w:pPr>
-            <w:r>
-              <w:rPr>
-                <w:rFonts w:ascii="Arial" w:cs="Arial" w:eastAsia="Arial" w:hAnsi="Arial"/>
-                <w:b/>
-                <w:bCs/>
-                <w:i w:val="false"/>
-                <w:iCs w:val="false"/>
-                <w:color w:val="000000"/>
-                <w:sz w:val="18"/>
-                <w:szCs w:val="18"/>
-              </w:rPr>
-              <w:t xml:space="preserve">Phase 4 — DRIVING QUESTION BOARD (DQB) Creation (15 minutes)</w:t>
+            <w:shd w:fill="FCE4D6" w:color="auto" w:val="clear"/>
+            <w:tcMar>
+              <w:top w:type="dxa" w:w="60"/>
+              <w:left w:type="dxa" w:w="120"/>
+              <w:bottom w:type="dxa" w:w="60"/>
+              <w:right w:type="dxa" w:w="120"/>
+            </w:tcMar>
+            <w:vAlign w:val="top"/>
+          </w:tcPr>
+          <w:p>
+            <w:pPr>
+              <w:spacing w:after="40" w:before="0"/>
+              <w:jc w:val="left"/>
+            </w:pPr>
+            <w:r>
+              <w:rPr>
+                <w:rFonts w:ascii="Arial" w:cs="Arial" w:eastAsia="Arial" w:hAnsi="Arial"/>
+                <w:b/>
+                <w:bCs/>
+                <w:i w:val="false"/>
+                <w:iCs w:val="false"/>
+                <w:color w:val="000000"/>
+                <w:sz w:val="18"/>
+                <w:szCs w:val="18"/>
+              </w:rPr>
+              <w:t xml:space="preserve">Driving Question Board (DQB) Creation</w:t>
             </w:r>
           </w:p>
           <w:p>
@@ -4269,7 +4269,7 @@
             <w:pPr>
               <w:spacing w:after="20" w:before="0"/>
             </w:pPr>
-            <w:hyperlink w:history="1" r:id="rIddj8wk5mgnswdvs4wo6i7o">
+            <w:hyperlink w:history="1" r:id="rIdc8utpg0ecaqeuebf7dkmi">
               <w:r>
                 <w:rPr>
                   <w:rFonts w:ascii="Arial" w:cs="Arial" w:eastAsia="Arial" w:hAnsi="Arial"/>
@@ -4302,7 +4302,7 @@
               <w:spacing w:after="10" w:before="0"/>
               <w:ind w:left="120"/>
             </w:pPr>
-            <w:hyperlink w:history="1" r:id="rId-slxnwnbqk8jubx2uscp5">
+            <w:hyperlink w:history="1" r:id="rIdiryda3sct1shec6hot2ak">
               <w:r>
                 <w:rPr>
                   <w:rFonts w:ascii="Arial" w:cs="Arial" w:eastAsia="Arial" w:hAnsi="Arial"/>
@@ -4347,7 +4347,7 @@
             <w:pPr>
               <w:spacing w:after="20" w:before="0"/>
             </w:pPr>
-            <w:hyperlink w:history="1" r:id="rIdvuxim5xcth1p4e_kf7ee7">
+            <w:hyperlink w:history="1" r:id="rId4bjoocbrp4yshe7gv_cyr">
               <w:r>
                 <w:rPr>
                   <w:rFonts w:ascii="Arial" w:cs="Arial" w:eastAsia="Arial" w:hAnsi="Arial"/>
@@ -4380,7 +4380,7 @@
               <w:spacing w:after="10" w:before="0"/>
               <w:ind w:left="120"/>
             </w:pPr>
-            <w:hyperlink w:history="1" r:id="rIdtun3wj8ptxm1xy2d9wrb9">
+            <w:hyperlink w:history="1" r:id="rIdft94ymd5qlqti3bke37ls">
               <w:r>
                 <w:rPr>
                   <w:rFonts w:ascii="Arial" w:cs="Arial" w:eastAsia="Arial" w:hAnsi="Arial"/>
@@ -4622,32 +4622,32 @@
         <w:tc>
           <w:tcPr>
             <w:tcW w:type="dxa" w:w="1520"/>
-            <w:shd w:fill="F2F2F2" w:color="auto" w:val="clear"/>
-            <w:tcMar>
-              <w:top w:type="dxa" w:w="60"/>
-              <w:left w:type="dxa" w:w="120"/>
-              <w:bottom w:type="dxa" w:w="60"/>
-              <w:right w:type="dxa" w:w="120"/>
-            </w:tcMar>
-            <w:vAlign w:val="top"/>
-          </w:tcPr>
-          <w:p>
-            <w:pPr>
-              <w:spacing w:after="40" w:before="0"/>
-              <w:jc w:val="left"/>
-            </w:pPr>
-            <w:r>
-              <w:rPr>
-                <w:rFonts w:ascii="Arial" w:cs="Arial" w:eastAsia="Arial" w:hAnsi="Arial"/>
-                <w:b/>
-                <w:bCs/>
-                <w:i w:val="false"/>
-                <w:iCs w:val="false"/>
-                <w:color w:val="000000"/>
-                <w:sz w:val="18"/>
-                <w:szCs w:val="18"/>
-              </w:rPr>
-              <w:t xml:space="preserve">Phase 5 — MODEL BUILDING (5 minutes)</w:t>
+            <w:shd w:fill="D5E8F0" w:color="auto" w:val="clear"/>
+            <w:tcMar>
+              <w:top w:type="dxa" w:w="60"/>
+              <w:left w:type="dxa" w:w="120"/>
+              <w:bottom w:type="dxa" w:w="60"/>
+              <w:right w:type="dxa" w:w="120"/>
+            </w:tcMar>
+            <w:vAlign w:val="top"/>
+          </w:tcPr>
+          <w:p>
+            <w:pPr>
+              <w:spacing w:after="40" w:before="0"/>
+              <w:jc w:val="left"/>
+            </w:pPr>
+            <w:r>
+              <w:rPr>
+                <w:rFonts w:ascii="Arial" w:cs="Arial" w:eastAsia="Arial" w:hAnsi="Arial"/>
+                <w:b/>
+                <w:bCs/>
+                <w:i w:val="false"/>
+                <w:iCs w:val="false"/>
+                <w:color w:val="000000"/>
+                <w:sz w:val="18"/>
+                <w:szCs w:val="18"/>
+              </w:rPr>
+              <w:t xml:space="preserve">Model Building Phase</w:t>
             </w:r>
           </w:p>
           <w:p>
@@ -4670,7 +4670,7 @@
             <w:pPr>
               <w:spacing w:after="20" w:before="0"/>
             </w:pPr>
-            <w:hyperlink w:history="1" r:id="rIdvwxef1tph2ecpuglernjp">
+            <w:hyperlink w:history="1" r:id="rIdawh1btzwjwiwnyfqcr3xr">
               <w:r>
                 <w:rPr>
                   <w:rFonts w:ascii="Arial" w:cs="Arial" w:eastAsia="Arial" w:hAnsi="Arial"/>
@@ -4703,7 +4703,7 @@
               <w:spacing w:after="10" w:before="0"/>
               <w:ind w:left="120"/>
             </w:pPr>
-            <w:hyperlink w:history="1" r:id="rIdcasghd4u9jpe3fjdfa_hr">
+            <w:hyperlink w:history="1" r:id="rIdwhriwapyuloy2bsfoqbye">
               <w:r>
                 <w:rPr>
                   <w:rFonts w:ascii="Arial" w:cs="Arial" w:eastAsia="Arial" w:hAnsi="Arial"/>
@@ -4748,7 +4748,7 @@
             <w:pPr>
               <w:spacing w:after="20" w:before="0"/>
             </w:pPr>
-            <w:hyperlink w:history="1" r:id="rIda1wizhbwbne1-g66gwch6">
+            <w:hyperlink w:history="1" r:id="rIddawbwg--wxcpdasiv6u0r">
               <w:r>
                 <w:rPr>
                   <w:rFonts w:ascii="Arial" w:cs="Arial" w:eastAsia="Arial" w:hAnsi="Arial"/>
@@ -4781,7 +4781,7 @@
               <w:spacing w:after="10" w:before="0"/>
               <w:ind w:left="120"/>
             </w:pPr>
-            <w:hyperlink w:history="1" r:id="rIdbbgbfrfa9o3cibbnci8bx">
+            <w:hyperlink w:history="1" r:id="rIdon-iulwmqolkfzjqnrwtd">
               <w:r>
                 <w:rPr>
                   <w:rFonts w:ascii="Arial" w:cs="Arial" w:eastAsia="Arial" w:hAnsi="Arial"/>
@@ -6402,7 +6402,7 @@
             <w:pPr>
               <w:spacing w:after="20" w:before="0"/>
             </w:pPr>
-            <w:hyperlink w:history="1" r:id="rIdizcpw6wwzztz6llmhi63k">
+            <w:hyperlink w:history="1" r:id="rIdrixpcvia9cp35mgx5ri21">
               <w:r>
                 <w:rPr>
                   <w:rFonts w:ascii="Arial" w:cs="Arial" w:eastAsia="Arial" w:hAnsi="Arial"/>
@@ -6435,7 +6435,7 @@
               <w:spacing w:after="10" w:before="0"/>
               <w:ind w:left="120"/>
             </w:pPr>
-            <w:hyperlink w:history="1" r:id="rIdxmqddkfn2oxnz0xjbsrhq">
+            <w:hyperlink w:history="1" r:id="rIdx7u6ynwfxzxluso2qedjr">
               <w:r>
                 <w:rPr>
                   <w:rFonts w:ascii="Arial" w:cs="Arial" w:eastAsia="Arial" w:hAnsi="Arial"/>
@@ -6480,7 +6480,7 @@
             <w:pPr>
               <w:spacing w:after="20" w:before="0"/>
             </w:pPr>
-            <w:hyperlink w:history="1" r:id="rIdelkdyhb_zxrh50sinqt-a">
+            <w:hyperlink w:history="1" r:id="rIdtm9uz5yobkw3kggggglh3">
               <w:r>
                 <w:rPr>
                   <w:rFonts w:ascii="Arial" w:cs="Arial" w:eastAsia="Arial" w:hAnsi="Arial"/>
@@ -6513,7 +6513,7 @@
               <w:spacing w:after="10" w:before="0"/>
               <w:ind w:left="120"/>
             </w:pPr>
-            <w:hyperlink w:history="1" r:id="rId_zcwdpeenscirxjtgyetm">
+            <w:hyperlink w:history="1" r:id="rId0-gk8sd9c-ksshr_z4wrz">
               <w:r>
                 <w:rPr>
                   <w:rFonts w:ascii="Arial" w:cs="Arial" w:eastAsia="Arial" w:hAnsi="Arial"/>
@@ -6708,7 +6708,7 @@
             <w:pPr>
               <w:spacing w:after="20" w:before="0"/>
             </w:pPr>
-            <w:hyperlink w:history="1" r:id="rIdfehtcmikmkip_owpnrzbo">
+            <w:hyperlink w:history="1" r:id="rIdlvdpihsrrilynqqdx_kw_">
               <w:r>
                 <w:rPr>
                   <w:rFonts w:ascii="Arial" w:cs="Arial" w:eastAsia="Arial" w:hAnsi="Arial"/>
@@ -6741,7 +6741,7 @@
               <w:spacing w:after="10" w:before="0"/>
               <w:ind w:left="120"/>
             </w:pPr>
-            <w:hyperlink w:history="1" r:id="rIdrdpbvuds2g1wf4do3nzbg">
+            <w:hyperlink w:history="1" r:id="rIdsali3ykvya6_wtm8tzgpt">
               <w:r>
                 <w:rPr>
                   <w:rFonts w:ascii="Arial" w:cs="Arial" w:eastAsia="Arial" w:hAnsi="Arial"/>
@@ -6786,7 +6786,7 @@
             <w:pPr>
               <w:spacing w:after="20" w:before="0"/>
             </w:pPr>
-            <w:hyperlink w:history="1" r:id="rIdxbwv1yyziw7jonree7mrl">
+            <w:hyperlink w:history="1" r:id="rIdls5nxqbeobbsdiuymriv5">
               <w:r>
                 <w:rPr>
                   <w:rFonts w:ascii="Arial" w:cs="Arial" w:eastAsia="Arial" w:hAnsi="Arial"/>
@@ -6819,7 +6819,7 @@
               <w:spacing w:after="10" w:before="0"/>
               <w:ind w:left="120"/>
             </w:pPr>
-            <w:hyperlink w:history="1" r:id="rIdo-24cw5gnjrvwbjwrg2k1">
+            <w:hyperlink w:history="1" r:id="rIdp67izdnr8i0ynjlxh4ngb">
               <w:r>
                 <w:rPr>
                   <w:rFonts w:ascii="Arial" w:cs="Arial" w:eastAsia="Arial" w:hAnsi="Arial"/>
@@ -7014,7 +7014,7 @@
             <w:pPr>
               <w:spacing w:after="20" w:before="0"/>
             </w:pPr>
-            <w:hyperlink w:history="1" r:id="rIdijjhtsdzbr62pgtbu7puf">
+            <w:hyperlink w:history="1" r:id="rIddbxu6ykmefq2dhpgy5g06">
               <w:r>
                 <w:rPr>
                   <w:rFonts w:ascii="Arial" w:cs="Arial" w:eastAsia="Arial" w:hAnsi="Arial"/>
@@ -7047,7 +7047,7 @@
               <w:spacing w:after="10" w:before="0"/>
               <w:ind w:left="120"/>
             </w:pPr>
-            <w:hyperlink w:history="1" r:id="rId2j5yolxiuylnpjlqbapfo">
+            <w:hyperlink w:history="1" r:id="rIdqcu4cmx7-wspqf-jwxezl">
               <w:r>
                 <w:rPr>
                   <w:rFonts w:ascii="Arial" w:cs="Arial" w:eastAsia="Arial" w:hAnsi="Arial"/>
@@ -7092,7 +7092,7 @@
             <w:pPr>
               <w:spacing w:after="20" w:before="0"/>
             </w:pPr>
-            <w:hyperlink w:history="1" r:id="rIduczg771d_3x-acu0k10zi">
+            <w:hyperlink w:history="1" r:id="rIdi1hvg8hgrszdsv4lfhkdo">
               <w:r>
                 <w:rPr>
                   <w:rFonts w:ascii="Arial" w:cs="Arial" w:eastAsia="Arial" w:hAnsi="Arial"/>
@@ -7125,7 +7125,7 @@
               <w:spacing w:after="10" w:before="0"/>
               <w:ind w:left="120"/>
             </w:pPr>
-            <w:hyperlink w:history="1" r:id="rId2sygm-bjtx60w0knzzqxz">
+            <w:hyperlink w:history="1" r:id="rIdklcsetvqbqqi6ew3mwb2o">
               <w:r>
                 <w:rPr>
                   <w:rFonts w:ascii="Arial" w:cs="Arial" w:eastAsia="Arial" w:hAnsi="Arial"/>
@@ -7320,7 +7320,7 @@
             <w:pPr>
               <w:spacing w:after="20" w:before="0"/>
             </w:pPr>
-            <w:hyperlink w:history="1" r:id="rIdtxaswzuhbeo5o_yzeadb1">
+            <w:hyperlink w:history="1" r:id="rIdahfb9sgmlknfsous-mk4v">
               <w:r>
                 <w:rPr>
                   <w:rFonts w:ascii="Arial" w:cs="Arial" w:eastAsia="Arial" w:hAnsi="Arial"/>
@@ -7353,7 +7353,7 @@
               <w:spacing w:after="10" w:before="0"/>
               <w:ind w:left="120"/>
             </w:pPr>
-            <w:hyperlink w:history="1" r:id="rIdexhiq8hivu8xu-evwnkex">
+            <w:hyperlink w:history="1" r:id="rIdmaiddb4r4iiq9raozy9fb">
               <w:r>
                 <w:rPr>
                   <w:rFonts w:ascii="Arial" w:cs="Arial" w:eastAsia="Arial" w:hAnsi="Arial"/>
@@ -7398,7 +7398,7 @@
             <w:pPr>
               <w:spacing w:after="20" w:before="0"/>
             </w:pPr>
-            <w:hyperlink w:history="1" r:id="rId2ion8kscy5ape2h3vhgxg">
+            <w:hyperlink w:history="1" r:id="rId6obmfyy6txfpkec1dqhen">
               <w:r>
                 <w:rPr>
                   <w:rFonts w:ascii="Arial" w:cs="Arial" w:eastAsia="Arial" w:hAnsi="Arial"/>
@@ -7431,7 +7431,7 @@
               <w:spacing w:after="10" w:before="0"/>
               <w:ind w:left="120"/>
             </w:pPr>
-            <w:hyperlink w:history="1" r:id="rIdzohqpq0rchpubqjd5arvd">
+            <w:hyperlink w:history="1" r:id="rIdmfgmhtmym_irmvrmdwzu9">
               <w:r>
                 <w:rPr>
                   <w:rFonts w:ascii="Arial" w:cs="Arial" w:eastAsia="Arial" w:hAnsi="Arial"/>
@@ -7626,7 +7626,7 @@
             <w:pPr>
               <w:spacing w:after="20" w:before="0"/>
             </w:pPr>
-            <w:hyperlink w:history="1" r:id="rId-a0t8-hadjyifquuo3imv">
+            <w:hyperlink w:history="1" r:id="rIdextfsyqxgzc2mpibpgkjs">
               <w:r>
                 <w:rPr>
                   <w:rFonts w:ascii="Arial" w:cs="Arial" w:eastAsia="Arial" w:hAnsi="Arial"/>
@@ -7659,7 +7659,7 @@
               <w:spacing w:after="10" w:before="0"/>
               <w:ind w:left="120"/>
             </w:pPr>
-            <w:hyperlink w:history="1" r:id="rIdbyc0pnjysryhikt7qdrxs">
+            <w:hyperlink w:history="1" r:id="rIdx9brilare-gv-y34_xy7z">
               <w:r>
                 <w:rPr>
                   <w:rFonts w:ascii="Arial" w:cs="Arial" w:eastAsia="Arial" w:hAnsi="Arial"/>
@@ -7704,7 +7704,7 @@
             <w:pPr>
               <w:spacing w:after="20" w:before="0"/>
             </w:pPr>
-            <w:hyperlink w:history="1" r:id="rId1srrcnkbz6fpv21hlpais">
+            <w:hyperlink w:history="1" r:id="rIdq7o66mpm0j-p8_mqdpqqq">
               <w:r>
                 <w:rPr>
                   <w:rFonts w:ascii="Arial" w:cs="Arial" w:eastAsia="Arial" w:hAnsi="Arial"/>
@@ -7737,7 +7737,7 @@
               <w:spacing w:after="10" w:before="0"/>
               <w:ind w:left="120"/>
             </w:pPr>
-            <w:hyperlink w:history="1" r:id="rIdq2yzt0p22dcllghwvdruj">
+            <w:hyperlink w:history="1" r:id="rIdx8krdgjjcrsdupfxk3a13">
               <w:r>
                 <w:rPr>
                   <w:rFonts w:ascii="Arial" w:cs="Arial" w:eastAsia="Arial" w:hAnsi="Arial"/>
@@ -9176,32 +9176,32 @@
         <w:tc>
           <w:tcPr>
             <w:tcW w:type="dxa" w:w="1520"/>
-            <w:shd w:fill="F2F2F2" w:color="auto" w:val="clear"/>
-            <w:tcMar>
-              <w:top w:type="dxa" w:w="60"/>
-              <w:left w:type="dxa" w:w="120"/>
-              <w:bottom w:type="dxa" w:w="60"/>
-              <w:right w:type="dxa" w:w="120"/>
-            </w:tcMar>
-            <w:vAlign w:val="top"/>
-          </w:tcPr>
-          <w:p>
-            <w:pPr>
-              <w:spacing w:after="40" w:before="0"/>
-              <w:jc w:val="left"/>
-            </w:pPr>
-            <w:r>
-              <w:rPr>
-                <w:rFonts w:ascii="Arial" w:cs="Arial" w:eastAsia="Arial" w:hAnsi="Arial"/>
-                <w:b/>
-                <w:bCs/>
-                <w:i w:val="false"/>
-                <w:iCs w:val="false"/>
-                <w:color w:val="000000"/>
-                <w:sz w:val="18"/>
-                <w:szCs w:val="18"/>
-              </w:rPr>
-              <w:t xml:space="preserve">Phase 1 — PREDICT (10 minutes)</w:t>
+            <w:shd w:fill="EAD1F5" w:color="auto" w:val="clear"/>
+            <w:tcMar>
+              <w:top w:type="dxa" w:w="60"/>
+              <w:left w:type="dxa" w:w="120"/>
+              <w:bottom w:type="dxa" w:w="60"/>
+              <w:right w:type="dxa" w:w="120"/>
+            </w:tcMar>
+            <w:vAlign w:val="top"/>
+          </w:tcPr>
+          <w:p>
+            <w:pPr>
+              <w:spacing w:after="40" w:before="0"/>
+              <w:jc w:val="left"/>
+            </w:pPr>
+            <w:r>
+              <w:rPr>
+                <w:rFonts w:ascii="Arial" w:cs="Arial" w:eastAsia="Arial" w:hAnsi="Arial"/>
+                <w:b/>
+                <w:bCs/>
+                <w:i w:val="false"/>
+                <w:iCs w:val="false"/>
+                <w:color w:val="000000"/>
+                <w:sz w:val="18"/>
+                <w:szCs w:val="18"/>
+              </w:rPr>
+              <w:t xml:space="preserve">Predict Phase</w:t>
             </w:r>
           </w:p>
           <w:p>
@@ -9224,7 +9224,7 @@
             <w:pPr>
               <w:spacing w:after="20" w:before="0"/>
             </w:pPr>
-            <w:hyperlink w:history="1" r:id="rIdiixg7gwwi0gmw3it5sp9h">
+            <w:hyperlink w:history="1" r:id="rId2epjck1wxpyqxtfnkzuxn">
               <w:r>
                 <w:rPr>
                   <w:rFonts w:ascii="Arial" w:cs="Arial" w:eastAsia="Arial" w:hAnsi="Arial"/>
@@ -9257,7 +9257,7 @@
               <w:spacing w:after="10" w:before="0"/>
               <w:ind w:left="120"/>
             </w:pPr>
-            <w:hyperlink w:history="1" r:id="rIdsxww1hz9po1yro-5xr3dl">
+            <w:hyperlink w:history="1" r:id="rIdd3whezicgoyhngqdydz0r">
               <w:r>
                 <w:rPr>
                   <w:rFonts w:ascii="Arial" w:cs="Arial" w:eastAsia="Arial" w:hAnsi="Arial"/>
@@ -9302,7 +9302,7 @@
             <w:pPr>
               <w:spacing w:after="20" w:before="0"/>
             </w:pPr>
-            <w:hyperlink w:history="1" r:id="rIdlusnsldjaoj9v62tevksj">
+            <w:hyperlink w:history="1" r:id="rIdfa_skueen1-98truefkaf">
               <w:r>
                 <w:rPr>
                   <w:rFonts w:ascii="Arial" w:cs="Arial" w:eastAsia="Arial" w:hAnsi="Arial"/>
@@ -9335,7 +9335,7 @@
               <w:spacing w:after="10" w:before="0"/>
               <w:ind w:left="120"/>
             </w:pPr>
-            <w:hyperlink w:history="1" r:id="rId4kn0yx-kzktgwl2t_nerf">
+            <w:hyperlink w:history="1" r:id="rIdlphhxtow82pi8uk61vapw">
               <w:r>
                 <w:rPr>
                   <w:rFonts w:ascii="Arial" w:cs="Arial" w:eastAsia="Arial" w:hAnsi="Arial"/>
@@ -9482,32 +9482,32 @@
         <w:tc>
           <w:tcPr>
             <w:tcW w:type="dxa" w:w="1520"/>
-            <w:shd w:fill="F2F2F2" w:color="auto" w:val="clear"/>
-            <w:tcMar>
-              <w:top w:type="dxa" w:w="60"/>
-              <w:left w:type="dxa" w:w="120"/>
-              <w:bottom w:type="dxa" w:w="60"/>
-              <w:right w:type="dxa" w:w="120"/>
-            </w:tcMar>
-            <w:vAlign w:val="top"/>
-          </w:tcPr>
-          <w:p>
-            <w:pPr>
-              <w:spacing w:after="40" w:before="0"/>
-              <w:jc w:val="left"/>
-            </w:pPr>
-            <w:r>
-              <w:rPr>
-                <w:rFonts w:ascii="Arial" w:cs="Arial" w:eastAsia="Arial" w:hAnsi="Arial"/>
-                <w:b/>
-                <w:bCs/>
-                <w:i w:val="false"/>
-                <w:iCs w:val="false"/>
-                <w:color w:val="000000"/>
-                <w:sz w:val="18"/>
-                <w:szCs w:val="18"/>
-              </w:rPr>
-              <w:t xml:space="preserve">Phase 2 — OBSERVE &amp; INVESTIGATE (35 minutes)</w:t>
+            <w:shd w:fill="D9EEF1" w:color="auto" w:val="clear"/>
+            <w:tcMar>
+              <w:top w:type="dxa" w:w="60"/>
+              <w:left w:type="dxa" w:w="120"/>
+              <w:bottom w:type="dxa" w:w="60"/>
+              <w:right w:type="dxa" w:w="120"/>
+            </w:tcMar>
+            <w:vAlign w:val="top"/>
+          </w:tcPr>
+          <w:p>
+            <w:pPr>
+              <w:spacing w:after="40" w:before="0"/>
+              <w:jc w:val="left"/>
+            </w:pPr>
+            <w:r>
+              <w:rPr>
+                <w:rFonts w:ascii="Arial" w:cs="Arial" w:eastAsia="Arial" w:hAnsi="Arial"/>
+                <w:b/>
+                <w:bCs/>
+                <w:i w:val="false"/>
+                <w:iCs w:val="false"/>
+                <w:color w:val="000000"/>
+                <w:sz w:val="18"/>
+                <w:szCs w:val="18"/>
+              </w:rPr>
+              <w:t xml:space="preserve">Observe Phase</w:t>
             </w:r>
           </w:p>
           <w:p>
@@ -9530,7 +9530,7 @@
             <w:pPr>
               <w:spacing w:after="20" w:before="0"/>
             </w:pPr>
-            <w:hyperlink w:history="1" r:id="rIdc4geuknvf7yktcenuomit">
+            <w:hyperlink w:history="1" r:id="rIdljdjmqxgo2uaxi0mhxdzx">
               <w:r>
                 <w:rPr>
                   <w:rFonts w:ascii="Arial" w:cs="Arial" w:eastAsia="Arial" w:hAnsi="Arial"/>
@@ -9563,7 +9563,7 @@
               <w:spacing w:after="10" w:before="0"/>
               <w:ind w:left="120"/>
             </w:pPr>
-            <w:hyperlink w:history="1" r:id="rIdrnq-wadofnvss3lnritdw">
+            <w:hyperlink w:history="1" r:id="rId8dobefagb53nvhkluoxis">
               <w:r>
                 <w:rPr>
                   <w:rFonts w:ascii="Arial" w:cs="Arial" w:eastAsia="Arial" w:hAnsi="Arial"/>
@@ -9608,7 +9608,7 @@
             <w:pPr>
               <w:spacing w:after="20" w:before="0"/>
             </w:pPr>
-            <w:hyperlink w:history="1" r:id="rIdae_ciuhpnecqqjryjinqc">
+            <w:hyperlink w:history="1" r:id="rIdyh8g4y12w1_luaces9jqd">
               <w:r>
                 <w:rPr>
                   <w:rFonts w:ascii="Arial" w:cs="Arial" w:eastAsia="Arial" w:hAnsi="Arial"/>
@@ -9641,7 +9641,7 @@
               <w:spacing w:after="10" w:before="0"/>
               <w:ind w:left="120"/>
             </w:pPr>
-            <w:hyperlink w:history="1" r:id="rId63mw_hp_o5wcpjdtodecp">
+            <w:hyperlink w:history="1" r:id="rIdpwr0bu4qr9sqpocezawzv">
               <w:r>
                 <w:rPr>
                   <w:rFonts w:ascii="Arial" w:cs="Arial" w:eastAsia="Arial" w:hAnsi="Arial"/>
@@ -9788,32 +9788,32 @@
         <w:tc>
           <w:tcPr>
             <w:tcW w:type="dxa" w:w="1520"/>
-            <w:shd w:fill="F2F2F2" w:color="auto" w:val="clear"/>
-            <w:tcMar>
-              <w:top w:type="dxa" w:w="60"/>
-              <w:left w:type="dxa" w:w="120"/>
-              <w:bottom w:type="dxa" w:w="60"/>
-              <w:right w:type="dxa" w:w="120"/>
-            </w:tcMar>
-            <w:vAlign w:val="top"/>
-          </w:tcPr>
-          <w:p>
-            <w:pPr>
-              <w:spacing w:after="40" w:before="0"/>
-              <w:jc w:val="left"/>
-            </w:pPr>
-            <w:r>
-              <w:rPr>
-                <w:rFonts w:ascii="Arial" w:cs="Arial" w:eastAsia="Arial" w:hAnsi="Arial"/>
-                <w:b/>
-                <w:bCs/>
-                <w:i w:val="false"/>
-                <w:iCs w:val="false"/>
-                <w:color w:val="000000"/>
-                <w:sz w:val="18"/>
-                <w:szCs w:val="18"/>
-              </w:rPr>
-              <w:t xml:space="preserve">Phase 3 — EXPLAIN &amp; SENSEMAKING (20 minutes)</w:t>
+            <w:shd w:fill="E2EFDA" w:color="auto" w:val="clear"/>
+            <w:tcMar>
+              <w:top w:type="dxa" w:w="60"/>
+              <w:left w:type="dxa" w:w="120"/>
+              <w:bottom w:type="dxa" w:w="60"/>
+              <w:right w:type="dxa" w:w="120"/>
+            </w:tcMar>
+            <w:vAlign w:val="top"/>
+          </w:tcPr>
+          <w:p>
+            <w:pPr>
+              <w:spacing w:after="40" w:before="0"/>
+              <w:jc w:val="left"/>
+            </w:pPr>
+            <w:r>
+              <w:rPr>
+                <w:rFonts w:ascii="Arial" w:cs="Arial" w:eastAsia="Arial" w:hAnsi="Arial"/>
+                <w:b/>
+                <w:bCs/>
+                <w:i w:val="false"/>
+                <w:iCs w:val="false"/>
+                <w:color w:val="000000"/>
+                <w:sz w:val="18"/>
+                <w:szCs w:val="18"/>
+              </w:rPr>
+              <w:t xml:space="preserve">Explain Phase</w:t>
             </w:r>
           </w:p>
           <w:p>
@@ -9836,7 +9836,7 @@
             <w:pPr>
               <w:spacing w:after="20" w:before="0"/>
             </w:pPr>
-            <w:hyperlink w:history="1" r:id="rIdwqzuc80jid8odayhltoox">
+            <w:hyperlink w:history="1" r:id="rIdatzzjnof9uve6pznmtdad">
               <w:r>
                 <w:rPr>
                   <w:rFonts w:ascii="Arial" w:cs="Arial" w:eastAsia="Arial" w:hAnsi="Arial"/>
@@ -9869,7 +9869,7 @@
               <w:spacing w:after="10" w:before="0"/>
               <w:ind w:left="120"/>
             </w:pPr>
-            <w:hyperlink w:history="1" r:id="rIdmcmrs4iqb6jdmkzrlmbof">
+            <w:hyperlink w:history="1" r:id="rIdgejyiuassgg5cvaaljts3">
               <w:r>
                 <w:rPr>
                   <w:rFonts w:ascii="Arial" w:cs="Arial" w:eastAsia="Arial" w:hAnsi="Arial"/>
@@ -9914,7 +9914,7 @@
             <w:pPr>
               <w:spacing w:after="20" w:before="0"/>
             </w:pPr>
-            <w:hyperlink w:history="1" r:id="rIdp60o2czrns-z5zwdt1mo0">
+            <w:hyperlink w:history="1" r:id="rIdyuyzcnieqbyys8c1frjv0">
               <w:r>
                 <w:rPr>
                   <w:rFonts w:ascii="Arial" w:cs="Arial" w:eastAsia="Arial" w:hAnsi="Arial"/>
@@ -9947,7 +9947,7 @@
               <w:spacing w:after="10" w:before="0"/>
               <w:ind w:left="120"/>
             </w:pPr>
-            <w:hyperlink w:history="1" r:id="rId67clol0je2rl7as-l8v4u">
+            <w:hyperlink w:history="1" r:id="rIdlgiicda-ung5pp9bqajwk">
               <w:r>
                 <w:rPr>
                   <w:rFonts w:ascii="Arial" w:cs="Arial" w:eastAsia="Arial" w:hAnsi="Arial"/>
@@ -10094,32 +10094,32 @@
         <w:tc>
           <w:tcPr>
             <w:tcW w:type="dxa" w:w="1520"/>
-            <w:shd w:fill="F2F2F2" w:color="auto" w:val="clear"/>
-            <w:tcMar>
-              <w:top w:type="dxa" w:w="60"/>
-              <w:left w:type="dxa" w:w="120"/>
-              <w:bottom w:type="dxa" w:w="60"/>
-              <w:right w:type="dxa" w:w="120"/>
-            </w:tcMar>
-            <w:vAlign w:val="top"/>
-          </w:tcPr>
-          <w:p>
-            <w:pPr>
-              <w:spacing w:after="40" w:before="0"/>
-              <w:jc w:val="left"/>
-            </w:pPr>
-            <w:r>
-              <w:rPr>
-                <w:rFonts w:ascii="Arial" w:cs="Arial" w:eastAsia="Arial" w:hAnsi="Arial"/>
-                <w:b/>
-                <w:bCs/>
-                <w:i w:val="false"/>
-                <w:iCs w:val="false"/>
-                <w:color w:val="000000"/>
-                <w:sz w:val="18"/>
-                <w:szCs w:val="18"/>
-              </w:rPr>
-              <w:t xml:space="preserve">Phase 4 — DRIVING QUESTION BOARD UPDATE (8 minutes)</w:t>
+            <w:shd w:fill="FCE4D6" w:color="auto" w:val="clear"/>
+            <w:tcMar>
+              <w:top w:type="dxa" w:w="60"/>
+              <w:left w:type="dxa" w:w="120"/>
+              <w:bottom w:type="dxa" w:w="60"/>
+              <w:right w:type="dxa" w:w="120"/>
+            </w:tcMar>
+            <w:vAlign w:val="top"/>
+          </w:tcPr>
+          <w:p>
+            <w:pPr>
+              <w:spacing w:after="40" w:before="0"/>
+              <w:jc w:val="left"/>
+            </w:pPr>
+            <w:r>
+              <w:rPr>
+                <w:rFonts w:ascii="Arial" w:cs="Arial" w:eastAsia="Arial" w:hAnsi="Arial"/>
+                <w:b/>
+                <w:bCs/>
+                <w:i w:val="false"/>
+                <w:iCs w:val="false"/>
+                <w:color w:val="000000"/>
+                <w:sz w:val="18"/>
+                <w:szCs w:val="18"/>
+              </w:rPr>
+              <w:t xml:space="preserve">Driving Question Board (DQB) Creation</w:t>
             </w:r>
           </w:p>
           <w:p>
@@ -10142,7 +10142,7 @@
             <w:pPr>
               <w:spacing w:after="20" w:before="0"/>
             </w:pPr>
-            <w:hyperlink w:history="1" r:id="rIdfnvwvwpzdoydu3aqvla-3">
+            <w:hyperlink w:history="1" r:id="rIdkhgmnbbrnwzrs-h8pmki-">
               <w:r>
                 <w:rPr>
                   <w:rFonts w:ascii="Arial" w:cs="Arial" w:eastAsia="Arial" w:hAnsi="Arial"/>
@@ -10175,7 +10175,7 @@
               <w:spacing w:after="10" w:before="0"/>
               <w:ind w:left="120"/>
             </w:pPr>
-            <w:hyperlink w:history="1" r:id="rId_hbeq2yhquuleqxza_ik2">
+            <w:hyperlink w:history="1" r:id="rIdxhw8nou3myg-mmp42jg1q">
               <w:r>
                 <w:rPr>
                   <w:rFonts w:ascii="Arial" w:cs="Arial" w:eastAsia="Arial" w:hAnsi="Arial"/>
@@ -10220,7 +10220,7 @@
             <w:pPr>
               <w:spacing w:after="20" w:before="0"/>
             </w:pPr>
-            <w:hyperlink w:history="1" r:id="rIdqmtkn1rukclvgkybjf1ki">
+            <w:hyperlink w:history="1" r:id="rIdao3i9wvs4fdi2csz9xpxy">
               <w:r>
                 <w:rPr>
                   <w:rFonts w:ascii="Arial" w:cs="Arial" w:eastAsia="Arial" w:hAnsi="Arial"/>
@@ -10253,7 +10253,7 @@
               <w:spacing w:after="10" w:before="0"/>
               <w:ind w:left="120"/>
             </w:pPr>
-            <w:hyperlink w:history="1" r:id="rIdnhyb594nbwlljzsvcbgvr">
+            <w:hyperlink w:history="1" r:id="rId-nnjveszwnqbyjf3iwc3m">
               <w:r>
                 <w:rPr>
                   <w:rFonts w:ascii="Arial" w:cs="Arial" w:eastAsia="Arial" w:hAnsi="Arial"/>
@@ -10400,32 +10400,32 @@
         <w:tc>
           <w:tcPr>
             <w:tcW w:type="dxa" w:w="1520"/>
-            <w:shd w:fill="F2F2F2" w:color="auto" w:val="clear"/>
-            <w:tcMar>
-              <w:top w:type="dxa" w:w="60"/>
-              <w:left w:type="dxa" w:w="120"/>
-              <w:bottom w:type="dxa" w:w="60"/>
-              <w:right w:type="dxa" w:w="120"/>
-            </w:tcMar>
-            <w:vAlign w:val="top"/>
-          </w:tcPr>
-          <w:p>
-            <w:pPr>
-              <w:spacing w:after="40" w:before="0"/>
-              <w:jc w:val="left"/>
-            </w:pPr>
-            <w:r>
-              <w:rPr>
-                <w:rFonts w:ascii="Arial" w:cs="Arial" w:eastAsia="Arial" w:hAnsi="Arial"/>
-                <w:b/>
-                <w:bCs/>
-                <w:i w:val="false"/>
-                <w:iCs w:val="false"/>
-                <w:color w:val="000000"/>
-                <w:sz w:val="18"/>
-                <w:szCs w:val="18"/>
-              </w:rPr>
-              <w:t xml:space="preserve">Phase 5 — MODEL BUILDING (7 minutes)</w:t>
+            <w:shd w:fill="D5E8F0" w:color="auto" w:val="clear"/>
+            <w:tcMar>
+              <w:top w:type="dxa" w:w="60"/>
+              <w:left w:type="dxa" w:w="120"/>
+              <w:bottom w:type="dxa" w:w="60"/>
+              <w:right w:type="dxa" w:w="120"/>
+            </w:tcMar>
+            <w:vAlign w:val="top"/>
+          </w:tcPr>
+          <w:p>
+            <w:pPr>
+              <w:spacing w:after="40" w:before="0"/>
+              <w:jc w:val="left"/>
+            </w:pPr>
+            <w:r>
+              <w:rPr>
+                <w:rFonts w:ascii="Arial" w:cs="Arial" w:eastAsia="Arial" w:hAnsi="Arial"/>
+                <w:b/>
+                <w:bCs/>
+                <w:i w:val="false"/>
+                <w:iCs w:val="false"/>
+                <w:color w:val="000000"/>
+                <w:sz w:val="18"/>
+                <w:szCs w:val="18"/>
+              </w:rPr>
+              <w:t xml:space="preserve">Model Building Phase</w:t>
             </w:r>
           </w:p>
           <w:p>
@@ -10448,7 +10448,7 @@
             <w:pPr>
               <w:spacing w:after="20" w:before="0"/>
             </w:pPr>
-            <w:hyperlink w:history="1" r:id="rIdenghquaqhwv7s3xdnqlkl">
+            <w:hyperlink w:history="1" r:id="rIdlznekglksnko0fy7yzt7f">
               <w:r>
                 <w:rPr>
                   <w:rFonts w:ascii="Arial" w:cs="Arial" w:eastAsia="Arial" w:hAnsi="Arial"/>
@@ -10481,7 +10481,7 @@
               <w:spacing w:after="10" w:before="0"/>
               <w:ind w:left="120"/>
             </w:pPr>
-            <w:hyperlink w:history="1" r:id="rId9ddyfzw2fj_-f0gnq6cjy">
+            <w:hyperlink w:history="1" r:id="rId6u-gf9y5tvbasree-upeg">
               <w:r>
                 <w:rPr>
                   <w:rFonts w:ascii="Arial" w:cs="Arial" w:eastAsia="Arial" w:hAnsi="Arial"/>
@@ -10526,7 +10526,7 @@
             <w:pPr>
               <w:spacing w:after="20" w:before="0"/>
             </w:pPr>
-            <w:hyperlink w:history="1" r:id="rIdlhmg113myhmqovsll2qcv">
+            <w:hyperlink w:history="1" r:id="rIdyo7zmb3dibzpn8i1w7fni">
               <w:r>
                 <w:rPr>
                   <w:rFonts w:ascii="Arial" w:cs="Arial" w:eastAsia="Arial" w:hAnsi="Arial"/>
@@ -10559,7 +10559,7 @@
               <w:spacing w:after="10" w:before="0"/>
               <w:ind w:left="120"/>
             </w:pPr>
-            <w:hyperlink w:history="1" r:id="rIdxsub4yskxxnwgq5pkugap">
+            <w:hyperlink w:history="1" r:id="rIdk48034hnc6zpb8qbno8c2">
               <w:r>
                 <w:rPr>
                   <w:rFonts w:ascii="Arial" w:cs="Arial" w:eastAsia="Arial" w:hAnsi="Arial"/>
@@ -12112,32 +12112,32 @@
         <w:tc>
           <w:tcPr>
             <w:tcW w:type="dxa" w:w="1520"/>
-            <w:shd w:fill="F2F2F2" w:color="auto" w:val="clear"/>
-            <w:tcMar>
-              <w:top w:type="dxa" w:w="60"/>
-              <w:left w:type="dxa" w:w="120"/>
-              <w:bottom w:type="dxa" w:w="60"/>
-              <w:right w:type="dxa" w:w="120"/>
-            </w:tcMar>
-            <w:vAlign w:val="top"/>
-          </w:tcPr>
-          <w:p>
-            <w:pPr>
-              <w:spacing w:after="40" w:before="0"/>
-              <w:jc w:val="left"/>
-            </w:pPr>
-            <w:r>
-              <w:rPr>
-                <w:rFonts w:ascii="Arial" w:cs="Arial" w:eastAsia="Arial" w:hAnsi="Arial"/>
-                <w:b/>
-                <w:bCs/>
-                <w:i w:val="false"/>
-                <w:iCs w:val="false"/>
-                <w:color w:val="000000"/>
-                <w:sz w:val="18"/>
-                <w:szCs w:val="18"/>
-              </w:rPr>
-              <w:t xml:space="preserve">Phase 1 — PREDICT (Activate Prior Knowledge &amp; Generate Hypotheses)</w:t>
+            <w:shd w:fill="EAD1F5" w:color="auto" w:val="clear"/>
+            <w:tcMar>
+              <w:top w:type="dxa" w:w="60"/>
+              <w:left w:type="dxa" w:w="120"/>
+              <w:bottom w:type="dxa" w:w="60"/>
+              <w:right w:type="dxa" w:w="120"/>
+            </w:tcMar>
+            <w:vAlign w:val="top"/>
+          </w:tcPr>
+          <w:p>
+            <w:pPr>
+              <w:spacing w:after="40" w:before="0"/>
+              <w:jc w:val="left"/>
+            </w:pPr>
+            <w:r>
+              <w:rPr>
+                <w:rFonts w:ascii="Arial" w:cs="Arial" w:eastAsia="Arial" w:hAnsi="Arial"/>
+                <w:b/>
+                <w:bCs/>
+                <w:i w:val="false"/>
+                <w:iCs w:val="false"/>
+                <w:color w:val="000000"/>
+                <w:sz w:val="18"/>
+                <w:szCs w:val="18"/>
+              </w:rPr>
+              <w:t xml:space="preserve">Predict Phase</w:t>
             </w:r>
           </w:p>
           <w:p>
@@ -12160,7 +12160,7 @@
             <w:pPr>
               <w:spacing w:after="20" w:before="0"/>
             </w:pPr>
-            <w:hyperlink w:history="1" r:id="rId-fmfoaji6tadjkf35zh5v">
+            <w:hyperlink w:history="1" r:id="rIdywa3m-ipfuzf8hspp1den">
               <w:r>
                 <w:rPr>
                   <w:rFonts w:ascii="Arial" w:cs="Arial" w:eastAsia="Arial" w:hAnsi="Arial"/>
@@ -12193,7 +12193,7 @@
               <w:spacing w:after="10" w:before="0"/>
               <w:ind w:left="120"/>
             </w:pPr>
-            <w:hyperlink w:history="1" r:id="rId9dagt3bil7zv6cvzdjmoh">
+            <w:hyperlink w:history="1" r:id="rIdkha5jwolyf0q2lhgy8odo">
               <w:r>
                 <w:rPr>
                   <w:rFonts w:ascii="Arial" w:cs="Arial" w:eastAsia="Arial" w:hAnsi="Arial"/>
@@ -12238,7 +12238,7 @@
             <w:pPr>
               <w:spacing w:after="20" w:before="0"/>
             </w:pPr>
-            <w:hyperlink w:history="1" r:id="rIdv5ztbzcnd0le3fuaysasz">
+            <w:hyperlink w:history="1" r:id="rIddx1nkvkvi9bihxj0u5asw">
               <w:r>
                 <w:rPr>
                   <w:rFonts w:ascii="Arial" w:cs="Arial" w:eastAsia="Arial" w:hAnsi="Arial"/>
@@ -12271,7 +12271,7 @@
               <w:spacing w:after="10" w:before="0"/>
               <w:ind w:left="120"/>
             </w:pPr>
-            <w:hyperlink w:history="1" r:id="rIdh8p1l3tew99nasrplwhnm">
+            <w:hyperlink w:history="1" r:id="rIdgpwym185gztur9bjtmhkz">
               <w:r>
                 <w:rPr>
                   <w:rFonts w:ascii="Arial" w:cs="Arial" w:eastAsia="Arial" w:hAnsi="Arial"/>
@@ -12418,32 +12418,32 @@
         <w:tc>
           <w:tcPr>
             <w:tcW w:type="dxa" w:w="1520"/>
-            <w:shd w:fill="F2F2F2" w:color="auto" w:val="clear"/>
-            <w:tcMar>
-              <w:top w:type="dxa" w:w="60"/>
-              <w:left w:type="dxa" w:w="120"/>
-              <w:bottom w:type="dxa" w:w="60"/>
-              <w:right w:type="dxa" w:w="120"/>
-            </w:tcMar>
-            <w:vAlign w:val="top"/>
-          </w:tcPr>
-          <w:p>
-            <w:pPr>
-              <w:spacing w:after="40" w:before="0"/>
-              <w:jc w:val="left"/>
-            </w:pPr>
-            <w:r>
-              <w:rPr>
-                <w:rFonts w:ascii="Arial" w:cs="Arial" w:eastAsia="Arial" w:hAnsi="Arial"/>
-                <w:b/>
-                <w:bCs/>
-                <w:i w:val="false"/>
-                <w:iCs w:val="false"/>
-                <w:color w:val="000000"/>
-                <w:sz w:val="18"/>
-                <w:szCs w:val="18"/>
-              </w:rPr>
-              <w:t xml:space="preserve">Phase 2 — OBSERVE (Evidence Gathering: pH Testing &amp; CO₂ Confirmation)</w:t>
+            <w:shd w:fill="D9EEF1" w:color="auto" w:val="clear"/>
+            <w:tcMar>
+              <w:top w:type="dxa" w:w="60"/>
+              <w:left w:type="dxa" w:w="120"/>
+              <w:bottom w:type="dxa" w:w="60"/>
+              <w:right w:type="dxa" w:w="120"/>
+            </w:tcMar>
+            <w:vAlign w:val="top"/>
+          </w:tcPr>
+          <w:p>
+            <w:pPr>
+              <w:spacing w:after="40" w:before="0"/>
+              <w:jc w:val="left"/>
+            </w:pPr>
+            <w:r>
+              <w:rPr>
+                <w:rFonts w:ascii="Arial" w:cs="Arial" w:eastAsia="Arial" w:hAnsi="Arial"/>
+                <w:b/>
+                <w:bCs/>
+                <w:i w:val="false"/>
+                <w:iCs w:val="false"/>
+                <w:color w:val="000000"/>
+                <w:sz w:val="18"/>
+                <w:szCs w:val="18"/>
+              </w:rPr>
+              <w:t xml:space="preserve">Observe Phase</w:t>
             </w:r>
           </w:p>
           <w:p>
@@ -12466,7 +12466,7 @@
             <w:pPr>
               <w:spacing w:after="20" w:before="0"/>
             </w:pPr>
-            <w:hyperlink w:history="1" r:id="rIdnznwxfoek1dh_a9auvt6_">
+            <w:hyperlink w:history="1" r:id="rIdodvt4h3fbkokvyx7plovm">
               <w:r>
                 <w:rPr>
                   <w:rFonts w:ascii="Arial" w:cs="Arial" w:eastAsia="Arial" w:hAnsi="Arial"/>
@@ -12499,7 +12499,7 @@
               <w:spacing w:after="10" w:before="0"/>
               <w:ind w:left="120"/>
             </w:pPr>
-            <w:hyperlink w:history="1" r:id="rIdtzy_pbknrd91dihjmodfp">
+            <w:hyperlink w:history="1" r:id="rIdthtojovmxxb1yncswinuj">
               <w:r>
                 <w:rPr>
                   <w:rFonts w:ascii="Arial" w:cs="Arial" w:eastAsia="Arial" w:hAnsi="Arial"/>
@@ -12544,7 +12544,7 @@
             <w:pPr>
               <w:spacing w:after="20" w:before="0"/>
             </w:pPr>
-            <w:hyperlink w:history="1" r:id="rId0uciw5j0ul62rzm8e6cer">
+            <w:hyperlink w:history="1" r:id="rIdc3itqx5we3gmi8wgqvze7">
               <w:r>
                 <w:rPr>
                   <w:rFonts w:ascii="Arial" w:cs="Arial" w:eastAsia="Arial" w:hAnsi="Arial"/>
@@ -12577,7 +12577,7 @@
               <w:spacing w:after="10" w:before="0"/>
               <w:ind w:left="120"/>
             </w:pPr>
-            <w:hyperlink w:history="1" r:id="rId47pyszx9kfal4ha0jvwey">
+            <w:hyperlink w:history="1" r:id="rIdydlzhgijhg5ff9p8davf9">
               <w:r>
                 <w:rPr>
                   <w:rFonts w:ascii="Arial" w:cs="Arial" w:eastAsia="Arial" w:hAnsi="Arial"/>
@@ -12762,32 +12762,32 @@
         <w:tc>
           <w:tcPr>
             <w:tcW w:type="dxa" w:w="1520"/>
-            <w:shd w:fill="F2F2F2" w:color="auto" w:val="clear"/>
-            <w:tcMar>
-              <w:top w:type="dxa" w:w="60"/>
-              <w:left w:type="dxa" w:w="120"/>
-              <w:bottom w:type="dxa" w:w="60"/>
-              <w:right w:type="dxa" w:w="120"/>
-            </w:tcMar>
-            <w:vAlign w:val="top"/>
-          </w:tcPr>
-          <w:p>
-            <w:pPr>
-              <w:spacing w:after="40" w:before="0"/>
-              <w:jc w:val="left"/>
-            </w:pPr>
-            <w:r>
-              <w:rPr>
-                <w:rFonts w:ascii="Arial" w:cs="Arial" w:eastAsia="Arial" w:hAnsi="Arial"/>
-                <w:b/>
-                <w:bCs/>
-                <w:i w:val="false"/>
-                <w:iCs w:val="false"/>
-                <w:color w:val="000000"/>
-                <w:sz w:val="18"/>
-                <w:szCs w:val="18"/>
-              </w:rPr>
-              <w:t xml:space="preserve">Phase 3 — EXPLAIN (Constructing Equations &amp; Connecting Pathways to the Phenomenon)</w:t>
+            <w:shd w:fill="E2EFDA" w:color="auto" w:val="clear"/>
+            <w:tcMar>
+              <w:top w:type="dxa" w:w="60"/>
+              <w:left w:type="dxa" w:w="120"/>
+              <w:bottom w:type="dxa" w:w="60"/>
+              <w:right w:type="dxa" w:w="120"/>
+            </w:tcMar>
+            <w:vAlign w:val="top"/>
+          </w:tcPr>
+          <w:p>
+            <w:pPr>
+              <w:spacing w:after="40" w:before="0"/>
+              <w:jc w:val="left"/>
+            </w:pPr>
+            <w:r>
+              <w:rPr>
+                <w:rFonts w:ascii="Arial" w:cs="Arial" w:eastAsia="Arial" w:hAnsi="Arial"/>
+                <w:b/>
+                <w:bCs/>
+                <w:i w:val="false"/>
+                <w:iCs w:val="false"/>
+                <w:color w:val="000000"/>
+                <w:sz w:val="18"/>
+                <w:szCs w:val="18"/>
+              </w:rPr>
+              <w:t xml:space="preserve">Explain Phase</w:t>
             </w:r>
           </w:p>
           <w:p>
@@ -12810,7 +12810,7 @@
             <w:pPr>
               <w:spacing w:after="20" w:before="0"/>
             </w:pPr>
-            <w:hyperlink w:history="1" r:id="rIdhour8buqvpjc-gtphzlkw">
+            <w:hyperlink w:history="1" r:id="rIdxx5jiqobjuoic6cjjbhp0">
               <w:r>
                 <w:rPr>
                   <w:rFonts w:ascii="Arial" w:cs="Arial" w:eastAsia="Arial" w:hAnsi="Arial"/>
@@ -12843,7 +12843,7 @@
               <w:spacing w:after="10" w:before="0"/>
               <w:ind w:left="120"/>
             </w:pPr>
-            <w:hyperlink w:history="1" r:id="rIdrcrkwgro8i4dgqiin61om">
+            <w:hyperlink w:history="1" r:id="rIdbvbngug03ua_pklv0zfxq">
               <w:r>
                 <w:rPr>
                   <w:rFonts w:ascii="Arial" w:cs="Arial" w:eastAsia="Arial" w:hAnsi="Arial"/>
@@ -12888,7 +12888,7 @@
             <w:pPr>
               <w:spacing w:after="20" w:before="0"/>
             </w:pPr>
-            <w:hyperlink w:history="1" r:id="rIdgbtg1j_nal_otcg57bhvv">
+            <w:hyperlink w:history="1" r:id="rIdttchhj_afynzpaotrpgat">
               <w:r>
                 <w:rPr>
                   <w:rFonts w:ascii="Arial" w:cs="Arial" w:eastAsia="Arial" w:hAnsi="Arial"/>
@@ -12921,7 +12921,7 @@
               <w:spacing w:after="10" w:before="0"/>
               <w:ind w:left="120"/>
             </w:pPr>
-            <w:hyperlink w:history="1" r:id="rIddgtmouba_0vy3qejha6ve">
+            <w:hyperlink w:history="1" r:id="rIdqphvzmljbz2nqjcuszfjd">
               <w:r>
                 <w:rPr>
                   <w:rFonts w:ascii="Arial" w:cs="Arial" w:eastAsia="Arial" w:hAnsi="Arial"/>
@@ -13410,32 +13410,32 @@
         <w:tc>
           <w:tcPr>
             <w:tcW w:type="dxa" w:w="1520"/>
-            <w:shd w:fill="F2F2F2" w:color="auto" w:val="clear"/>
-            <w:tcMar>
-              <w:top w:type="dxa" w:w="60"/>
-              <w:left w:type="dxa" w:w="120"/>
-              <w:bottom w:type="dxa" w:w="60"/>
-              <w:right w:type="dxa" w:w="120"/>
-            </w:tcMar>
-            <w:vAlign w:val="top"/>
-          </w:tcPr>
-          <w:p>
-            <w:pPr>
-              <w:spacing w:after="40" w:before="0"/>
-              <w:jc w:val="left"/>
-            </w:pPr>
-            <w:r>
-              <w:rPr>
-                <w:rFonts w:ascii="Arial" w:cs="Arial" w:eastAsia="Arial" w:hAnsi="Arial"/>
-                <w:b/>
-                <w:bCs/>
-                <w:i w:val="false"/>
-                <w:iCs w:val="false"/>
-                <w:color w:val="000000"/>
-                <w:sz w:val="18"/>
-                <w:szCs w:val="18"/>
-              </w:rPr>
-              <w:t xml:space="preserve">Phase 4 — DRIVING QUESTION BOARD (DQB) Update</w:t>
+            <w:shd w:fill="FCE4D6" w:color="auto" w:val="clear"/>
+            <w:tcMar>
+              <w:top w:type="dxa" w:w="60"/>
+              <w:left w:type="dxa" w:w="120"/>
+              <w:bottom w:type="dxa" w:w="60"/>
+              <w:right w:type="dxa" w:w="120"/>
+            </w:tcMar>
+            <w:vAlign w:val="top"/>
+          </w:tcPr>
+          <w:p>
+            <w:pPr>
+              <w:spacing w:after="40" w:before="0"/>
+              <w:jc w:val="left"/>
+            </w:pPr>
+            <w:r>
+              <w:rPr>
+                <w:rFonts w:ascii="Arial" w:cs="Arial" w:eastAsia="Arial" w:hAnsi="Arial"/>
+                <w:b/>
+                <w:bCs/>
+                <w:i w:val="false"/>
+                <w:iCs w:val="false"/>
+                <w:color w:val="000000"/>
+                <w:sz w:val="18"/>
+                <w:szCs w:val="18"/>
+              </w:rPr>
+              <w:t xml:space="preserve">Driving Question Board (DQB) Creation</w:t>
             </w:r>
           </w:p>
           <w:p>
@@ -13458,7 +13458,7 @@
             <w:pPr>
               <w:spacing w:after="20" w:before="0"/>
             </w:pPr>
-            <w:hyperlink w:history="1" r:id="rIdjsxmioqwlahbsobo58-wf">
+            <w:hyperlink w:history="1" r:id="rIdxszpnep0cuvrbgpjoaq0y">
               <w:r>
                 <w:rPr>
                   <w:rFonts w:ascii="Arial" w:cs="Arial" w:eastAsia="Arial" w:hAnsi="Arial"/>
@@ -13491,7 +13491,7 @@
               <w:spacing w:after="10" w:before="0"/>
               <w:ind w:left="120"/>
             </w:pPr>
-            <w:hyperlink w:history="1" r:id="rIdw69lei3jypjvkfzbye61n">
+            <w:hyperlink w:history="1" r:id="rIdbk2rztqp-xlk9wlrb3ijq">
               <w:r>
                 <w:rPr>
                   <w:rFonts w:ascii="Arial" w:cs="Arial" w:eastAsia="Arial" w:hAnsi="Arial"/>
@@ -13536,7 +13536,7 @@
             <w:pPr>
               <w:spacing w:after="20" w:before="0"/>
             </w:pPr>
-            <w:hyperlink w:history="1" r:id="rIdce2p_qqjexf6pt6sbl075">
+            <w:hyperlink w:history="1" r:id="rIdyqmqd0lmi3g9a7biyao9l">
               <w:r>
                 <w:rPr>
                   <w:rFonts w:ascii="Arial" w:cs="Arial" w:eastAsia="Arial" w:hAnsi="Arial"/>
@@ -13569,7 +13569,7 @@
               <w:spacing w:after="10" w:before="0"/>
               <w:ind w:left="120"/>
             </w:pPr>
-            <w:hyperlink w:history="1" r:id="rIdbly1b2pay6jyklkf04lrk">
+            <w:hyperlink w:history="1" r:id="rIdabdn50aptmm3fih8cpq42">
               <w:r>
                 <w:rPr>
                   <w:rFonts w:ascii="Arial" w:cs="Arial" w:eastAsia="Arial" w:hAnsi="Arial"/>
@@ -13773,32 +13773,32 @@
         <w:tc>
           <w:tcPr>
             <w:tcW w:type="dxa" w:w="1520"/>
-            <w:shd w:fill="F2F2F2" w:color="auto" w:val="clear"/>
-            <w:tcMar>
-              <w:top w:type="dxa" w:w="60"/>
-              <w:left w:type="dxa" w:w="120"/>
-              <w:bottom w:type="dxa" w:w="60"/>
-              <w:right w:type="dxa" w:w="120"/>
-            </w:tcMar>
-            <w:vAlign w:val="top"/>
-          </w:tcPr>
-          <w:p>
-            <w:pPr>
-              <w:spacing w:after="40" w:before="0"/>
-              <w:jc w:val="left"/>
-            </w:pPr>
-            <w:r>
-              <w:rPr>
-                <w:rFonts w:ascii="Arial" w:cs="Arial" w:eastAsia="Arial" w:hAnsi="Arial"/>
-                <w:b/>
-                <w:bCs/>
-                <w:i w:val="false"/>
-                <w:iCs w:val="false"/>
-                <w:color w:val="000000"/>
-                <w:sz w:val="18"/>
-                <w:szCs w:val="18"/>
-              </w:rPr>
-              <w:t xml:space="preserve">Phase 5 — MODEL BUILDING (Cumulative Model Revision: Annotating the Thermos at the Molecular Level)</w:t>
+            <w:shd w:fill="D5E8F0" w:color="auto" w:val="clear"/>
+            <w:tcMar>
+              <w:top w:type="dxa" w:w="60"/>
+              <w:left w:type="dxa" w:w="120"/>
+              <w:bottom w:type="dxa" w:w="60"/>
+              <w:right w:type="dxa" w:w="120"/>
+            </w:tcMar>
+            <w:vAlign w:val="top"/>
+          </w:tcPr>
+          <w:p>
+            <w:pPr>
+              <w:spacing w:after="40" w:before="0"/>
+              <w:jc w:val="left"/>
+            </w:pPr>
+            <w:r>
+              <w:rPr>
+                <w:rFonts w:ascii="Arial" w:cs="Arial" w:eastAsia="Arial" w:hAnsi="Arial"/>
+                <w:b/>
+                <w:bCs/>
+                <w:i w:val="false"/>
+                <w:iCs w:val="false"/>
+                <w:color w:val="000000"/>
+                <w:sz w:val="18"/>
+                <w:szCs w:val="18"/>
+              </w:rPr>
+              <w:t xml:space="preserve">Model Building Phase</w:t>
             </w:r>
           </w:p>
           <w:p>
@@ -13821,7 +13821,7 @@
             <w:pPr>
               <w:spacing w:after="20" w:before="0"/>
             </w:pPr>
-            <w:hyperlink w:history="1" r:id="rIdwdrlzr4fxyar9v57afca9">
+            <w:hyperlink w:history="1" r:id="rId2cdscio-w457ivrumlxcm">
               <w:r>
                 <w:rPr>
                   <w:rFonts w:ascii="Arial" w:cs="Arial" w:eastAsia="Arial" w:hAnsi="Arial"/>
@@ -13854,7 +13854,7 @@
               <w:spacing w:after="10" w:before="0"/>
               <w:ind w:left="120"/>
             </w:pPr>
-            <w:hyperlink w:history="1" r:id="rId_7flgqj3tm3k-0moylsbu">
+            <w:hyperlink w:history="1" r:id="rId834gzi06-lb0xyvmfxw00">
               <w:r>
                 <w:rPr>
                   <w:rFonts w:ascii="Arial" w:cs="Arial" w:eastAsia="Arial" w:hAnsi="Arial"/>
@@ -13899,7 +13899,7 @@
             <w:pPr>
               <w:spacing w:after="20" w:before="0"/>
             </w:pPr>
-            <w:hyperlink w:history="1" r:id="rId6bvttdiqmehh8p0sudy3r">
+            <w:hyperlink w:history="1" r:id="rId-1r_j-7tqp66vogz06tly">
               <w:r>
                 <w:rPr>
                   <w:rFonts w:ascii="Arial" w:cs="Arial" w:eastAsia="Arial" w:hAnsi="Arial"/>
@@ -13932,7 +13932,7 @@
               <w:spacing w:after="10" w:before="0"/>
               <w:ind w:left="120"/>
             </w:pPr>
-            <w:hyperlink w:history="1" r:id="rIdwhcdemjvkxx5ofqsu8lhh">
+            <w:hyperlink w:history="1" r:id="rIdppapcdnqtm4fs3tltg0up">
               <w:r>
                 <w:rPr>
                   <w:rFonts w:ascii="Arial" w:cs="Arial" w:eastAsia="Arial" w:hAnsi="Arial"/>
@@ -15515,7 +15515,7 @@
             <w:pPr>
               <w:spacing w:after="20" w:before="0"/>
             </w:pPr>
-            <w:hyperlink w:history="1" r:id="rId6aaq54z233dy44qqo8xsv">
+            <w:hyperlink w:history="1" r:id="rIdp0nljlcihiu4xcvhjpknh">
               <w:r>
                 <w:rPr>
                   <w:rFonts w:ascii="Arial" w:cs="Arial" w:eastAsia="Arial" w:hAnsi="Arial"/>
@@ -15548,7 +15548,7 @@
               <w:spacing w:after="10" w:before="0"/>
               <w:ind w:left="120"/>
             </w:pPr>
-            <w:hyperlink w:history="1" r:id="rIdjbnslibyogrl5lraogq9o">
+            <w:hyperlink w:history="1" r:id="rId442odg3cx6ocfindw_osj">
               <w:r>
                 <w:rPr>
                   <w:rFonts w:ascii="Arial" w:cs="Arial" w:eastAsia="Arial" w:hAnsi="Arial"/>
@@ -15593,7 +15593,7 @@
             <w:pPr>
               <w:spacing w:after="20" w:before="0"/>
             </w:pPr>
-            <w:hyperlink w:history="1" r:id="rIdgv1tfsx8uiib1sjekunju">
+            <w:hyperlink w:history="1" r:id="rIddbmmqwgigdyy8tmfge79z">
               <w:r>
                 <w:rPr>
                   <w:rFonts w:ascii="Arial" w:cs="Arial" w:eastAsia="Arial" w:hAnsi="Arial"/>
@@ -15626,7 +15626,7 @@
               <w:spacing w:after="10" w:before="0"/>
               <w:ind w:left="120"/>
             </w:pPr>
-            <w:hyperlink w:history="1" r:id="rId1qtru8ufm-9fhoyxlc7cs">
+            <w:hyperlink w:history="1" r:id="rIdympsx-vrbjy7budajcidd">
               <w:r>
                 <w:rPr>
                   <w:rFonts w:ascii="Arial" w:cs="Arial" w:eastAsia="Arial" w:hAnsi="Arial"/>
@@ -15821,7 +15821,7 @@
             <w:pPr>
               <w:spacing w:after="20" w:before="0"/>
             </w:pPr>
-            <w:hyperlink w:history="1" r:id="rIdw92l44bgeg-dji02stppr">
+            <w:hyperlink w:history="1" r:id="rIdjuav1bx0_6kwnayq760x7">
               <w:r>
                 <w:rPr>
                   <w:rFonts w:ascii="Arial" w:cs="Arial" w:eastAsia="Arial" w:hAnsi="Arial"/>
@@ -15854,7 +15854,7 @@
               <w:spacing w:after="10" w:before="0"/>
               <w:ind w:left="120"/>
             </w:pPr>
-            <w:hyperlink w:history="1" r:id="rIdm4ljzf48qhya0mqa6wad5">
+            <w:hyperlink w:history="1" r:id="rId-l7okinii9jyeduoii8fr">
               <w:r>
                 <w:rPr>
                   <w:rFonts w:ascii="Arial" w:cs="Arial" w:eastAsia="Arial" w:hAnsi="Arial"/>
@@ -15899,7 +15899,7 @@
             <w:pPr>
               <w:spacing w:after="20" w:before="0"/>
             </w:pPr>
-            <w:hyperlink w:history="1" r:id="rIdzaad1cir3_xg3yem3dqsf">
+            <w:hyperlink w:history="1" r:id="rIdqwyc587cpyvxjaj9i_rpd">
               <w:r>
                 <w:rPr>
                   <w:rFonts w:ascii="Arial" w:cs="Arial" w:eastAsia="Arial" w:hAnsi="Arial"/>
@@ -15932,7 +15932,7 @@
               <w:spacing w:after="10" w:before="0"/>
               <w:ind w:left="120"/>
             </w:pPr>
-            <w:hyperlink w:history="1" r:id="rIde6jb6sy47zizfm_p1vu_1">
+            <w:hyperlink w:history="1" r:id="rIdvcpnooevzobpwo4pfdusz">
               <w:r>
                 <w:rPr>
                   <w:rFonts w:ascii="Arial" w:cs="Arial" w:eastAsia="Arial" w:hAnsi="Arial"/>
@@ -16127,7 +16127,7 @@
             <w:pPr>
               <w:spacing w:after="20" w:before="0"/>
             </w:pPr>
-            <w:hyperlink w:history="1" r:id="rIdsat7int0-1vi1ihjvgv3v">
+            <w:hyperlink w:history="1" r:id="rIdeapec9djm9ej_d2shrse9">
               <w:r>
                 <w:rPr>
                   <w:rFonts w:ascii="Arial" w:cs="Arial" w:eastAsia="Arial" w:hAnsi="Arial"/>
@@ -16160,7 +16160,7 @@
               <w:spacing w:after="10" w:before="0"/>
               <w:ind w:left="120"/>
             </w:pPr>
-            <w:hyperlink w:history="1" r:id="rId8eaoaafreko6xpmxr7sxi">
+            <w:hyperlink w:history="1" r:id="rIdcx7tfg_o_-jalkncyegve">
               <w:r>
                 <w:rPr>
                   <w:rFonts w:ascii="Arial" w:cs="Arial" w:eastAsia="Arial" w:hAnsi="Arial"/>
@@ -16205,7 +16205,7 @@
             <w:pPr>
               <w:spacing w:after="20" w:before="0"/>
             </w:pPr>
-            <w:hyperlink w:history="1" r:id="rId14ed1sgoonda8ufee6b3_">
+            <w:hyperlink w:history="1" r:id="rIdum5pf9blonnqpklnfslz7">
               <w:r>
                 <w:rPr>
                   <w:rFonts w:ascii="Arial" w:cs="Arial" w:eastAsia="Arial" w:hAnsi="Arial"/>
@@ -16238,7 +16238,7 @@
               <w:spacing w:after="10" w:before="0"/>
               <w:ind w:left="120"/>
             </w:pPr>
-            <w:hyperlink w:history="1" r:id="rIdo6wr-gpts67xgz6eslqi5">
+            <w:hyperlink w:history="1" r:id="rIdf08v7leavy1315la7kyje">
               <w:r>
                 <w:rPr>
                   <w:rFonts w:ascii="Arial" w:cs="Arial" w:eastAsia="Arial" w:hAnsi="Arial"/>
@@ -16433,7 +16433,7 @@
             <w:pPr>
               <w:spacing w:after="20" w:before="0"/>
             </w:pPr>
-            <w:hyperlink w:history="1" r:id="rIdb6ttrmm2gsf9tzcnhy6xb">
+            <w:hyperlink w:history="1" r:id="rIdpu6iwu1thgvm2ooi0awsy">
               <w:r>
                 <w:rPr>
                   <w:rFonts w:ascii="Arial" w:cs="Arial" w:eastAsia="Arial" w:hAnsi="Arial"/>
@@ -16466,7 +16466,7 @@
               <w:spacing w:after="10" w:before="0"/>
               <w:ind w:left="120"/>
             </w:pPr>
-            <w:hyperlink w:history="1" r:id="rIdheebzenowgb86-_mrbsxi">
+            <w:hyperlink w:history="1" r:id="rIdemzro6r_qw3k9dsvpwjns">
               <w:r>
                 <w:rPr>
                   <w:rFonts w:ascii="Arial" w:cs="Arial" w:eastAsia="Arial" w:hAnsi="Arial"/>
@@ -16511,7 +16511,7 @@
             <w:pPr>
               <w:spacing w:after="20" w:before="0"/>
             </w:pPr>
-            <w:hyperlink w:history="1" r:id="rIdqtfryky8cclhv30hsajey">
+            <w:hyperlink w:history="1" r:id="rIdmmxzxpgvky1kpx-agm9io">
               <w:r>
                 <w:rPr>
                   <w:rFonts w:ascii="Arial" w:cs="Arial" w:eastAsia="Arial" w:hAnsi="Arial"/>
@@ -16544,7 +16544,7 @@
               <w:spacing w:after="10" w:before="0"/>
               <w:ind w:left="120"/>
             </w:pPr>
-            <w:hyperlink w:history="1" r:id="rIdnlq82pyqrldkmwwrvxqby">
+            <w:hyperlink w:history="1" r:id="rIdy66apds1rnyspfe9gqlbv">
               <w:r>
                 <w:rPr>
                   <w:rFonts w:ascii="Arial" w:cs="Arial" w:eastAsia="Arial" w:hAnsi="Arial"/>
@@ -16739,7 +16739,7 @@
             <w:pPr>
               <w:spacing w:after="20" w:before="0"/>
             </w:pPr>
-            <w:hyperlink w:history="1" r:id="rIdxmpiimujajf2ozni4wjqg">
+            <w:hyperlink w:history="1" r:id="rIdrap1lpz1s-gwujecwstbc">
               <w:r>
                 <w:rPr>
                   <w:rFonts w:ascii="Arial" w:cs="Arial" w:eastAsia="Arial" w:hAnsi="Arial"/>
@@ -16772,7 +16772,7 @@
               <w:spacing w:after="10" w:before="0"/>
               <w:ind w:left="120"/>
             </w:pPr>
-            <w:hyperlink w:history="1" r:id="rId2cijdna-mpqoudga5wdvs">
+            <w:hyperlink w:history="1" r:id="rId93x6neeem-qlkic8g3miy">
               <w:r>
                 <w:rPr>
                   <w:rFonts w:ascii="Arial" w:cs="Arial" w:eastAsia="Arial" w:hAnsi="Arial"/>
@@ -16817,7 +16817,7 @@
             <w:pPr>
               <w:spacing w:after="20" w:before="0"/>
             </w:pPr>
-            <w:hyperlink w:history="1" r:id="rIddl2knws0l_qfmscstv9fq">
+            <w:hyperlink w:history="1" r:id="rId1twzmdnam2msxkdy8ntd0">
               <w:r>
                 <w:rPr>
                   <w:rFonts w:ascii="Arial" w:cs="Arial" w:eastAsia="Arial" w:hAnsi="Arial"/>
@@ -16850,7 +16850,7 @@
               <w:spacing w:after="10" w:before="0"/>
               <w:ind w:left="120"/>
             </w:pPr>
-            <w:hyperlink w:history="1" r:id="rIdobx5tjye-msmsuzc-i3xf">
+            <w:hyperlink w:history="1" r:id="rIdj9liht-vqkbjj0crhj83g">
               <w:r>
                 <w:rPr>
                   <w:rFonts w:ascii="Arial" w:cs="Arial" w:eastAsia="Arial" w:hAnsi="Arial"/>
@@ -18289,32 +18289,32 @@
         <w:tc>
           <w:tcPr>
             <w:tcW w:type="dxa" w:w="1520"/>
-            <w:shd w:fill="F2F2F2" w:color="auto" w:val="clear"/>
-            <w:tcMar>
-              <w:top w:type="dxa" w:w="60"/>
-              <w:left w:type="dxa" w:w="120"/>
-              <w:bottom w:type="dxa" w:w="60"/>
-              <w:right w:type="dxa" w:w="120"/>
-            </w:tcMar>
-            <w:vAlign w:val="top"/>
-          </w:tcPr>
-          <w:p>
-            <w:pPr>
-              <w:spacing w:after="40" w:before="0"/>
-              <w:jc w:val="left"/>
-            </w:pPr>
-            <w:r>
-              <w:rPr>
-                <w:rFonts w:ascii="Arial" w:cs="Arial" w:eastAsia="Arial" w:hAnsi="Arial"/>
-                <w:b/>
-                <w:bCs/>
-                <w:i w:val="false"/>
-                <w:iCs w:val="false"/>
-                <w:color w:val="000000"/>
-                <w:sz w:val="18"/>
-                <w:szCs w:val="18"/>
-              </w:rPr>
-              <w:t xml:space="preserve">Phase 1 — PREDICT: What Controls How Fast the Uji Changes?</w:t>
+            <w:shd w:fill="EAD1F5" w:color="auto" w:val="clear"/>
+            <w:tcMar>
+              <w:top w:type="dxa" w:w="60"/>
+              <w:left w:type="dxa" w:w="120"/>
+              <w:bottom w:type="dxa" w:w="60"/>
+              <w:right w:type="dxa" w:w="120"/>
+            </w:tcMar>
+            <w:vAlign w:val="top"/>
+          </w:tcPr>
+          <w:p>
+            <w:pPr>
+              <w:spacing w:after="40" w:before="0"/>
+              <w:jc w:val="left"/>
+            </w:pPr>
+            <w:r>
+              <w:rPr>
+                <w:rFonts w:ascii="Arial" w:cs="Arial" w:eastAsia="Arial" w:hAnsi="Arial"/>
+                <w:b/>
+                <w:bCs/>
+                <w:i w:val="false"/>
+                <w:iCs w:val="false"/>
+                <w:color w:val="000000"/>
+                <w:sz w:val="18"/>
+                <w:szCs w:val="18"/>
+              </w:rPr>
+              <w:t xml:space="preserve">Predict Phase</w:t>
             </w:r>
           </w:p>
           <w:p>
@@ -18337,7 +18337,7 @@
             <w:pPr>
               <w:spacing w:after="20" w:before="0"/>
             </w:pPr>
-            <w:hyperlink w:history="1" r:id="rIdtbmr6xhbyrnoip1p3udu_">
+            <w:hyperlink w:history="1" r:id="rId_tnsge9mfn897pk7a1e_o">
               <w:r>
                 <w:rPr>
                   <w:rFonts w:ascii="Arial" w:cs="Arial" w:eastAsia="Arial" w:hAnsi="Arial"/>
@@ -18370,7 +18370,7 @@
               <w:spacing w:after="10" w:before="0"/>
               <w:ind w:left="120"/>
             </w:pPr>
-            <w:hyperlink w:history="1" r:id="rIdriuggqoyrr6mui-zg4kfe">
+            <w:hyperlink w:history="1" r:id="rIdzxyjpppatr5xe2at1iwwd">
               <w:r>
                 <w:rPr>
                   <w:rFonts w:ascii="Arial" w:cs="Arial" w:eastAsia="Arial" w:hAnsi="Arial"/>
@@ -18415,7 +18415,7 @@
             <w:pPr>
               <w:spacing w:after="20" w:before="0"/>
             </w:pPr>
-            <w:hyperlink w:history="1" r:id="rIdrn_4zmz8ph0vbcd0xyfig">
+            <w:hyperlink w:history="1" r:id="rId1g-2o16obrkamwmxrlgxs">
               <w:r>
                 <w:rPr>
                   <w:rFonts w:ascii="Arial" w:cs="Arial" w:eastAsia="Arial" w:hAnsi="Arial"/>
@@ -18448,7 +18448,7 @@
               <w:spacing w:after="10" w:before="0"/>
               <w:ind w:left="120"/>
             </w:pPr>
-            <w:hyperlink w:history="1" r:id="rIdo8ihfck6hqlf96kmmb7hv">
+            <w:hyperlink w:history="1" r:id="rId6qgmgchlq1zosijdbkv8k">
               <w:r>
                 <w:rPr>
                   <w:rFonts w:ascii="Arial" w:cs="Arial" w:eastAsia="Arial" w:hAnsi="Arial"/>
@@ -18595,32 +18595,32 @@
         <w:tc>
           <w:tcPr>
             <w:tcW w:type="dxa" w:w="1520"/>
-            <w:shd w:fill="F2F2F2" w:color="auto" w:val="clear"/>
-            <w:tcMar>
-              <w:top w:type="dxa" w:w="60"/>
-              <w:left w:type="dxa" w:w="120"/>
-              <w:bottom w:type="dxa" w:w="60"/>
-              <w:right w:type="dxa" w:w="120"/>
-            </w:tcMar>
-            <w:vAlign w:val="top"/>
-          </w:tcPr>
-          <w:p>
-            <w:pPr>
-              <w:spacing w:after="40" w:before="0"/>
-              <w:jc w:val="left"/>
-            </w:pPr>
-            <w:r>
-              <w:rPr>
-                <w:rFonts w:ascii="Arial" w:cs="Arial" w:eastAsia="Arial" w:hAnsi="Arial"/>
-                <w:b/>
-                <w:bCs/>
-                <w:i w:val="false"/>
-                <w:iCs w:val="false"/>
-                <w:color w:val="000000"/>
-                <w:sz w:val="18"/>
-                <w:szCs w:val="18"/>
-              </w:rPr>
-              <w:t xml:space="preserve">Phase 2 — OBSERVE: Investigating Factors Affecting Respiration Rate</w:t>
+            <w:shd w:fill="D9EEF1" w:color="auto" w:val="clear"/>
+            <w:tcMar>
+              <w:top w:type="dxa" w:w="60"/>
+              <w:left w:type="dxa" w:w="120"/>
+              <w:bottom w:type="dxa" w:w="60"/>
+              <w:right w:type="dxa" w:w="120"/>
+            </w:tcMar>
+            <w:vAlign w:val="top"/>
+          </w:tcPr>
+          <w:p>
+            <w:pPr>
+              <w:spacing w:after="40" w:before="0"/>
+              <w:jc w:val="left"/>
+            </w:pPr>
+            <w:r>
+              <w:rPr>
+                <w:rFonts w:ascii="Arial" w:cs="Arial" w:eastAsia="Arial" w:hAnsi="Arial"/>
+                <w:b/>
+                <w:bCs/>
+                <w:i w:val="false"/>
+                <w:iCs w:val="false"/>
+                <w:color w:val="000000"/>
+                <w:sz w:val="18"/>
+                <w:szCs w:val="18"/>
+              </w:rPr>
+              <w:t xml:space="preserve">Observe Phase</w:t>
             </w:r>
           </w:p>
           <w:p>
@@ -18643,7 +18643,7 @@
             <w:pPr>
               <w:spacing w:after="20" w:before="0"/>
             </w:pPr>
-            <w:hyperlink w:history="1" r:id="rIde1v4qqlztc8nrpxb5natr">
+            <w:hyperlink w:history="1" r:id="rIdnlmmclbdlma8_vy1v91zk">
               <w:r>
                 <w:rPr>
                   <w:rFonts w:ascii="Arial" w:cs="Arial" w:eastAsia="Arial" w:hAnsi="Arial"/>
@@ -18676,7 +18676,7 @@
               <w:spacing w:after="10" w:before="0"/>
               <w:ind w:left="120"/>
             </w:pPr>
-            <w:hyperlink w:history="1" r:id="rId9ivg3ilebxplsre0xxk92">
+            <w:hyperlink w:history="1" r:id="rIdzmfkrumv77gop8i_q3nb6">
               <w:r>
                 <w:rPr>
                   <w:rFonts w:ascii="Arial" w:cs="Arial" w:eastAsia="Arial" w:hAnsi="Arial"/>
@@ -18721,7 +18721,7 @@
             <w:pPr>
               <w:spacing w:after="20" w:before="0"/>
             </w:pPr>
-            <w:hyperlink w:history="1" r:id="rIdiiunc60s2r3dpf5p4rucd">
+            <w:hyperlink w:history="1" r:id="rIdf3sdlkohjjemfdsw1egxa">
               <w:r>
                 <w:rPr>
                   <w:rFonts w:ascii="Arial" w:cs="Arial" w:eastAsia="Arial" w:hAnsi="Arial"/>
@@ -18754,7 +18754,7 @@
               <w:spacing w:after="10" w:before="0"/>
               <w:ind w:left="120"/>
             </w:pPr>
-            <w:hyperlink w:history="1" r:id="rIdmxjqdbtpyhgfiucdnustu">
+            <w:hyperlink w:history="1" r:id="rIdqzsfub5q4ldpqz7jwk8qp">
               <w:r>
                 <w:rPr>
                   <w:rFonts w:ascii="Arial" w:cs="Arial" w:eastAsia="Arial" w:hAnsi="Arial"/>
@@ -18901,32 +18901,32 @@
         <w:tc>
           <w:tcPr>
             <w:tcW w:type="dxa" w:w="1520"/>
-            <w:shd w:fill="F2F2F2" w:color="auto" w:val="clear"/>
-            <w:tcMar>
-              <w:top w:type="dxa" w:w="60"/>
-              <w:left w:type="dxa" w:w="120"/>
-              <w:bottom w:type="dxa" w:w="60"/>
-              <w:right w:type="dxa" w:w="120"/>
-            </w:tcMar>
-            <w:vAlign w:val="top"/>
-          </w:tcPr>
-          <w:p>
-            <w:pPr>
-              <w:spacing w:after="40" w:before="0"/>
-              <w:jc w:val="left"/>
-            </w:pPr>
-            <w:r>
-              <w:rPr>
-                <w:rFonts w:ascii="Arial" w:cs="Arial" w:eastAsia="Arial" w:hAnsi="Arial"/>
-                <w:b/>
-                <w:bCs/>
-                <w:i w:val="false"/>
-                <w:iCs w:val="false"/>
-                <w:color w:val="000000"/>
-                <w:sz w:val="18"/>
-                <w:szCs w:val="18"/>
-              </w:rPr>
-              <w:t xml:space="preserve">Phase 3 — EXPLAIN: Building Causal Explanations from Class Data</w:t>
+            <w:shd w:fill="E2EFDA" w:color="auto" w:val="clear"/>
+            <w:tcMar>
+              <w:top w:type="dxa" w:w="60"/>
+              <w:left w:type="dxa" w:w="120"/>
+              <w:bottom w:type="dxa" w:w="60"/>
+              <w:right w:type="dxa" w:w="120"/>
+            </w:tcMar>
+            <w:vAlign w:val="top"/>
+          </w:tcPr>
+          <w:p>
+            <w:pPr>
+              <w:spacing w:after="40" w:before="0"/>
+              <w:jc w:val="left"/>
+            </w:pPr>
+            <w:r>
+              <w:rPr>
+                <w:rFonts w:ascii="Arial" w:cs="Arial" w:eastAsia="Arial" w:hAnsi="Arial"/>
+                <w:b/>
+                <w:bCs/>
+                <w:i w:val="false"/>
+                <w:iCs w:val="false"/>
+                <w:color w:val="000000"/>
+                <w:sz w:val="18"/>
+                <w:szCs w:val="18"/>
+              </w:rPr>
+              <w:t xml:space="preserve">Explain Phase</w:t>
             </w:r>
           </w:p>
           <w:p>
@@ -18949,7 +18949,7 @@
             <w:pPr>
               <w:spacing w:after="20" w:before="0"/>
             </w:pPr>
-            <w:hyperlink w:history="1" r:id="rIdgsqof35s-lleogwld1vwp">
+            <w:hyperlink w:history="1" r:id="rIdv5pk4mt4fnuv_r6qvf32z">
               <w:r>
                 <w:rPr>
                   <w:rFonts w:ascii="Arial" w:cs="Arial" w:eastAsia="Arial" w:hAnsi="Arial"/>
@@ -18982,7 +18982,7 @@
               <w:spacing w:after="10" w:before="0"/>
               <w:ind w:left="120"/>
             </w:pPr>
-            <w:hyperlink w:history="1" r:id="rId0j3_r5lmrptpzgnvybvfu">
+            <w:hyperlink w:history="1" r:id="rIdq0utvppffvewh83y_z5jc">
               <w:r>
                 <w:rPr>
                   <w:rFonts w:ascii="Arial" w:cs="Arial" w:eastAsia="Arial" w:hAnsi="Arial"/>
@@ -19027,7 +19027,7 @@
             <w:pPr>
               <w:spacing w:after="20" w:before="0"/>
             </w:pPr>
-            <w:hyperlink w:history="1" r:id="rIdpwoq6ofi-paznbq6p38sw">
+            <w:hyperlink w:history="1" r:id="rId36a-ksc6lguklj3tpy-0q">
               <w:r>
                 <w:rPr>
                   <w:rFonts w:ascii="Arial" w:cs="Arial" w:eastAsia="Arial" w:hAnsi="Arial"/>
@@ -19060,7 +19060,7 @@
               <w:spacing w:after="10" w:before="0"/>
               <w:ind w:left="120"/>
             </w:pPr>
-            <w:hyperlink w:history="1" r:id="rIdnpwpu7cuavrqligxxucw9">
+            <w:hyperlink w:history="1" r:id="rIdumhw0gappnhiqmvp6oudp">
               <w:r>
                 <w:rPr>
                   <w:rFonts w:ascii="Arial" w:cs="Arial" w:eastAsia="Arial" w:hAnsi="Arial"/>
@@ -19207,32 +19207,32 @@
         <w:tc>
           <w:tcPr>
             <w:tcW w:type="dxa" w:w="1520"/>
-            <w:shd w:fill="F2F2F2" w:color="auto" w:val="clear"/>
-            <w:tcMar>
-              <w:top w:type="dxa" w:w="60"/>
-              <w:left w:type="dxa" w:w="120"/>
-              <w:bottom w:type="dxa" w:w="60"/>
-              <w:right w:type="dxa" w:w="120"/>
-            </w:tcMar>
-            <w:vAlign w:val="top"/>
-          </w:tcPr>
-          <w:p>
-            <w:pPr>
-              <w:spacing w:after="40" w:before="0"/>
-              <w:jc w:val="left"/>
-            </w:pPr>
-            <w:r>
-              <w:rPr>
-                <w:rFonts w:ascii="Arial" w:cs="Arial" w:eastAsia="Arial" w:hAnsi="Arial"/>
-                <w:b/>
-                <w:bCs/>
-                <w:i w:val="false"/>
-                <w:iCs w:val="false"/>
-                <w:color w:val="000000"/>
-                <w:sz w:val="18"/>
-                <w:szCs w:val="18"/>
-              </w:rPr>
-              <w:t xml:space="preserve">Phase 4 — DRIVING QUESTION BOARD (DQB) UPDATE: Tracking Our Growing Understanding</w:t>
+            <w:shd w:fill="FCE4D6" w:color="auto" w:val="clear"/>
+            <w:tcMar>
+              <w:top w:type="dxa" w:w="60"/>
+              <w:left w:type="dxa" w:w="120"/>
+              <w:bottom w:type="dxa" w:w="60"/>
+              <w:right w:type="dxa" w:w="120"/>
+            </w:tcMar>
+            <w:vAlign w:val="top"/>
+          </w:tcPr>
+          <w:p>
+            <w:pPr>
+              <w:spacing w:after="40" w:before="0"/>
+              <w:jc w:val="left"/>
+            </w:pPr>
+            <w:r>
+              <w:rPr>
+                <w:rFonts w:ascii="Arial" w:cs="Arial" w:eastAsia="Arial" w:hAnsi="Arial"/>
+                <w:b/>
+                <w:bCs/>
+                <w:i w:val="false"/>
+                <w:iCs w:val="false"/>
+                <w:color w:val="000000"/>
+                <w:sz w:val="18"/>
+                <w:szCs w:val="18"/>
+              </w:rPr>
+              <w:t xml:space="preserve">Driving Question Board (DQB) Creation</w:t>
             </w:r>
           </w:p>
           <w:p>
@@ -19255,7 +19255,7 @@
             <w:pPr>
               <w:spacing w:after="20" w:before="0"/>
             </w:pPr>
-            <w:hyperlink w:history="1" r:id="rIdxqfedg_4uy3zxehq2j1uq">
+            <w:hyperlink w:history="1" r:id="rIdf_toqjj3cfd_hi5fwhpmc">
               <w:r>
                 <w:rPr>
                   <w:rFonts w:ascii="Arial" w:cs="Arial" w:eastAsia="Arial" w:hAnsi="Arial"/>
@@ -19288,7 +19288,7 @@
               <w:spacing w:after="10" w:before="0"/>
               <w:ind w:left="120"/>
             </w:pPr>
-            <w:hyperlink w:history="1" r:id="rId5kh8ulyojfzn9q2gbrc7h">
+            <w:hyperlink w:history="1" r:id="rIdsev0zavsx7c4lbmka6vpt">
               <w:r>
                 <w:rPr>
                   <w:rFonts w:ascii="Arial" w:cs="Arial" w:eastAsia="Arial" w:hAnsi="Arial"/>
@@ -19333,7 +19333,7 @@
             <w:pPr>
               <w:spacing w:after="20" w:before="0"/>
             </w:pPr>
-            <w:hyperlink w:history="1" r:id="rIdwrqcf-yrukchltrnd-npw">
+            <w:hyperlink w:history="1" r:id="rIdtght0pjjsg2cf_-v6iyqd">
               <w:r>
                 <w:rPr>
                   <w:rFonts w:ascii="Arial" w:cs="Arial" w:eastAsia="Arial" w:hAnsi="Arial"/>
@@ -19366,7 +19366,7 @@
               <w:spacing w:after="10" w:before="0"/>
               <w:ind w:left="120"/>
             </w:pPr>
-            <w:hyperlink w:history="1" r:id="rIdoxgftgbrwbnk3jbnbkyo8">
+            <w:hyperlink w:history="1" r:id="rIdcgwvccfusu_nn-nrhscm9">
               <w:r>
                 <w:rPr>
                   <w:rFonts w:ascii="Arial" w:cs="Arial" w:eastAsia="Arial" w:hAnsi="Arial"/>
@@ -19513,32 +19513,32 @@
         <w:tc>
           <w:tcPr>
             <w:tcW w:type="dxa" w:w="1520"/>
-            <w:shd w:fill="F2F2F2" w:color="auto" w:val="clear"/>
-            <w:tcMar>
-              <w:top w:type="dxa" w:w="60"/>
-              <w:left w:type="dxa" w:w="120"/>
-              <w:bottom w:type="dxa" w:w="60"/>
-              <w:right w:type="dxa" w:w="120"/>
-            </w:tcMar>
-            <w:vAlign w:val="top"/>
-          </w:tcPr>
-          <w:p>
-            <w:pPr>
-              <w:spacing w:after="40" w:before="0"/>
-              <w:jc w:val="left"/>
-            </w:pPr>
-            <w:r>
-              <w:rPr>
-                <w:rFonts w:ascii="Arial" w:cs="Arial" w:eastAsia="Arial" w:hAnsi="Arial"/>
-                <w:b/>
-                <w:bCs/>
-                <w:i w:val="false"/>
-                <w:iCs w:val="false"/>
-                <w:color w:val="000000"/>
-                <w:sz w:val="18"/>
-                <w:szCs w:val="18"/>
-              </w:rPr>
-              <w:t xml:space="preserve">Phase 5 — MODEL BUILDING: Revising the Uji Thermos Model</w:t>
+            <w:shd w:fill="D5E8F0" w:color="auto" w:val="clear"/>
+            <w:tcMar>
+              <w:top w:type="dxa" w:w="60"/>
+              <w:left w:type="dxa" w:w="120"/>
+              <w:bottom w:type="dxa" w:w="60"/>
+              <w:right w:type="dxa" w:w="120"/>
+            </w:tcMar>
+            <w:vAlign w:val="top"/>
+          </w:tcPr>
+          <w:p>
+            <w:pPr>
+              <w:spacing w:after="40" w:before="0"/>
+              <w:jc w:val="left"/>
+            </w:pPr>
+            <w:r>
+              <w:rPr>
+                <w:rFonts w:ascii="Arial" w:cs="Arial" w:eastAsia="Arial" w:hAnsi="Arial"/>
+                <w:b/>
+                <w:bCs/>
+                <w:i w:val="false"/>
+                <w:iCs w:val="false"/>
+                <w:color w:val="000000"/>
+                <w:sz w:val="18"/>
+                <w:szCs w:val="18"/>
+              </w:rPr>
+              <w:t xml:space="preserve">Model Building Phase</w:t>
             </w:r>
           </w:p>
           <w:p>
@@ -19561,7 +19561,7 @@
             <w:pPr>
               <w:spacing w:after="20" w:before="0"/>
             </w:pPr>
-            <w:hyperlink w:history="1" r:id="rIduklyatnemid9hganulwwt">
+            <w:hyperlink w:history="1" r:id="rIdrcvjtqmhto0rxwhaugxy2">
               <w:r>
                 <w:rPr>
                   <w:rFonts w:ascii="Arial" w:cs="Arial" w:eastAsia="Arial" w:hAnsi="Arial"/>
@@ -19594,7 +19594,7 @@
               <w:spacing w:after="10" w:before="0"/>
               <w:ind w:left="120"/>
             </w:pPr>
-            <w:hyperlink w:history="1" r:id="rIdeocnyoh78m2d9vh9pm-78">
+            <w:hyperlink w:history="1" r:id="rIdhuzl97srd-rwczu9z4kn-">
               <w:r>
                 <w:rPr>
                   <w:rFonts w:ascii="Arial" w:cs="Arial" w:eastAsia="Arial" w:hAnsi="Arial"/>
@@ -19639,7 +19639,7 @@
             <w:pPr>
               <w:spacing w:after="20" w:before="0"/>
             </w:pPr>
-            <w:hyperlink w:history="1" r:id="rIdjyu4_vrqr1ubv8chkiz6x">
+            <w:hyperlink w:history="1" r:id="rIdtdu1ovqubl07dnymqq_kw">
               <w:r>
                 <w:rPr>
                   <w:rFonts w:ascii="Arial" w:cs="Arial" w:eastAsia="Arial" w:hAnsi="Arial"/>
@@ -19672,7 +19672,7 @@
               <w:spacing w:after="10" w:before="0"/>
               <w:ind w:left="120"/>
             </w:pPr>
-            <w:hyperlink w:history="1" r:id="rIdycdvgr97gvywsmephermt">
+            <w:hyperlink w:history="1" r:id="rIdwcncgufnljkydylahgdps">
               <w:r>
                 <w:rPr>
                   <w:rFonts w:ascii="Arial" w:cs="Arial" w:eastAsia="Arial" w:hAnsi="Arial"/>
@@ -21111,32 +21111,32 @@
         <w:tc>
           <w:tcPr>
             <w:tcW w:type="dxa" w:w="1520"/>
-            <w:shd w:fill="F2F2F2" w:color="auto" w:val="clear"/>
-            <w:tcMar>
-              <w:top w:type="dxa" w:w="60"/>
-              <w:left w:type="dxa" w:w="120"/>
-              <w:bottom w:type="dxa" w:w="60"/>
-              <w:right w:type="dxa" w:w="120"/>
-            </w:tcMar>
-            <w:vAlign w:val="top"/>
-          </w:tcPr>
-          <w:p>
-            <w:pPr>
-              <w:spacing w:after="40" w:before="0"/>
-              <w:jc w:val="left"/>
-            </w:pPr>
-            <w:r>
-              <w:rPr>
-                <w:rFonts w:ascii="Arial" w:cs="Arial" w:eastAsia="Arial" w:hAnsi="Arial"/>
-                <w:b/>
-                <w:bCs/>
-                <w:i w:val="false"/>
-                <w:iCs w:val="false"/>
-                <w:color w:val="000000"/>
-                <w:sz w:val="18"/>
-                <w:szCs w:val="18"/>
-              </w:rPr>
-              <w:t xml:space="preserve">1 — PREDICT: What Questions Have We Actually Answered?</w:t>
+            <w:shd w:fill="EAD1F5" w:color="auto" w:val="clear"/>
+            <w:tcMar>
+              <w:top w:type="dxa" w:w="60"/>
+              <w:left w:type="dxa" w:w="120"/>
+              <w:bottom w:type="dxa" w:w="60"/>
+              <w:right w:type="dxa" w:w="120"/>
+            </w:tcMar>
+            <w:vAlign w:val="top"/>
+          </w:tcPr>
+          <w:p>
+            <w:pPr>
+              <w:spacing w:after="40" w:before="0"/>
+              <w:jc w:val="left"/>
+            </w:pPr>
+            <w:r>
+              <w:rPr>
+                <w:rFonts w:ascii="Arial" w:cs="Arial" w:eastAsia="Arial" w:hAnsi="Arial"/>
+                <w:b/>
+                <w:bCs/>
+                <w:i w:val="false"/>
+                <w:iCs w:val="false"/>
+                <w:color w:val="000000"/>
+                <w:sz w:val="18"/>
+                <w:szCs w:val="18"/>
+              </w:rPr>
+              <w:t xml:space="preserve">Predict Phase</w:t>
             </w:r>
           </w:p>
           <w:p>
@@ -21159,7 +21159,7 @@
             <w:pPr>
               <w:spacing w:after="20" w:before="0"/>
             </w:pPr>
-            <w:hyperlink w:history="1" r:id="rIdnoehlhm7yxbpegmhe8wst">
+            <w:hyperlink w:history="1" r:id="rIdgjowkpdi-pcxgu-yc5enh">
               <w:r>
                 <w:rPr>
                   <w:rFonts w:ascii="Arial" w:cs="Arial" w:eastAsia="Arial" w:hAnsi="Arial"/>
@@ -21192,7 +21192,7 @@
               <w:spacing w:after="10" w:before="0"/>
               <w:ind w:left="120"/>
             </w:pPr>
-            <w:hyperlink w:history="1" r:id="rIdqswxpe6fvzhtn2zzpnnna">
+            <w:hyperlink w:history="1" r:id="rId31sanxli35jqckc3kk7k4">
               <w:r>
                 <w:rPr>
                   <w:rFonts w:ascii="Arial" w:cs="Arial" w:eastAsia="Arial" w:hAnsi="Arial"/>
@@ -21237,7 +21237,7 @@
             <w:pPr>
               <w:spacing w:after="20" w:before="0"/>
             </w:pPr>
-            <w:hyperlink w:history="1" r:id="rIdl0seln6mimitls-gvrbbd">
+            <w:hyperlink w:history="1" r:id="rIdyx14vfmhlti0duhtcg7t9">
               <w:r>
                 <w:rPr>
                   <w:rFonts w:ascii="Arial" w:cs="Arial" w:eastAsia="Arial" w:hAnsi="Arial"/>
@@ -21270,7 +21270,7 @@
               <w:spacing w:after="10" w:before="0"/>
               <w:ind w:left="120"/>
             </w:pPr>
-            <w:hyperlink w:history="1" r:id="rIdbioj3o4ol5vwjwirw7pt1">
+            <w:hyperlink w:history="1" r:id="rIdw7cl1gyscbu4w_qflbgra">
               <w:r>
                 <w:rPr>
                   <w:rFonts w:ascii="Arial" w:cs="Arial" w:eastAsia="Arial" w:hAnsi="Arial"/>
@@ -21417,32 +21417,32 @@
         <w:tc>
           <w:tcPr>
             <w:tcW w:type="dxa" w:w="1520"/>
-            <w:shd w:fill="F2F2F2" w:color="auto" w:val="clear"/>
-            <w:tcMar>
-              <w:top w:type="dxa" w:w="60"/>
-              <w:left w:type="dxa" w:w="120"/>
-              <w:bottom w:type="dxa" w:w="60"/>
-              <w:right w:type="dxa" w:w="120"/>
-            </w:tcMar>
-            <w:vAlign w:val="top"/>
-          </w:tcPr>
-          <w:p>
-            <w:pPr>
-              <w:spacing w:after="40" w:before="0"/>
-              <w:jc w:val="left"/>
-            </w:pPr>
-            <w:r>
-              <w:rPr>
-                <w:rFonts w:ascii="Arial" w:cs="Arial" w:eastAsia="Arial" w:hAnsi="Arial"/>
-                <w:b/>
-                <w:bCs/>
-                <w:i w:val="false"/>
-                <w:iCs w:val="false"/>
-                <w:color w:val="000000"/>
-                <w:sz w:val="18"/>
-                <w:szCs w:val="18"/>
-              </w:rPr>
-              <w:t xml:space="preserve">2 — OBSERVE: DQB Gallery Walk &amp; Evidence Audit</w:t>
+            <w:shd w:fill="D9EEF1" w:color="auto" w:val="clear"/>
+            <w:tcMar>
+              <w:top w:type="dxa" w:w="60"/>
+              <w:left w:type="dxa" w:w="120"/>
+              <w:bottom w:type="dxa" w:w="60"/>
+              <w:right w:type="dxa" w:w="120"/>
+            </w:tcMar>
+            <w:vAlign w:val="top"/>
+          </w:tcPr>
+          <w:p>
+            <w:pPr>
+              <w:spacing w:after="40" w:before="0"/>
+              <w:jc w:val="left"/>
+            </w:pPr>
+            <w:r>
+              <w:rPr>
+                <w:rFonts w:ascii="Arial" w:cs="Arial" w:eastAsia="Arial" w:hAnsi="Arial"/>
+                <w:b/>
+                <w:bCs/>
+                <w:i w:val="false"/>
+                <w:iCs w:val="false"/>
+                <w:color w:val="000000"/>
+                <w:sz w:val="18"/>
+                <w:szCs w:val="18"/>
+              </w:rPr>
+              <w:t xml:space="preserve">Observe Phase</w:t>
             </w:r>
           </w:p>
           <w:p>
@@ -21465,7 +21465,7 @@
             <w:pPr>
               <w:spacing w:after="20" w:before="0"/>
             </w:pPr>
-            <w:hyperlink w:history="1" r:id="rIdfvmaxvf1wnhqg-xei1nnx">
+            <w:hyperlink w:history="1" r:id="rIdkow0nty_q_tk4je8kvbzn">
               <w:r>
                 <w:rPr>
                   <w:rFonts w:ascii="Arial" w:cs="Arial" w:eastAsia="Arial" w:hAnsi="Arial"/>
@@ -21498,7 +21498,7 @@
               <w:spacing w:after="10" w:before="0"/>
               <w:ind w:left="120"/>
             </w:pPr>
-            <w:hyperlink w:history="1" r:id="rIdgrdclfmjnyjzspqxcydpa">
+            <w:hyperlink w:history="1" r:id="rId_pxnbuffrkkouffvyzfxy">
               <w:r>
                 <w:rPr>
                   <w:rFonts w:ascii="Arial" w:cs="Arial" w:eastAsia="Arial" w:hAnsi="Arial"/>
@@ -21543,7 +21543,7 @@
             <w:pPr>
               <w:spacing w:after="20" w:before="0"/>
             </w:pPr>
-            <w:hyperlink w:history="1" r:id="rIdwwcj1vxwztmiuvrubafjp">
+            <w:hyperlink w:history="1" r:id="rIdqhf3acbty4brj7urs2wty">
               <w:r>
                 <w:rPr>
                   <w:rFonts w:ascii="Arial" w:cs="Arial" w:eastAsia="Arial" w:hAnsi="Arial"/>
@@ -21576,7 +21576,7 @@
               <w:spacing w:after="10" w:before="0"/>
               <w:ind w:left="120"/>
             </w:pPr>
-            <w:hyperlink w:history="1" r:id="rIdmsizw5qz7wmoztylroc8-">
+            <w:hyperlink w:history="1" r:id="rIdm_ft-u6ngobjzwokfqv5j">
               <w:r>
                 <w:rPr>
                   <w:rFonts w:ascii="Arial" w:cs="Arial" w:eastAsia="Arial" w:hAnsi="Arial"/>
@@ -21723,32 +21723,32 @@
         <w:tc>
           <w:tcPr>
             <w:tcW w:type="dxa" w:w="1520"/>
-            <w:shd w:fill="F2F2F2" w:color="auto" w:val="clear"/>
-            <w:tcMar>
-              <w:top w:type="dxa" w:w="60"/>
-              <w:left w:type="dxa" w:w="120"/>
-              <w:bottom w:type="dxa" w:w="60"/>
-              <w:right w:type="dxa" w:w="120"/>
-            </w:tcMar>
-            <w:vAlign w:val="top"/>
-          </w:tcPr>
-          <w:p>
-            <w:pPr>
-              <w:spacing w:after="40" w:before="0"/>
-              <w:jc w:val="left"/>
-            </w:pPr>
-            <w:r>
-              <w:rPr>
-                <w:rFonts w:ascii="Arial" w:cs="Arial" w:eastAsia="Arial" w:hAnsi="Arial"/>
-                <w:b/>
-                <w:bCs/>
-                <w:i w:val="false"/>
-                <w:iCs w:val="false"/>
-                <w:color w:val="000000"/>
-                <w:sz w:val="18"/>
-                <w:szCs w:val="18"/>
-              </w:rPr>
-              <w:t xml:space="preserve">3 — EXPLAIN: Research &amp; Presentation — Economic Importance of Anaerobic Respiration in Kenya</w:t>
+            <w:shd w:fill="E2EFDA" w:color="auto" w:val="clear"/>
+            <w:tcMar>
+              <w:top w:type="dxa" w:w="60"/>
+              <w:left w:type="dxa" w:w="120"/>
+              <w:bottom w:type="dxa" w:w="60"/>
+              <w:right w:type="dxa" w:w="120"/>
+            </w:tcMar>
+            <w:vAlign w:val="top"/>
+          </w:tcPr>
+          <w:p>
+            <w:pPr>
+              <w:spacing w:after="40" w:before="0"/>
+              <w:jc w:val="left"/>
+            </w:pPr>
+            <w:r>
+              <w:rPr>
+                <w:rFonts w:ascii="Arial" w:cs="Arial" w:eastAsia="Arial" w:hAnsi="Arial"/>
+                <w:b/>
+                <w:bCs/>
+                <w:i w:val="false"/>
+                <w:iCs w:val="false"/>
+                <w:color w:val="000000"/>
+                <w:sz w:val="18"/>
+                <w:szCs w:val="18"/>
+              </w:rPr>
+              <w:t xml:space="preserve">Explain Phase</w:t>
             </w:r>
           </w:p>
           <w:p>
@@ -21771,7 +21771,7 @@
             <w:pPr>
               <w:spacing w:after="20" w:before="0"/>
             </w:pPr>
-            <w:hyperlink w:history="1" r:id="rIdysjstxz_vo0jqwk9pju0x">
+            <w:hyperlink w:history="1" r:id="rId_7sgjxq4elmelcbz5qdre">
               <w:r>
                 <w:rPr>
                   <w:rFonts w:ascii="Arial" w:cs="Arial" w:eastAsia="Arial" w:hAnsi="Arial"/>
@@ -21804,7 +21804,7 @@
               <w:spacing w:after="10" w:before="0"/>
               <w:ind w:left="120"/>
             </w:pPr>
-            <w:hyperlink w:history="1" r:id="rIdxirxxe4edrfjstalurimc">
+            <w:hyperlink w:history="1" r:id="rIdgqlwy4_bunyouoehhsyrj">
               <w:r>
                 <w:rPr>
                   <w:rFonts w:ascii="Arial" w:cs="Arial" w:eastAsia="Arial" w:hAnsi="Arial"/>
@@ -21849,7 +21849,7 @@
             <w:pPr>
               <w:spacing w:after="20" w:before="0"/>
             </w:pPr>
-            <w:hyperlink w:history="1" r:id="rIdavyrdcxvu3elekdrmx_ay">
+            <w:hyperlink w:history="1" r:id="rIdcqpcw5zbeqh9eevngakel">
               <w:r>
                 <w:rPr>
                   <w:rFonts w:ascii="Arial" w:cs="Arial" w:eastAsia="Arial" w:hAnsi="Arial"/>
@@ -21882,7 +21882,7 @@
               <w:spacing w:after="10" w:before="0"/>
               <w:ind w:left="120"/>
             </w:pPr>
-            <w:hyperlink w:history="1" r:id="rIdsonwuhyptcox2ebz_jjde">
+            <w:hyperlink w:history="1" r:id="rIdrsgc6zzcbsylxcju76z_m">
               <w:r>
                 <w:rPr>
                   <w:rFonts w:ascii="Arial" w:cs="Arial" w:eastAsia="Arial" w:hAnsi="Arial"/>
@@ -22029,32 +22029,32 @@
         <w:tc>
           <w:tcPr>
             <w:tcW w:type="dxa" w:w="1520"/>
-            <w:shd w:fill="F2F2F2" w:color="auto" w:val="clear"/>
-            <w:tcMar>
-              <w:top w:type="dxa" w:w="60"/>
-              <w:left w:type="dxa" w:w="120"/>
-              <w:bottom w:type="dxa" w:w="60"/>
-              <w:right w:type="dxa" w:w="120"/>
-            </w:tcMar>
-            <w:vAlign w:val="top"/>
-          </w:tcPr>
-          <w:p>
-            <w:pPr>
-              <w:spacing w:after="40" w:before="0"/>
-              <w:jc w:val="left"/>
-            </w:pPr>
-            <w:r>
-              <w:rPr>
-                <w:rFonts w:ascii="Arial" w:cs="Arial" w:eastAsia="Arial" w:hAnsi="Arial"/>
-                <w:b/>
-                <w:bCs/>
-                <w:i w:val="false"/>
-                <w:iCs w:val="false"/>
-                <w:color w:val="000000"/>
-                <w:sz w:val="18"/>
-                <w:szCs w:val="18"/>
-              </w:rPr>
-              <w:t xml:space="preserve">4 — DRIVING QUESTION BOARD REVISION: Updating Understanding</w:t>
+            <w:shd w:fill="FCE4D6" w:color="auto" w:val="clear"/>
+            <w:tcMar>
+              <w:top w:type="dxa" w:w="60"/>
+              <w:left w:type="dxa" w:w="120"/>
+              <w:bottom w:type="dxa" w:w="60"/>
+              <w:right w:type="dxa" w:w="120"/>
+            </w:tcMar>
+            <w:vAlign w:val="top"/>
+          </w:tcPr>
+          <w:p>
+            <w:pPr>
+              <w:spacing w:after="40" w:before="0"/>
+              <w:jc w:val="left"/>
+            </w:pPr>
+            <w:r>
+              <w:rPr>
+                <w:rFonts w:ascii="Arial" w:cs="Arial" w:eastAsia="Arial" w:hAnsi="Arial"/>
+                <w:b/>
+                <w:bCs/>
+                <w:i w:val="false"/>
+                <w:iCs w:val="false"/>
+                <w:color w:val="000000"/>
+                <w:sz w:val="18"/>
+                <w:szCs w:val="18"/>
+              </w:rPr>
+              <w:t xml:space="preserve">Driving Question Board (DQB) Creation</w:t>
             </w:r>
           </w:p>
           <w:p>
@@ -22077,7 +22077,7 @@
             <w:pPr>
               <w:spacing w:after="20" w:before="0"/>
             </w:pPr>
-            <w:hyperlink w:history="1" r:id="rId7ucvxre2yjhok1ozcz9vg">
+            <w:hyperlink w:history="1" r:id="rIdy72qbrg62ce_dvvsafopd">
               <w:r>
                 <w:rPr>
                   <w:rFonts w:ascii="Arial" w:cs="Arial" w:eastAsia="Arial" w:hAnsi="Arial"/>
@@ -22110,7 +22110,7 @@
               <w:spacing w:after="10" w:before="0"/>
               <w:ind w:left="120"/>
             </w:pPr>
-            <w:hyperlink w:history="1" r:id="rIdvghf-devz6tdcjfp7g4lk">
+            <w:hyperlink w:history="1" r:id="rIddye7yvqz7ftqcumpv6qlz">
               <w:r>
                 <w:rPr>
                   <w:rFonts w:ascii="Arial" w:cs="Arial" w:eastAsia="Arial" w:hAnsi="Arial"/>
@@ -22155,7 +22155,7 @@
             <w:pPr>
               <w:spacing w:after="20" w:before="0"/>
             </w:pPr>
-            <w:hyperlink w:history="1" r:id="rIdetozgg7rzbdqgi4byd-k4">
+            <w:hyperlink w:history="1" r:id="rIdjuqnlookruj7sns1ql8u_">
               <w:r>
                 <w:rPr>
                   <w:rFonts w:ascii="Arial" w:cs="Arial" w:eastAsia="Arial" w:hAnsi="Arial"/>
@@ -22188,7 +22188,7 @@
               <w:spacing w:after="10" w:before="0"/>
               <w:ind w:left="120"/>
             </w:pPr>
-            <w:hyperlink w:history="1" r:id="rId9w4e3_0-8om4xj7jrejie">
+            <w:hyperlink w:history="1" r:id="rIddefrv8cmg8mj3zc06x5ze">
               <w:r>
                 <w:rPr>
                   <w:rFonts w:ascii="Arial" w:cs="Arial" w:eastAsia="Arial" w:hAnsi="Arial"/>
@@ -22335,32 +22335,32 @@
         <w:tc>
           <w:tcPr>
             <w:tcW w:type="dxa" w:w="1520"/>
-            <w:shd w:fill="F2F2F2" w:color="auto" w:val="clear"/>
-            <w:tcMar>
-              <w:top w:type="dxa" w:w="60"/>
-              <w:left w:type="dxa" w:w="120"/>
-              <w:bottom w:type="dxa" w:w="60"/>
-              <w:right w:type="dxa" w:w="120"/>
-            </w:tcMar>
-            <w:vAlign w:val="top"/>
-          </w:tcPr>
-          <w:p>
-            <w:pPr>
-              <w:spacing w:after="40" w:before="0"/>
-              <w:jc w:val="left"/>
-            </w:pPr>
-            <w:r>
-              <w:rPr>
-                <w:rFonts w:ascii="Arial" w:cs="Arial" w:eastAsia="Arial" w:hAnsi="Arial"/>
-                <w:b/>
-                <w:bCs/>
-                <w:i w:val="false"/>
-                <w:iCs w:val="false"/>
-                <w:color w:val="000000"/>
-                <w:sz w:val="18"/>
-                <w:szCs w:val="18"/>
-              </w:rPr>
-              <w:t xml:space="preserve">5 — MODEL BUILDING: Adding the Economic Output Layer</w:t>
+            <w:shd w:fill="D5E8F0" w:color="auto" w:val="clear"/>
+            <w:tcMar>
+              <w:top w:type="dxa" w:w="60"/>
+              <w:left w:type="dxa" w:w="120"/>
+              <w:bottom w:type="dxa" w:w="60"/>
+              <w:right w:type="dxa" w:w="120"/>
+            </w:tcMar>
+            <w:vAlign w:val="top"/>
+          </w:tcPr>
+          <w:p>
+            <w:pPr>
+              <w:spacing w:after="40" w:before="0"/>
+              <w:jc w:val="left"/>
+            </w:pPr>
+            <w:r>
+              <w:rPr>
+                <w:rFonts w:ascii="Arial" w:cs="Arial" w:eastAsia="Arial" w:hAnsi="Arial"/>
+                <w:b/>
+                <w:bCs/>
+                <w:i w:val="false"/>
+                <w:iCs w:val="false"/>
+                <w:color w:val="000000"/>
+                <w:sz w:val="18"/>
+                <w:szCs w:val="18"/>
+              </w:rPr>
+              <w:t xml:space="preserve">Model Building Phase</w:t>
             </w:r>
           </w:p>
           <w:p>
@@ -22383,7 +22383,7 @@
             <w:pPr>
               <w:spacing w:after="20" w:before="0"/>
             </w:pPr>
-            <w:hyperlink w:history="1" r:id="rIdsp8qx0nshgih3m1ttfak1">
+            <w:hyperlink w:history="1" r:id="rIdtk_elqqoyhkz8jo2frdqp">
               <w:r>
                 <w:rPr>
                   <w:rFonts w:ascii="Arial" w:cs="Arial" w:eastAsia="Arial" w:hAnsi="Arial"/>
@@ -22416,7 +22416,7 @@
               <w:spacing w:after="10" w:before="0"/>
               <w:ind w:left="120"/>
             </w:pPr>
-            <w:hyperlink w:history="1" r:id="rIdbuv4tqwrq34vkjxtjuj8r">
+            <w:hyperlink w:history="1" r:id="rId6enggsh-8d6jkmckdjkr5">
               <w:r>
                 <w:rPr>
                   <w:rFonts w:ascii="Arial" w:cs="Arial" w:eastAsia="Arial" w:hAnsi="Arial"/>
@@ -22461,7 +22461,7 @@
             <w:pPr>
               <w:spacing w:after="20" w:before="0"/>
             </w:pPr>
-            <w:hyperlink w:history="1" r:id="rIdvm4uz3pacjco8xumkkeh2">
+            <w:hyperlink w:history="1" r:id="rIdnw4iff9xwjucbm_wbdvbo">
               <w:r>
                 <w:rPr>
                   <w:rFonts w:ascii="Arial" w:cs="Arial" w:eastAsia="Arial" w:hAnsi="Arial"/>
@@ -22494,7 +22494,7 @@
               <w:spacing w:after="10" w:before="0"/>
               <w:ind w:left="120"/>
             </w:pPr>
-            <w:hyperlink w:history="1" r:id="rIdf24bljlydelz1lg6iczwk">
+            <w:hyperlink w:history="1" r:id="rIdjfab1vw_h4t1fnwktfen2">
               <w:r>
                 <w:rPr>
                   <w:rFonts w:ascii="Arial" w:cs="Arial" w:eastAsia="Arial" w:hAnsi="Arial"/>
@@ -24047,32 +24047,32 @@
         <w:tc>
           <w:tcPr>
             <w:tcW w:type="dxa" w:w="1520"/>
-            <w:shd w:fill="F2F2F2" w:color="auto" w:val="clear"/>
-            <w:tcMar>
-              <w:top w:type="dxa" w:w="60"/>
-              <w:left w:type="dxa" w:w="120"/>
-              <w:bottom w:type="dxa" w:w="60"/>
-              <w:right w:type="dxa" w:w="120"/>
-            </w:tcMar>
-            <w:vAlign w:val="top"/>
-          </w:tcPr>
-          <w:p>
-            <w:pPr>
-              <w:spacing w:after="40" w:before="0"/>
-              <w:jc w:val="left"/>
-            </w:pPr>
-            <w:r>
-              <w:rPr>
-                <w:rFonts w:ascii="Arial" w:cs="Arial" w:eastAsia="Arial" w:hAnsi="Arial"/>
-                <w:b/>
-                <w:bCs/>
-                <w:i w:val="false"/>
-                <w:iCs w:val="false"/>
-                <w:color w:val="000000"/>
-                <w:sz w:val="18"/>
-                <w:szCs w:val="18"/>
-              </w:rPr>
-              <w:t xml:space="preserve">1 — Predict Phase: Return to the Thermos</w:t>
+            <w:shd w:fill="EAD1F5" w:color="auto" w:val="clear"/>
+            <w:tcMar>
+              <w:top w:type="dxa" w:w="60"/>
+              <w:left w:type="dxa" w:w="120"/>
+              <w:bottom w:type="dxa" w:w="60"/>
+              <w:right w:type="dxa" w:w="120"/>
+            </w:tcMar>
+            <w:vAlign w:val="top"/>
+          </w:tcPr>
+          <w:p>
+            <w:pPr>
+              <w:spacing w:after="40" w:before="0"/>
+              <w:jc w:val="left"/>
+            </w:pPr>
+            <w:r>
+              <w:rPr>
+                <w:rFonts w:ascii="Arial" w:cs="Arial" w:eastAsia="Arial" w:hAnsi="Arial"/>
+                <w:b/>
+                <w:bCs/>
+                <w:i w:val="false"/>
+                <w:iCs w:val="false"/>
+                <w:color w:val="000000"/>
+                <w:sz w:val="18"/>
+                <w:szCs w:val="18"/>
+              </w:rPr>
+              <w:t xml:space="preserve">Predict Phase</w:t>
             </w:r>
           </w:p>
           <w:p>
@@ -24095,7 +24095,7 @@
             <w:pPr>
               <w:spacing w:after="20" w:before="0"/>
             </w:pPr>
-            <w:hyperlink w:history="1" r:id="rId1xaewcy0pqvblwuwtv-m1">
+            <w:hyperlink w:history="1" r:id="rIdivotsxeqsgkvnkwgueb1m">
               <w:r>
                 <w:rPr>
                   <w:rFonts w:ascii="Arial" w:cs="Arial" w:eastAsia="Arial" w:hAnsi="Arial"/>
@@ -24128,7 +24128,7 @@
               <w:spacing w:after="10" w:before="0"/>
               <w:ind w:left="120"/>
             </w:pPr>
-            <w:hyperlink w:history="1" r:id="rIdv3s5xgn1iri3qdwrbptyu">
+            <w:hyperlink w:history="1" r:id="rIdf9ufy9_ji9beddqy-ursa">
               <w:r>
                 <w:rPr>
                   <w:rFonts w:ascii="Arial" w:cs="Arial" w:eastAsia="Arial" w:hAnsi="Arial"/>
@@ -24173,7 +24173,7 @@
             <w:pPr>
               <w:spacing w:after="20" w:before="0"/>
             </w:pPr>
-            <w:hyperlink w:history="1" r:id="rIdj_qbjwj_qypqxnt7iagvu">
+            <w:hyperlink w:history="1" r:id="rId4d3cjlqwxng2i8pz9u-oi">
               <w:r>
                 <w:rPr>
                   <w:rFonts w:ascii="Arial" w:cs="Arial" w:eastAsia="Arial" w:hAnsi="Arial"/>
@@ -24206,7 +24206,7 @@
               <w:spacing w:after="10" w:before="0"/>
               <w:ind w:left="120"/>
             </w:pPr>
-            <w:hyperlink w:history="1" r:id="rIdgxs3nprpwilwqcxlzcrgr">
+            <w:hyperlink w:history="1" r:id="rIdjfecfuxa8tszpvegcc7jo">
               <w:r>
                 <w:rPr>
                   <w:rFonts w:ascii="Arial" w:cs="Arial" w:eastAsia="Arial" w:hAnsi="Arial"/>
@@ -24353,32 +24353,32 @@
         <w:tc>
           <w:tcPr>
             <w:tcW w:type="dxa" w:w="1520"/>
-            <w:shd w:fill="F2F2F2" w:color="auto" w:val="clear"/>
-            <w:tcMar>
-              <w:top w:type="dxa" w:w="60"/>
-              <w:left w:type="dxa" w:w="120"/>
-              <w:bottom w:type="dxa" w:w="60"/>
-              <w:right w:type="dxa" w:w="120"/>
-            </w:tcMar>
-            <w:vAlign w:val="top"/>
-          </w:tcPr>
-          <w:p>
-            <w:pPr>
-              <w:spacing w:after="40" w:before="0"/>
-              <w:jc w:val="left"/>
-            </w:pPr>
-            <w:r>
-              <w:rPr>
-                <w:rFonts w:ascii="Arial" w:cs="Arial" w:eastAsia="Arial" w:hAnsi="Arial"/>
-                <w:b/>
-                <w:bCs/>
-                <w:i w:val="false"/>
-                <w:iCs w:val="false"/>
-                <w:color w:val="000000"/>
-                <w:sz w:val="18"/>
-                <w:szCs w:val="18"/>
-              </w:rPr>
-              <w:t xml:space="preserve">2 — Observe Phase: Project Gallery Walk &amp; Peer Assessment</w:t>
+            <w:shd w:fill="D9EEF1" w:color="auto" w:val="clear"/>
+            <w:tcMar>
+              <w:top w:type="dxa" w:w="60"/>
+              <w:left w:type="dxa" w:w="120"/>
+              <w:bottom w:type="dxa" w:w="60"/>
+              <w:right w:type="dxa" w:w="120"/>
+            </w:tcMar>
+            <w:vAlign w:val="top"/>
+          </w:tcPr>
+          <w:p>
+            <w:pPr>
+              <w:spacing w:after="40" w:before="0"/>
+              <w:jc w:val="left"/>
+            </w:pPr>
+            <w:r>
+              <w:rPr>
+                <w:rFonts w:ascii="Arial" w:cs="Arial" w:eastAsia="Arial" w:hAnsi="Arial"/>
+                <w:b/>
+                <w:bCs/>
+                <w:i w:val="false"/>
+                <w:iCs w:val="false"/>
+                <w:color w:val="000000"/>
+                <w:sz w:val="18"/>
+                <w:szCs w:val="18"/>
+              </w:rPr>
+              <w:t xml:space="preserve">Observe Phase</w:t>
             </w:r>
           </w:p>
           <w:p>
@@ -24401,7 +24401,7 @@
             <w:pPr>
               <w:spacing w:after="20" w:before="0"/>
             </w:pPr>
-            <w:hyperlink w:history="1" r:id="rIdege-nh7dp8vmvliygxxrg">
+            <w:hyperlink w:history="1" r:id="rIdtcvr1jvq60tecijqgudz3">
               <w:r>
                 <w:rPr>
                   <w:rFonts w:ascii="Arial" w:cs="Arial" w:eastAsia="Arial" w:hAnsi="Arial"/>
@@ -24434,7 +24434,7 @@
               <w:spacing w:after="10" w:before="0"/>
               <w:ind w:left="120"/>
             </w:pPr>
-            <w:hyperlink w:history="1" r:id="rIdnux30vw3yub-qa3lhgqgf">
+            <w:hyperlink w:history="1" r:id="rId57nkshpwr3w7w3_kqxfwp">
               <w:r>
                 <w:rPr>
                   <w:rFonts w:ascii="Arial" w:cs="Arial" w:eastAsia="Arial" w:hAnsi="Arial"/>
@@ -24479,7 +24479,7 @@
             <w:pPr>
               <w:spacing w:after="20" w:before="0"/>
             </w:pPr>
-            <w:hyperlink w:history="1" r:id="rIdpemgfstlc56q_wop__qzw">
+            <w:hyperlink w:history="1" r:id="rIdww4t6hlbn3arvvahpq_i6">
               <w:r>
                 <w:rPr>
                   <w:rFonts w:ascii="Arial" w:cs="Arial" w:eastAsia="Arial" w:hAnsi="Arial"/>
@@ -24512,7 +24512,7 @@
               <w:spacing w:after="10" w:before="0"/>
               <w:ind w:left="120"/>
             </w:pPr>
-            <w:hyperlink w:history="1" r:id="rIdiuidhd7otiisxdxlnwriv">
+            <w:hyperlink w:history="1" r:id="rIdiv65afl85gmvwmno7ycwn">
               <w:r>
                 <w:rPr>
                   <w:rFonts w:ascii="Arial" w:cs="Arial" w:eastAsia="Arial" w:hAnsi="Arial"/>
@@ -24659,32 +24659,32 @@
         <w:tc>
           <w:tcPr>
             <w:tcW w:type="dxa" w:w="1520"/>
-            <w:shd w:fill="F2F2F2" w:color="auto" w:val="clear"/>
-            <w:tcMar>
-              <w:top w:type="dxa" w:w="60"/>
-              <w:left w:type="dxa" w:w="120"/>
-              <w:bottom w:type="dxa" w:w="60"/>
-              <w:right w:type="dxa" w:w="120"/>
-            </w:tcMar>
-            <w:vAlign w:val="top"/>
-          </w:tcPr>
-          <w:p>
-            <w:pPr>
-              <w:spacing w:after="40" w:before="0"/>
-              <w:jc w:val="left"/>
-            </w:pPr>
-            <w:r>
-              <w:rPr>
-                <w:rFonts w:ascii="Arial" w:cs="Arial" w:eastAsia="Arial" w:hAnsi="Arial"/>
-                <w:b/>
-                <w:bCs/>
-                <w:i w:val="false"/>
-                <w:iCs w:val="false"/>
-                <w:color w:val="000000"/>
-                <w:sz w:val="18"/>
-                <w:szCs w:val="18"/>
-              </w:rPr>
-              <w:t xml:space="preserve">3 — Explain Phase: Group Project Spotlight Presentations</w:t>
+            <w:shd w:fill="E2EFDA" w:color="auto" w:val="clear"/>
+            <w:tcMar>
+              <w:top w:type="dxa" w:w="60"/>
+              <w:left w:type="dxa" w:w="120"/>
+              <w:bottom w:type="dxa" w:w="60"/>
+              <w:right w:type="dxa" w:w="120"/>
+            </w:tcMar>
+            <w:vAlign w:val="top"/>
+          </w:tcPr>
+          <w:p>
+            <w:pPr>
+              <w:spacing w:after="40" w:before="0"/>
+              <w:jc w:val="left"/>
+            </w:pPr>
+            <w:r>
+              <w:rPr>
+                <w:rFonts w:ascii="Arial" w:cs="Arial" w:eastAsia="Arial" w:hAnsi="Arial"/>
+                <w:b/>
+                <w:bCs/>
+                <w:i w:val="false"/>
+                <w:iCs w:val="false"/>
+                <w:color w:val="000000"/>
+                <w:sz w:val="18"/>
+                <w:szCs w:val="18"/>
+              </w:rPr>
+              <w:t xml:space="preserve">Explain Phase</w:t>
             </w:r>
           </w:p>
           <w:p>
@@ -24707,7 +24707,7 @@
             <w:pPr>
               <w:spacing w:after="20" w:before="0"/>
             </w:pPr>
-            <w:hyperlink w:history="1" r:id="rIdxvc-2m2kpzqxrhye9d3fn">
+            <w:hyperlink w:history="1" r:id="rId31l8ikdkqib1d6xv3pur4">
               <w:r>
                 <w:rPr>
                   <w:rFonts w:ascii="Arial" w:cs="Arial" w:eastAsia="Arial" w:hAnsi="Arial"/>
@@ -24740,7 +24740,7 @@
               <w:spacing w:after="10" w:before="0"/>
               <w:ind w:left="120"/>
             </w:pPr>
-            <w:hyperlink w:history="1" r:id="rIdrwwzxpqtmz60xcqv-7idm">
+            <w:hyperlink w:history="1" r:id="rIdq71hcx1twjeycyqiikpet">
               <w:r>
                 <w:rPr>
                   <w:rFonts w:ascii="Arial" w:cs="Arial" w:eastAsia="Arial" w:hAnsi="Arial"/>
@@ -24785,7 +24785,7 @@
             <w:pPr>
               <w:spacing w:after="20" w:before="0"/>
             </w:pPr>
-            <w:hyperlink w:history="1" r:id="rIdepdjiekhuxwgasnfxwmzx">
+            <w:hyperlink w:history="1" r:id="rId16usrpf5ebkeco8dz1nge">
               <w:r>
                 <w:rPr>
                   <w:rFonts w:ascii="Arial" w:cs="Arial" w:eastAsia="Arial" w:hAnsi="Arial"/>
@@ -24818,7 +24818,7 @@
               <w:spacing w:after="10" w:before="0"/>
               <w:ind w:left="120"/>
             </w:pPr>
-            <w:hyperlink w:history="1" r:id="rId5wadzypnsjowodw00omux">
+            <w:hyperlink w:history="1" r:id="rIdv9ljb2n4e2cqs5exdnbov">
               <w:r>
                 <w:rPr>
                   <w:rFonts w:ascii="Arial" w:cs="Arial" w:eastAsia="Arial" w:hAnsi="Arial"/>
@@ -24965,32 +24965,32 @@
         <w:tc>
           <w:tcPr>
             <w:tcW w:type="dxa" w:w="1520"/>
-            <w:shd w:fill="F2F2F2" w:color="auto" w:val="clear"/>
-            <w:tcMar>
-              <w:top w:type="dxa" w:w="60"/>
-              <w:left w:type="dxa" w:w="120"/>
-              <w:bottom w:type="dxa" w:w="60"/>
-              <w:right w:type="dxa" w:w="120"/>
-            </w:tcMar>
-            <w:vAlign w:val="top"/>
-          </w:tcPr>
-          <w:p>
-            <w:pPr>
-              <w:spacing w:after="40" w:before="0"/>
-              <w:jc w:val="left"/>
-            </w:pPr>
-            <w:r>
-              <w:rPr>
-                <w:rFonts w:ascii="Arial" w:cs="Arial" w:eastAsia="Arial" w:hAnsi="Arial"/>
-                <w:b/>
-                <w:bCs/>
-                <w:i w:val="false"/>
-                <w:iCs w:val="false"/>
-                <w:color w:val="000000"/>
-                <w:sz w:val="18"/>
-                <w:szCs w:val="18"/>
-              </w:rPr>
-              <w:t xml:space="preserve">4 — Driving Question Board (DQB) Completion: Closing Every Question</w:t>
+            <w:shd w:fill="FCE4D6" w:color="auto" w:val="clear"/>
+            <w:tcMar>
+              <w:top w:type="dxa" w:w="60"/>
+              <w:left w:type="dxa" w:w="120"/>
+              <w:bottom w:type="dxa" w:w="60"/>
+              <w:right w:type="dxa" w:w="120"/>
+            </w:tcMar>
+            <w:vAlign w:val="top"/>
+          </w:tcPr>
+          <w:p>
+            <w:pPr>
+              <w:spacing w:after="40" w:before="0"/>
+              <w:jc w:val="left"/>
+            </w:pPr>
+            <w:r>
+              <w:rPr>
+                <w:rFonts w:ascii="Arial" w:cs="Arial" w:eastAsia="Arial" w:hAnsi="Arial"/>
+                <w:b/>
+                <w:bCs/>
+                <w:i w:val="false"/>
+                <w:iCs w:val="false"/>
+                <w:color w:val="000000"/>
+                <w:sz w:val="18"/>
+                <w:szCs w:val="18"/>
+              </w:rPr>
+              <w:t xml:space="preserve">Driving Question Board (DQB) Creation</w:t>
             </w:r>
           </w:p>
           <w:p>
@@ -25013,7 +25013,7 @@
             <w:pPr>
               <w:spacing w:after="20" w:before="0"/>
             </w:pPr>
-            <w:hyperlink w:history="1" r:id="rId62urr2oikxlxpvpijbz8v">
+            <w:hyperlink w:history="1" r:id="rId7pmlam9vm215mdofszt82">
               <w:r>
                 <w:rPr>
                   <w:rFonts w:ascii="Arial" w:cs="Arial" w:eastAsia="Arial" w:hAnsi="Arial"/>
@@ -25046,7 +25046,7 @@
               <w:spacing w:after="10" w:before="0"/>
               <w:ind w:left="120"/>
             </w:pPr>
-            <w:hyperlink w:history="1" r:id="rIdbuzxecpmis-xtrqlhac-e">
+            <w:hyperlink w:history="1" r:id="rId5xnr0f3nnqsab5ouh2mju">
               <w:r>
                 <w:rPr>
                   <w:rFonts w:ascii="Arial" w:cs="Arial" w:eastAsia="Arial" w:hAnsi="Arial"/>
@@ -25091,7 +25091,7 @@
             <w:pPr>
               <w:spacing w:after="20" w:before="0"/>
             </w:pPr>
-            <w:hyperlink w:history="1" r:id="rIdunizyfvqnylib9jcqctxz">
+            <w:hyperlink w:history="1" r:id="rIdtoncevp1bc6fp7h4hmzde">
               <w:r>
                 <w:rPr>
                   <w:rFonts w:ascii="Arial" w:cs="Arial" w:eastAsia="Arial" w:hAnsi="Arial"/>
@@ -25124,7 +25124,7 @@
               <w:spacing w:after="10" w:before="0"/>
               <w:ind w:left="120"/>
             </w:pPr>
-            <w:hyperlink w:history="1" r:id="rIduaoc12hbal_ohwev10blp">
+            <w:hyperlink w:history="1" r:id="rIduxwqm-w4y_npq2wo2jbg4">
               <w:r>
                 <w:rPr>
                   <w:rFonts w:ascii="Arial" w:cs="Arial" w:eastAsia="Arial" w:hAnsi="Arial"/>
@@ -25271,32 +25271,32 @@
         <w:tc>
           <w:tcPr>
             <w:tcW w:type="dxa" w:w="1520"/>
-            <w:shd w:fill="F2F2F2" w:color="auto" w:val="clear"/>
-            <w:tcMar>
-              <w:top w:type="dxa" w:w="60"/>
-              <w:left w:type="dxa" w:w="120"/>
-              <w:bottom w:type="dxa" w:w="60"/>
-              <w:right w:type="dxa" w:w="120"/>
-            </w:tcMar>
-            <w:vAlign w:val="top"/>
-          </w:tcPr>
-          <w:p>
-            <w:pPr>
-              <w:spacing w:after="40" w:before="0"/>
-              <w:jc w:val="left"/>
-            </w:pPr>
-            <w:r>
-              <w:rPr>
-                <w:rFonts w:ascii="Arial" w:cs="Arial" w:eastAsia="Arial" w:hAnsi="Arial"/>
-                <w:b/>
-                <w:bCs/>
-                <w:i w:val="false"/>
-                <w:iCs w:val="false"/>
-                <w:color w:val="000000"/>
-                <w:sz w:val="18"/>
-                <w:szCs w:val="18"/>
-              </w:rPr>
-              <w:t xml:space="preserve">5 — Model Building Phase: Final Annotated Explanatory Model &amp; L1 vs L8 Comparison</w:t>
+            <w:shd w:fill="D5E8F0" w:color="auto" w:val="clear"/>
+            <w:tcMar>
+              <w:top w:type="dxa" w:w="60"/>
+              <w:left w:type="dxa" w:w="120"/>
+              <w:bottom w:type="dxa" w:w="60"/>
+              <w:right w:type="dxa" w:w="120"/>
+            </w:tcMar>
+            <w:vAlign w:val="top"/>
+          </w:tcPr>
+          <w:p>
+            <w:pPr>
+              <w:spacing w:after="40" w:before="0"/>
+              <w:jc w:val="left"/>
+            </w:pPr>
+            <w:r>
+              <w:rPr>
+                <w:rFonts w:ascii="Arial" w:cs="Arial" w:eastAsia="Arial" w:hAnsi="Arial"/>
+                <w:b/>
+                <w:bCs/>
+                <w:i w:val="false"/>
+                <w:iCs w:val="false"/>
+                <w:color w:val="000000"/>
+                <w:sz w:val="18"/>
+                <w:szCs w:val="18"/>
+              </w:rPr>
+              <w:t xml:space="preserve">Model Building Phase</w:t>
             </w:r>
           </w:p>
           <w:p>
@@ -25319,7 +25319,7 @@
             <w:pPr>
               <w:spacing w:after="20" w:before="0"/>
             </w:pPr>
-            <w:hyperlink w:history="1" r:id="rIdprl6k4op0sfhrt2p2a8bz">
+            <w:hyperlink w:history="1" r:id="rIdq3k3visu_ipoce1a_rwqe">
               <w:r>
                 <w:rPr>
                   <w:rFonts w:ascii="Arial" w:cs="Arial" w:eastAsia="Arial" w:hAnsi="Arial"/>
@@ -25352,7 +25352,7 @@
               <w:spacing w:after="10" w:before="0"/>
               <w:ind w:left="120"/>
             </w:pPr>
-            <w:hyperlink w:history="1" r:id="rIdxjk1xraohhl8h1asrm8wf">
+            <w:hyperlink w:history="1" r:id="rIdbum3ozfbyywtogfnemj4a">
               <w:r>
                 <w:rPr>
                   <w:rFonts w:ascii="Arial" w:cs="Arial" w:eastAsia="Arial" w:hAnsi="Arial"/>
@@ -25397,7 +25397,7 @@
             <w:pPr>
               <w:spacing w:after="20" w:before="0"/>
             </w:pPr>
-            <w:hyperlink w:history="1" r:id="rIdlyike5dri8ftcmngmomb5">
+            <w:hyperlink w:history="1" r:id="rIdo08rlsqmjagfc_txiqpru">
               <w:r>
                 <w:rPr>
                   <w:rFonts w:ascii="Arial" w:cs="Arial" w:eastAsia="Arial" w:hAnsi="Arial"/>
@@ -25430,7 +25430,7 @@
               <w:spacing w:after="10" w:before="0"/>
               <w:ind w:left="120"/>
             </w:pPr>
-            <w:hyperlink w:history="1" r:id="rIdtk_1uw6tpv5j-3gvtea0g">
+            <w:hyperlink w:history="1" r:id="rIdbtieck_gwxkooep7mgxga">
               <w:r>
                 <w:rPr>
                   <w:rFonts w:ascii="Arial" w:cs="Arial" w:eastAsia="Arial" w:hAnsi="Arial"/>

--- a/data/outputs/v2/General_Science/SS1.5_Respiration/General_Science_Respiration_CBE_LessonSequence.docx
+++ b/data/outputs/v2/General_Science/SS1.5_Respiration/General_Science_Respiration_CBE_LessonSequence.docx
@@ -3104,7 +3104,7 @@
             <w:pPr>
               <w:spacing w:after="20" w:before="0"/>
             </w:pPr>
-            <w:hyperlink w:history="1" r:id="rIdb01zulspxtlgbdtptm9ii">
+            <w:hyperlink w:history="1" r:id="rIdjvhipnbukm0ttnf6gdh21">
               <w:r>
                 <w:rPr>
                   <w:rFonts w:ascii="Arial" w:cs="Arial" w:eastAsia="Arial" w:hAnsi="Arial"/>
@@ -3137,7 +3137,7 @@
               <w:spacing w:after="10" w:before="0"/>
               <w:ind w:left="120"/>
             </w:pPr>
-            <w:hyperlink w:history="1" r:id="rIdkhqqsm3s8ze98d1otk3g5">
+            <w:hyperlink w:history="1" r:id="rIdrepqdad_ly2spg9cbiwox">
               <w:r>
                 <w:rPr>
                   <w:rFonts w:ascii="Arial" w:cs="Arial" w:eastAsia="Arial" w:hAnsi="Arial"/>
@@ -3182,7 +3182,7 @@
             <w:pPr>
               <w:spacing w:after="20" w:before="0"/>
             </w:pPr>
-            <w:hyperlink w:history="1" r:id="rIdtonlrb1vixlhgv3h6zmvy">
+            <w:hyperlink w:history="1" r:id="rIdcz2nodawzscb-httmlnwh">
               <w:r>
                 <w:rPr>
                   <w:rFonts w:ascii="Arial" w:cs="Arial" w:eastAsia="Arial" w:hAnsi="Arial"/>
@@ -3215,7 +3215,7 @@
               <w:spacing w:after="10" w:before="0"/>
               <w:ind w:left="120"/>
             </w:pPr>
-            <w:hyperlink w:history="1" r:id="rId_e6k1kxtm1hoitaemkykg">
+            <w:hyperlink w:history="1" r:id="rId0d-v-ik9swxtleeqy6t6m">
               <w:r>
                 <w:rPr>
                   <w:rFonts w:ascii="Arial" w:cs="Arial" w:eastAsia="Arial" w:hAnsi="Arial"/>
@@ -3505,7 +3505,7 @@
             <w:pPr>
               <w:spacing w:after="20" w:before="0"/>
             </w:pPr>
-            <w:hyperlink w:history="1" r:id="rId7mcmvfp5ipflbja7ykb6t">
+            <w:hyperlink w:history="1" r:id="rIdr2fdppzbcvdyshofyrao1">
               <w:r>
                 <w:rPr>
                   <w:rFonts w:ascii="Arial" w:cs="Arial" w:eastAsia="Arial" w:hAnsi="Arial"/>
@@ -3538,7 +3538,7 @@
               <w:spacing w:after="10" w:before="0"/>
               <w:ind w:left="120"/>
             </w:pPr>
-            <w:hyperlink w:history="1" r:id="rIdariv8izlrf7qomjw2sptv">
+            <w:hyperlink w:history="1" r:id="rId5xsrrhepesjao9h01y59h">
               <w:r>
                 <w:rPr>
                   <w:rFonts w:ascii="Arial" w:cs="Arial" w:eastAsia="Arial" w:hAnsi="Arial"/>
@@ -3583,7 +3583,7 @@
             <w:pPr>
               <w:spacing w:after="20" w:before="0"/>
             </w:pPr>
-            <w:hyperlink w:history="1" r:id="rIdadgh4sazs6qgduruv5-2d">
+            <w:hyperlink w:history="1" r:id="rIdouw5dcaob7tnt85ero8aw">
               <w:r>
                 <w:rPr>
                   <w:rFonts w:ascii="Arial" w:cs="Arial" w:eastAsia="Arial" w:hAnsi="Arial"/>
@@ -3616,7 +3616,7 @@
               <w:spacing w:after="10" w:before="0"/>
               <w:ind w:left="120"/>
             </w:pPr>
-            <w:hyperlink w:history="1" r:id="rIdsj-dy164toxlryntuyyil">
+            <w:hyperlink w:history="1" r:id="rId3yq5hoejjeudvxx4zfg40">
               <w:r>
                 <w:rPr>
                   <w:rFonts w:ascii="Arial" w:cs="Arial" w:eastAsia="Arial" w:hAnsi="Arial"/>
@@ -3887,7 +3887,7 @@
             <w:pPr>
               <w:spacing w:after="20" w:before="0"/>
             </w:pPr>
-            <w:hyperlink w:history="1" r:id="rIdqbud7whv1janbsabhlxgp">
+            <w:hyperlink w:history="1" r:id="rIdw-8lm6op6paz1l34fkw2j">
               <w:r>
                 <w:rPr>
                   <w:rFonts w:ascii="Arial" w:cs="Arial" w:eastAsia="Arial" w:hAnsi="Arial"/>
@@ -3920,7 +3920,7 @@
               <w:spacing w:after="10" w:before="0"/>
               <w:ind w:left="120"/>
             </w:pPr>
-            <w:hyperlink w:history="1" r:id="rIdlgwxg9wqkhuc0af_e6skn">
+            <w:hyperlink w:history="1" r:id="rIdswrjaz5bykbub1tr6dnwn">
               <w:r>
                 <w:rPr>
                   <w:rFonts w:ascii="Arial" w:cs="Arial" w:eastAsia="Arial" w:hAnsi="Arial"/>
@@ -3965,7 +3965,7 @@
             <w:pPr>
               <w:spacing w:after="20" w:before="0"/>
             </w:pPr>
-            <w:hyperlink w:history="1" r:id="rIddevpatt-rhrj0aq7h3pfj">
+            <w:hyperlink w:history="1" r:id="rIdqm1qhyi8ubadnjw6ljzwu">
               <w:r>
                 <w:rPr>
                   <w:rFonts w:ascii="Arial" w:cs="Arial" w:eastAsia="Arial" w:hAnsi="Arial"/>
@@ -3998,7 +3998,7 @@
               <w:spacing w:after="10" w:before="0"/>
               <w:ind w:left="120"/>
             </w:pPr>
-            <w:hyperlink w:history="1" r:id="rIdttl-noza5gmexu3fngujr">
+            <w:hyperlink w:history="1" r:id="rIdmkjwhedtj5y8-e5xlyzmx">
               <w:r>
                 <w:rPr>
                   <w:rFonts w:ascii="Arial" w:cs="Arial" w:eastAsia="Arial" w:hAnsi="Arial"/>
@@ -4269,7 +4269,7 @@
             <w:pPr>
               <w:spacing w:after="20" w:before="0"/>
             </w:pPr>
-            <w:hyperlink w:history="1" r:id="rIdc8utpg0ecaqeuebf7dkmi">
+            <w:hyperlink w:history="1" r:id="rId5h_aek-l93kkuji2jvfzq">
               <w:r>
                 <w:rPr>
                   <w:rFonts w:ascii="Arial" w:cs="Arial" w:eastAsia="Arial" w:hAnsi="Arial"/>
@@ -4302,7 +4302,7 @@
               <w:spacing w:after="10" w:before="0"/>
               <w:ind w:left="120"/>
             </w:pPr>
-            <w:hyperlink w:history="1" r:id="rIdiryda3sct1shec6hot2ak">
+            <w:hyperlink w:history="1" r:id="rIdt9bgql2jedahmkf1tgjtc">
               <w:r>
                 <w:rPr>
                   <w:rFonts w:ascii="Arial" w:cs="Arial" w:eastAsia="Arial" w:hAnsi="Arial"/>
@@ -4347,7 +4347,7 @@
             <w:pPr>
               <w:spacing w:after="20" w:before="0"/>
             </w:pPr>
-            <w:hyperlink w:history="1" r:id="rId4bjoocbrp4yshe7gv_cyr">
+            <w:hyperlink w:history="1" r:id="rIdhgxg_tnopis4vp96xluki">
               <w:r>
                 <w:rPr>
                   <w:rFonts w:ascii="Arial" w:cs="Arial" w:eastAsia="Arial" w:hAnsi="Arial"/>
@@ -4380,7 +4380,7 @@
               <w:spacing w:after="10" w:before="0"/>
               <w:ind w:left="120"/>
             </w:pPr>
-            <w:hyperlink w:history="1" r:id="rIdft94ymd5qlqti3bke37ls">
+            <w:hyperlink w:history="1" r:id="rIdniekkprhsfzpp5ybg0wqu">
               <w:r>
                 <w:rPr>
                   <w:rFonts w:ascii="Arial" w:cs="Arial" w:eastAsia="Arial" w:hAnsi="Arial"/>
@@ -4670,7 +4670,7 @@
             <w:pPr>
               <w:spacing w:after="20" w:before="0"/>
             </w:pPr>
-            <w:hyperlink w:history="1" r:id="rIdawh1btzwjwiwnyfqcr3xr">
+            <w:hyperlink w:history="1" r:id="rIdaux7lz-a7elv9fyv31dtf">
               <w:r>
                 <w:rPr>
                   <w:rFonts w:ascii="Arial" w:cs="Arial" w:eastAsia="Arial" w:hAnsi="Arial"/>
@@ -4703,7 +4703,7 @@
               <w:spacing w:after="10" w:before="0"/>
               <w:ind w:left="120"/>
             </w:pPr>
-            <w:hyperlink w:history="1" r:id="rIdwhriwapyuloy2bsfoqbye">
+            <w:hyperlink w:history="1" r:id="rIdvgefyiuqomemcg5m2elxw">
               <w:r>
                 <w:rPr>
                   <w:rFonts w:ascii="Arial" w:cs="Arial" w:eastAsia="Arial" w:hAnsi="Arial"/>
@@ -4748,7 +4748,7 @@
             <w:pPr>
               <w:spacing w:after="20" w:before="0"/>
             </w:pPr>
-            <w:hyperlink w:history="1" r:id="rIddawbwg--wxcpdasiv6u0r">
+            <w:hyperlink w:history="1" r:id="rIdw13bzy5n4yhdwyrey0yls">
               <w:r>
                 <w:rPr>
                   <w:rFonts w:ascii="Arial" w:cs="Arial" w:eastAsia="Arial" w:hAnsi="Arial"/>
@@ -4781,7 +4781,7 @@
               <w:spacing w:after="10" w:before="0"/>
               <w:ind w:left="120"/>
             </w:pPr>
-            <w:hyperlink w:history="1" r:id="rIdon-iulwmqolkfzjqnrwtd">
+            <w:hyperlink w:history="1" r:id="rId0qn24ezx6cul059hidxen">
               <w:r>
                 <w:rPr>
                   <w:rFonts w:ascii="Arial" w:cs="Arial" w:eastAsia="Arial" w:hAnsi="Arial"/>
@@ -6028,7 +6028,25 @@
             </w:tcMar>
             <w:vAlign w:val="top"/>
           </w:tcPr>
-          <w:p/>
+          <w:p>
+            <w:pPr>
+              <w:spacing w:after="40" w:before="0"/>
+              <w:jc w:val="left"/>
+            </w:pPr>
+            <w:r>
+              <w:rPr>
+                <w:rFonts w:ascii="Arial" w:cs="Arial" w:eastAsia="Arial" w:hAnsi="Arial"/>
+                <w:b w:val="false"/>
+                <w:bCs w:val="false"/>
+                <w:i w:val="false"/>
+                <w:iCs w:val="false"/>
+                <w:color w:val="000000"/>
+                <w:sz w:val="18"/>
+                <w:szCs w:val="18"/>
+              </w:rPr>
+              <w:t xml:space="preserve">No hazardous materials are used in this lesson. If printed resources include food items for discussion, remind learners with known food allergies that no food is consumed. Ensure screen time guidelines are followed if digital devices are used.</w:t>
+            </w:r>
+          </w:p>
         </w:tc>
       </w:tr>
     </w:tbl>
@@ -6402,7 +6420,7 @@
             <w:pPr>
               <w:spacing w:after="20" w:before="0"/>
             </w:pPr>
-            <w:hyperlink w:history="1" r:id="rIdrixpcvia9cp35mgx5ri21">
+            <w:hyperlink w:history="1" r:id="rId2thlh8pprj1xgwb31mmcj">
               <w:r>
                 <w:rPr>
                   <w:rFonts w:ascii="Arial" w:cs="Arial" w:eastAsia="Arial" w:hAnsi="Arial"/>
@@ -6435,7 +6453,7 @@
               <w:spacing w:after="10" w:before="0"/>
               <w:ind w:left="120"/>
             </w:pPr>
-            <w:hyperlink w:history="1" r:id="rIdx7u6ynwfxzxluso2qedjr">
+            <w:hyperlink w:history="1" r:id="rIdv260cyht7reaowckqhovn">
               <w:r>
                 <w:rPr>
                   <w:rFonts w:ascii="Arial" w:cs="Arial" w:eastAsia="Arial" w:hAnsi="Arial"/>
@@ -6480,7 +6498,7 @@
             <w:pPr>
               <w:spacing w:after="20" w:before="0"/>
             </w:pPr>
-            <w:hyperlink w:history="1" r:id="rIdtm9uz5yobkw3kggggglh3">
+            <w:hyperlink w:history="1" r:id="rId1ksoekm-61pdvd-ejxtc8">
               <w:r>
                 <w:rPr>
                   <w:rFonts w:ascii="Arial" w:cs="Arial" w:eastAsia="Arial" w:hAnsi="Arial"/>
@@ -6513,7 +6531,7 @@
               <w:spacing w:after="10" w:before="0"/>
               <w:ind w:left="120"/>
             </w:pPr>
-            <w:hyperlink w:history="1" r:id="rId0-gk8sd9c-ksshr_z4wrz">
+            <w:hyperlink w:history="1" r:id="rIdlrtolkzcvggcp1fpepqgi">
               <w:r>
                 <w:rPr>
                   <w:rFonts w:ascii="Arial" w:cs="Arial" w:eastAsia="Arial" w:hAnsi="Arial"/>
@@ -6708,7 +6726,7 @@
             <w:pPr>
               <w:spacing w:after="20" w:before="0"/>
             </w:pPr>
-            <w:hyperlink w:history="1" r:id="rIdlvdpihsrrilynqqdx_kw_">
+            <w:hyperlink w:history="1" r:id="rIdrqy-v7pjmex4lajoyx-zi">
               <w:r>
                 <w:rPr>
                   <w:rFonts w:ascii="Arial" w:cs="Arial" w:eastAsia="Arial" w:hAnsi="Arial"/>
@@ -6741,7 +6759,7 @@
               <w:spacing w:after="10" w:before="0"/>
               <w:ind w:left="120"/>
             </w:pPr>
-            <w:hyperlink w:history="1" r:id="rIdsali3ykvya6_wtm8tzgpt">
+            <w:hyperlink w:history="1" r:id="rIdaywj5f646vi5namqlrbhw">
               <w:r>
                 <w:rPr>
                   <w:rFonts w:ascii="Arial" w:cs="Arial" w:eastAsia="Arial" w:hAnsi="Arial"/>
@@ -6786,7 +6804,7 @@
             <w:pPr>
               <w:spacing w:after="20" w:before="0"/>
             </w:pPr>
-            <w:hyperlink w:history="1" r:id="rIdls5nxqbeobbsdiuymriv5">
+            <w:hyperlink w:history="1" r:id="rId9bviwujrjuzjlhjfoobyo">
               <w:r>
                 <w:rPr>
                   <w:rFonts w:ascii="Arial" w:cs="Arial" w:eastAsia="Arial" w:hAnsi="Arial"/>
@@ -6819,7 +6837,7 @@
               <w:spacing w:after="10" w:before="0"/>
               <w:ind w:left="120"/>
             </w:pPr>
-            <w:hyperlink w:history="1" r:id="rIdp67izdnr8i0ynjlxh4ngb">
+            <w:hyperlink w:history="1" r:id="rIdi_0_ikbqdfl5ees2ih4gw">
               <w:r>
                 <w:rPr>
                   <w:rFonts w:ascii="Arial" w:cs="Arial" w:eastAsia="Arial" w:hAnsi="Arial"/>
@@ -7014,7 +7032,7 @@
             <w:pPr>
               <w:spacing w:after="20" w:before="0"/>
             </w:pPr>
-            <w:hyperlink w:history="1" r:id="rIddbxu6ykmefq2dhpgy5g06">
+            <w:hyperlink w:history="1" r:id="rIdr6c_rturfe3ejmimv7mwk">
               <w:r>
                 <w:rPr>
                   <w:rFonts w:ascii="Arial" w:cs="Arial" w:eastAsia="Arial" w:hAnsi="Arial"/>
@@ -7047,7 +7065,7 @@
               <w:spacing w:after="10" w:before="0"/>
               <w:ind w:left="120"/>
             </w:pPr>
-            <w:hyperlink w:history="1" r:id="rIdqcu4cmx7-wspqf-jwxezl">
+            <w:hyperlink w:history="1" r:id="rIdzvfmzvzog9nhtm0kymxt8">
               <w:r>
                 <w:rPr>
                   <w:rFonts w:ascii="Arial" w:cs="Arial" w:eastAsia="Arial" w:hAnsi="Arial"/>
@@ -7092,7 +7110,7 @@
             <w:pPr>
               <w:spacing w:after="20" w:before="0"/>
             </w:pPr>
-            <w:hyperlink w:history="1" r:id="rIdi1hvg8hgrszdsv4lfhkdo">
+            <w:hyperlink w:history="1" r:id="rId4pucvp9uzhctqwlvtxzq8">
               <w:r>
                 <w:rPr>
                   <w:rFonts w:ascii="Arial" w:cs="Arial" w:eastAsia="Arial" w:hAnsi="Arial"/>
@@ -7125,7 +7143,7 @@
               <w:spacing w:after="10" w:before="0"/>
               <w:ind w:left="120"/>
             </w:pPr>
-            <w:hyperlink w:history="1" r:id="rIdklcsetvqbqqi6ew3mwb2o">
+            <w:hyperlink w:history="1" r:id="rIdy_30kehz_bbwkjyll621a">
               <w:r>
                 <w:rPr>
                   <w:rFonts w:ascii="Arial" w:cs="Arial" w:eastAsia="Arial" w:hAnsi="Arial"/>
@@ -7320,7 +7338,7 @@
             <w:pPr>
               <w:spacing w:after="20" w:before="0"/>
             </w:pPr>
-            <w:hyperlink w:history="1" r:id="rIdahfb9sgmlknfsous-mk4v">
+            <w:hyperlink w:history="1" r:id="rIdwxahhqnpjsjrj0f0rj9pj">
               <w:r>
                 <w:rPr>
                   <w:rFonts w:ascii="Arial" w:cs="Arial" w:eastAsia="Arial" w:hAnsi="Arial"/>
@@ -7353,7 +7371,7 @@
               <w:spacing w:after="10" w:before="0"/>
               <w:ind w:left="120"/>
             </w:pPr>
-            <w:hyperlink w:history="1" r:id="rIdmaiddb4r4iiq9raozy9fb">
+            <w:hyperlink w:history="1" r:id="rId9utxal9ljtcdznrfnmw7a">
               <w:r>
                 <w:rPr>
                   <w:rFonts w:ascii="Arial" w:cs="Arial" w:eastAsia="Arial" w:hAnsi="Arial"/>
@@ -7398,7 +7416,7 @@
             <w:pPr>
               <w:spacing w:after="20" w:before="0"/>
             </w:pPr>
-            <w:hyperlink w:history="1" r:id="rId6obmfyy6txfpkec1dqhen">
+            <w:hyperlink w:history="1" r:id="rIdu0ifkzpxawa9rhwus1hj8">
               <w:r>
                 <w:rPr>
                   <w:rFonts w:ascii="Arial" w:cs="Arial" w:eastAsia="Arial" w:hAnsi="Arial"/>
@@ -7431,7 +7449,7 @@
               <w:spacing w:after="10" w:before="0"/>
               <w:ind w:left="120"/>
             </w:pPr>
-            <w:hyperlink w:history="1" r:id="rIdmfgmhtmym_irmvrmdwzu9">
+            <w:hyperlink w:history="1" r:id="rId1e1xi6qujj1kr0huwumbt">
               <w:r>
                 <w:rPr>
                   <w:rFonts w:ascii="Arial" w:cs="Arial" w:eastAsia="Arial" w:hAnsi="Arial"/>
@@ -7626,7 +7644,7 @@
             <w:pPr>
               <w:spacing w:after="20" w:before="0"/>
             </w:pPr>
-            <w:hyperlink w:history="1" r:id="rIdextfsyqxgzc2mpibpgkjs">
+            <w:hyperlink w:history="1" r:id="rIdj7reqncyhtez82oba9t6k">
               <w:r>
                 <w:rPr>
                   <w:rFonts w:ascii="Arial" w:cs="Arial" w:eastAsia="Arial" w:hAnsi="Arial"/>
@@ -7659,7 +7677,7 @@
               <w:spacing w:after="10" w:before="0"/>
               <w:ind w:left="120"/>
             </w:pPr>
-            <w:hyperlink w:history="1" r:id="rIdx9brilare-gv-y34_xy7z">
+            <w:hyperlink w:history="1" r:id="rIdz1esd3ad4gw6imyc4uwdg">
               <w:r>
                 <w:rPr>
                   <w:rFonts w:ascii="Arial" w:cs="Arial" w:eastAsia="Arial" w:hAnsi="Arial"/>
@@ -7704,7 +7722,7 @@
             <w:pPr>
               <w:spacing w:after="20" w:before="0"/>
             </w:pPr>
-            <w:hyperlink w:history="1" r:id="rIdq7o66mpm0j-p8_mqdpqqq">
+            <w:hyperlink w:history="1" r:id="rIdvbtbmwrjwpnlfeg-abx3y">
               <w:r>
                 <w:rPr>
                   <w:rFonts w:ascii="Arial" w:cs="Arial" w:eastAsia="Arial" w:hAnsi="Arial"/>
@@ -7737,7 +7755,7 @@
               <w:spacing w:after="10" w:before="0"/>
               <w:ind w:left="120"/>
             </w:pPr>
-            <w:hyperlink w:history="1" r:id="rIdx8krdgjjcrsdupfxk3a13">
+            <w:hyperlink w:history="1" r:id="rIdg5eidykbzrihk-x5flaqp">
               <w:r>
                 <w:rPr>
                   <w:rFonts w:ascii="Arial" w:cs="Arial" w:eastAsia="Arial" w:hAnsi="Arial"/>
@@ -9224,7 +9242,7 @@
             <w:pPr>
               <w:spacing w:after="20" w:before="0"/>
             </w:pPr>
-            <w:hyperlink w:history="1" r:id="rId2epjck1wxpyqxtfnkzuxn">
+            <w:hyperlink w:history="1" r:id="rId8ga0txz9zsa6jzxrisrt4">
               <w:r>
                 <w:rPr>
                   <w:rFonts w:ascii="Arial" w:cs="Arial" w:eastAsia="Arial" w:hAnsi="Arial"/>
@@ -9257,7 +9275,7 @@
               <w:spacing w:after="10" w:before="0"/>
               <w:ind w:left="120"/>
             </w:pPr>
-            <w:hyperlink w:history="1" r:id="rIdd3whezicgoyhngqdydz0r">
+            <w:hyperlink w:history="1" r:id="rIdcw6m7_tcds6gz34hp7j5v">
               <w:r>
                 <w:rPr>
                   <w:rFonts w:ascii="Arial" w:cs="Arial" w:eastAsia="Arial" w:hAnsi="Arial"/>
@@ -9302,7 +9320,7 @@
             <w:pPr>
               <w:spacing w:after="20" w:before="0"/>
             </w:pPr>
-            <w:hyperlink w:history="1" r:id="rIdfa_skueen1-98truefkaf">
+            <w:hyperlink w:history="1" r:id="rIddpsr1yo4aa_psqdyl6g5s">
               <w:r>
                 <w:rPr>
                   <w:rFonts w:ascii="Arial" w:cs="Arial" w:eastAsia="Arial" w:hAnsi="Arial"/>
@@ -9335,7 +9353,7 @@
               <w:spacing w:after="10" w:before="0"/>
               <w:ind w:left="120"/>
             </w:pPr>
-            <w:hyperlink w:history="1" r:id="rIdlphhxtow82pi8uk61vapw">
+            <w:hyperlink w:history="1" r:id="rId4lkcjsaztbous0ygop6ve">
               <w:r>
                 <w:rPr>
                   <w:rFonts w:ascii="Arial" w:cs="Arial" w:eastAsia="Arial" w:hAnsi="Arial"/>
@@ -9530,7 +9548,7 @@
             <w:pPr>
               <w:spacing w:after="20" w:before="0"/>
             </w:pPr>
-            <w:hyperlink w:history="1" r:id="rIdljdjmqxgo2uaxi0mhxdzx">
+            <w:hyperlink w:history="1" r:id="rIdfi2gagfs5fmigihirjxgi">
               <w:r>
                 <w:rPr>
                   <w:rFonts w:ascii="Arial" w:cs="Arial" w:eastAsia="Arial" w:hAnsi="Arial"/>
@@ -9563,7 +9581,7 @@
               <w:spacing w:after="10" w:before="0"/>
               <w:ind w:left="120"/>
             </w:pPr>
-            <w:hyperlink w:history="1" r:id="rId8dobefagb53nvhkluoxis">
+            <w:hyperlink w:history="1" r:id="rIdfi0ovgesgjoylqvluwcj1">
               <w:r>
                 <w:rPr>
                   <w:rFonts w:ascii="Arial" w:cs="Arial" w:eastAsia="Arial" w:hAnsi="Arial"/>
@@ -9608,7 +9626,7 @@
             <w:pPr>
               <w:spacing w:after="20" w:before="0"/>
             </w:pPr>
-            <w:hyperlink w:history="1" r:id="rIdyh8g4y12w1_luaces9jqd">
+            <w:hyperlink w:history="1" r:id="rId9_ggb-j_vi_xa4ksxes3a">
               <w:r>
                 <w:rPr>
                   <w:rFonts w:ascii="Arial" w:cs="Arial" w:eastAsia="Arial" w:hAnsi="Arial"/>
@@ -9641,7 +9659,7 @@
               <w:spacing w:after="10" w:before="0"/>
               <w:ind w:left="120"/>
             </w:pPr>
-            <w:hyperlink w:history="1" r:id="rIdpwr0bu4qr9sqpocezawzv">
+            <w:hyperlink w:history="1" r:id="rIdrfh7aoarhttqgzuwyt8v1">
               <w:r>
                 <w:rPr>
                   <w:rFonts w:ascii="Arial" w:cs="Arial" w:eastAsia="Arial" w:hAnsi="Arial"/>
@@ -9836,7 +9854,7 @@
             <w:pPr>
               <w:spacing w:after="20" w:before="0"/>
             </w:pPr>
-            <w:hyperlink w:history="1" r:id="rIdatzzjnof9uve6pznmtdad">
+            <w:hyperlink w:history="1" r:id="rIdhwh5uxvabqa-exis0lod7">
               <w:r>
                 <w:rPr>
                   <w:rFonts w:ascii="Arial" w:cs="Arial" w:eastAsia="Arial" w:hAnsi="Arial"/>
@@ -9869,7 +9887,7 @@
               <w:spacing w:after="10" w:before="0"/>
               <w:ind w:left="120"/>
             </w:pPr>
-            <w:hyperlink w:history="1" r:id="rIdgejyiuassgg5cvaaljts3">
+            <w:hyperlink w:history="1" r:id="rIdsxszyzxy6dbadxhqkas0l">
               <w:r>
                 <w:rPr>
                   <w:rFonts w:ascii="Arial" w:cs="Arial" w:eastAsia="Arial" w:hAnsi="Arial"/>
@@ -9914,7 +9932,7 @@
             <w:pPr>
               <w:spacing w:after="20" w:before="0"/>
             </w:pPr>
-            <w:hyperlink w:history="1" r:id="rIdyuyzcnieqbyys8c1frjv0">
+            <w:hyperlink w:history="1" r:id="rIdvzkgpvnwxrlwy-ercmp-w">
               <w:r>
                 <w:rPr>
                   <w:rFonts w:ascii="Arial" w:cs="Arial" w:eastAsia="Arial" w:hAnsi="Arial"/>
@@ -9947,7 +9965,7 @@
               <w:spacing w:after="10" w:before="0"/>
               <w:ind w:left="120"/>
             </w:pPr>
-            <w:hyperlink w:history="1" r:id="rIdlgiicda-ung5pp9bqajwk">
+            <w:hyperlink w:history="1" r:id="rIdf5t8ynyellxdx9ahgznb4">
               <w:r>
                 <w:rPr>
                   <w:rFonts w:ascii="Arial" w:cs="Arial" w:eastAsia="Arial" w:hAnsi="Arial"/>
@@ -10142,7 +10160,7 @@
             <w:pPr>
               <w:spacing w:after="20" w:before="0"/>
             </w:pPr>
-            <w:hyperlink w:history="1" r:id="rIdkhgmnbbrnwzrs-h8pmki-">
+            <w:hyperlink w:history="1" r:id="rIds_noqtwdsxsm5bx8s5kdm">
               <w:r>
                 <w:rPr>
                   <w:rFonts w:ascii="Arial" w:cs="Arial" w:eastAsia="Arial" w:hAnsi="Arial"/>
@@ -10175,7 +10193,7 @@
               <w:spacing w:after="10" w:before="0"/>
               <w:ind w:left="120"/>
             </w:pPr>
-            <w:hyperlink w:history="1" r:id="rIdxhw8nou3myg-mmp42jg1q">
+            <w:hyperlink w:history="1" r:id="rIdgk7g0s80a9v_hgja2lteu">
               <w:r>
                 <w:rPr>
                   <w:rFonts w:ascii="Arial" w:cs="Arial" w:eastAsia="Arial" w:hAnsi="Arial"/>
@@ -10220,7 +10238,7 @@
             <w:pPr>
               <w:spacing w:after="20" w:before="0"/>
             </w:pPr>
-            <w:hyperlink w:history="1" r:id="rIdao3i9wvs4fdi2csz9xpxy">
+            <w:hyperlink w:history="1" r:id="rId_zzwtong7xlxrjhq1jw8i">
               <w:r>
                 <w:rPr>
                   <w:rFonts w:ascii="Arial" w:cs="Arial" w:eastAsia="Arial" w:hAnsi="Arial"/>
@@ -10253,7 +10271,7 @@
               <w:spacing w:after="10" w:before="0"/>
               <w:ind w:left="120"/>
             </w:pPr>
-            <w:hyperlink w:history="1" r:id="rId-nnjveszwnqbyjf3iwc3m">
+            <w:hyperlink w:history="1" r:id="rIdqohshlnychl1ebshin4al">
               <w:r>
                 <w:rPr>
                   <w:rFonts w:ascii="Arial" w:cs="Arial" w:eastAsia="Arial" w:hAnsi="Arial"/>
@@ -10448,7 +10466,7 @@
             <w:pPr>
               <w:spacing w:after="20" w:before="0"/>
             </w:pPr>
-            <w:hyperlink w:history="1" r:id="rIdlznekglksnko0fy7yzt7f">
+            <w:hyperlink w:history="1" r:id="rId1ltus_m8k-8mdvfjvujyy">
               <w:r>
                 <w:rPr>
                   <w:rFonts w:ascii="Arial" w:cs="Arial" w:eastAsia="Arial" w:hAnsi="Arial"/>
@@ -10481,7 +10499,7 @@
               <w:spacing w:after="10" w:before="0"/>
               <w:ind w:left="120"/>
             </w:pPr>
-            <w:hyperlink w:history="1" r:id="rId6u-gf9y5tvbasree-upeg">
+            <w:hyperlink w:history="1" r:id="rIdosmwprcgx2mdujb3qdbup">
               <w:r>
                 <w:rPr>
                   <w:rFonts w:ascii="Arial" w:cs="Arial" w:eastAsia="Arial" w:hAnsi="Arial"/>
@@ -10526,7 +10544,7 @@
             <w:pPr>
               <w:spacing w:after="20" w:before="0"/>
             </w:pPr>
-            <w:hyperlink w:history="1" r:id="rIdyo7zmb3dibzpn8i1w7fni">
+            <w:hyperlink w:history="1" r:id="rId7cscmh8kl2wun_qs5lbbp">
               <w:r>
                 <w:rPr>
                   <w:rFonts w:ascii="Arial" w:cs="Arial" w:eastAsia="Arial" w:hAnsi="Arial"/>
@@ -10559,7 +10577,7 @@
               <w:spacing w:after="10" w:before="0"/>
               <w:ind w:left="120"/>
             </w:pPr>
-            <w:hyperlink w:history="1" r:id="rIdk48034hnc6zpb8qbno8c2">
+            <w:hyperlink w:history="1" r:id="rIduda5r6nrbb1dtda36pjs_">
               <w:r>
                 <w:rPr>
                   <w:rFonts w:ascii="Arial" w:cs="Arial" w:eastAsia="Arial" w:hAnsi="Arial"/>
@@ -12160,7 +12178,7 @@
             <w:pPr>
               <w:spacing w:after="20" w:before="0"/>
             </w:pPr>
-            <w:hyperlink w:history="1" r:id="rIdywa3m-ipfuzf8hspp1den">
+            <w:hyperlink w:history="1" r:id="rIdcprj5kan17toea621yuxf">
               <w:r>
                 <w:rPr>
                   <w:rFonts w:ascii="Arial" w:cs="Arial" w:eastAsia="Arial" w:hAnsi="Arial"/>
@@ -12193,7 +12211,7 @@
               <w:spacing w:after="10" w:before="0"/>
               <w:ind w:left="120"/>
             </w:pPr>
-            <w:hyperlink w:history="1" r:id="rIdkha5jwolyf0q2lhgy8odo">
+            <w:hyperlink w:history="1" r:id="rIdyrdjmylpshescmkidlc0t">
               <w:r>
                 <w:rPr>
                   <w:rFonts w:ascii="Arial" w:cs="Arial" w:eastAsia="Arial" w:hAnsi="Arial"/>
@@ -12238,7 +12256,7 @@
             <w:pPr>
               <w:spacing w:after="20" w:before="0"/>
             </w:pPr>
-            <w:hyperlink w:history="1" r:id="rIddx1nkvkvi9bihxj0u5asw">
+            <w:hyperlink w:history="1" r:id="rIdyzy3kgrfqijvwuv1oasj3">
               <w:r>
                 <w:rPr>
                   <w:rFonts w:ascii="Arial" w:cs="Arial" w:eastAsia="Arial" w:hAnsi="Arial"/>
@@ -12271,7 +12289,7 @@
               <w:spacing w:after="10" w:before="0"/>
               <w:ind w:left="120"/>
             </w:pPr>
-            <w:hyperlink w:history="1" r:id="rIdgpwym185gztur9bjtmhkz">
+            <w:hyperlink w:history="1" r:id="rIdn9rtoexwc4qwvy1toxiag">
               <w:r>
                 <w:rPr>
                   <w:rFonts w:ascii="Arial" w:cs="Arial" w:eastAsia="Arial" w:hAnsi="Arial"/>
@@ -12466,7 +12484,7 @@
             <w:pPr>
               <w:spacing w:after="20" w:before="0"/>
             </w:pPr>
-            <w:hyperlink w:history="1" r:id="rIdodvt4h3fbkokvyx7plovm">
+            <w:hyperlink w:history="1" r:id="rId8fwubdktqazirswfobe30">
               <w:r>
                 <w:rPr>
                   <w:rFonts w:ascii="Arial" w:cs="Arial" w:eastAsia="Arial" w:hAnsi="Arial"/>
@@ -12499,7 +12517,7 @@
               <w:spacing w:after="10" w:before="0"/>
               <w:ind w:left="120"/>
             </w:pPr>
-            <w:hyperlink w:history="1" r:id="rIdthtojovmxxb1yncswinuj">
+            <w:hyperlink w:history="1" r:id="rIdqodastin3dhrntjdkpj0x">
               <w:r>
                 <w:rPr>
                   <w:rFonts w:ascii="Arial" w:cs="Arial" w:eastAsia="Arial" w:hAnsi="Arial"/>
@@ -12544,7 +12562,7 @@
             <w:pPr>
               <w:spacing w:after="20" w:before="0"/>
             </w:pPr>
-            <w:hyperlink w:history="1" r:id="rIdc3itqx5we3gmi8wgqvze7">
+            <w:hyperlink w:history="1" r:id="rId6b1rjd6qsofj5ilefpnwt">
               <w:r>
                 <w:rPr>
                   <w:rFonts w:ascii="Arial" w:cs="Arial" w:eastAsia="Arial" w:hAnsi="Arial"/>
@@ -12577,7 +12595,7 @@
               <w:spacing w:after="10" w:before="0"/>
               <w:ind w:left="120"/>
             </w:pPr>
-            <w:hyperlink w:history="1" r:id="rIdydlzhgijhg5ff9p8davf9">
+            <w:hyperlink w:history="1" r:id="rIdh1thsebn8pvkjdzaqjr29">
               <w:r>
                 <w:rPr>
                   <w:rFonts w:ascii="Arial" w:cs="Arial" w:eastAsia="Arial" w:hAnsi="Arial"/>
@@ -12810,7 +12828,7 @@
             <w:pPr>
               <w:spacing w:after="20" w:before="0"/>
             </w:pPr>
-            <w:hyperlink w:history="1" r:id="rIdxx5jiqobjuoic6cjjbhp0">
+            <w:hyperlink w:history="1" r:id="rIdqnswtptp3qwgozpm4scmd">
               <w:r>
                 <w:rPr>
                   <w:rFonts w:ascii="Arial" w:cs="Arial" w:eastAsia="Arial" w:hAnsi="Arial"/>
@@ -12843,7 +12861,7 @@
               <w:spacing w:after="10" w:before="0"/>
               <w:ind w:left="120"/>
             </w:pPr>
-            <w:hyperlink w:history="1" r:id="rIdbvbngug03ua_pklv0zfxq">
+            <w:hyperlink w:history="1" r:id="rIdq-gpqzllb7jrdlfielzdr">
               <w:r>
                 <w:rPr>
                   <w:rFonts w:ascii="Arial" w:cs="Arial" w:eastAsia="Arial" w:hAnsi="Arial"/>
@@ -12888,7 +12906,7 @@
             <w:pPr>
               <w:spacing w:after="20" w:before="0"/>
             </w:pPr>
-            <w:hyperlink w:history="1" r:id="rIdttchhj_afynzpaotrpgat">
+            <w:hyperlink w:history="1" r:id="rId0p6i9z1watkoz-pmk5lxl">
               <w:r>
                 <w:rPr>
                   <w:rFonts w:ascii="Arial" w:cs="Arial" w:eastAsia="Arial" w:hAnsi="Arial"/>
@@ -12921,7 +12939,7 @@
               <w:spacing w:after="10" w:before="0"/>
               <w:ind w:left="120"/>
             </w:pPr>
-            <w:hyperlink w:history="1" r:id="rIdqphvzmljbz2nqjcuszfjd">
+            <w:hyperlink w:history="1" r:id="rIdzzsuqbufifzmzuvgbydey">
               <w:r>
                 <w:rPr>
                   <w:rFonts w:ascii="Arial" w:cs="Arial" w:eastAsia="Arial" w:hAnsi="Arial"/>
@@ -13458,7 +13476,7 @@
             <w:pPr>
               <w:spacing w:after="20" w:before="0"/>
             </w:pPr>
-            <w:hyperlink w:history="1" r:id="rIdxszpnep0cuvrbgpjoaq0y">
+            <w:hyperlink w:history="1" r:id="rIdmcfbk8b3v8f4b9g3hpqs9">
               <w:r>
                 <w:rPr>
                   <w:rFonts w:ascii="Arial" w:cs="Arial" w:eastAsia="Arial" w:hAnsi="Arial"/>
@@ -13491,7 +13509,7 @@
               <w:spacing w:after="10" w:before="0"/>
               <w:ind w:left="120"/>
             </w:pPr>
-            <w:hyperlink w:history="1" r:id="rIdbk2rztqp-xlk9wlrb3ijq">
+            <w:hyperlink w:history="1" r:id="rIdsh8n2nwuauvpbslgl_dtr">
               <w:r>
                 <w:rPr>
                   <w:rFonts w:ascii="Arial" w:cs="Arial" w:eastAsia="Arial" w:hAnsi="Arial"/>
@@ -13536,7 +13554,7 @@
             <w:pPr>
               <w:spacing w:after="20" w:before="0"/>
             </w:pPr>
-            <w:hyperlink w:history="1" r:id="rIdyqmqd0lmi3g9a7biyao9l">
+            <w:hyperlink w:history="1" r:id="rIdsf_tp8wqhg7e7yycw6gqh">
               <w:r>
                 <w:rPr>
                   <w:rFonts w:ascii="Arial" w:cs="Arial" w:eastAsia="Arial" w:hAnsi="Arial"/>
@@ -13569,7 +13587,7 @@
               <w:spacing w:after="10" w:before="0"/>
               <w:ind w:left="120"/>
             </w:pPr>
-            <w:hyperlink w:history="1" r:id="rIdabdn50aptmm3fih8cpq42">
+            <w:hyperlink w:history="1" r:id="rIdrxy1mgx_d0itlaqohyrdv">
               <w:r>
                 <w:rPr>
                   <w:rFonts w:ascii="Arial" w:cs="Arial" w:eastAsia="Arial" w:hAnsi="Arial"/>
@@ -13821,7 +13839,7 @@
             <w:pPr>
               <w:spacing w:after="20" w:before="0"/>
             </w:pPr>
-            <w:hyperlink w:history="1" r:id="rId2cdscio-w457ivrumlxcm">
+            <w:hyperlink w:history="1" r:id="rId5hmdfgen-4bp8l_ge6iqu">
               <w:r>
                 <w:rPr>
                   <w:rFonts w:ascii="Arial" w:cs="Arial" w:eastAsia="Arial" w:hAnsi="Arial"/>
@@ -13854,7 +13872,7 @@
               <w:spacing w:after="10" w:before="0"/>
               <w:ind w:left="120"/>
             </w:pPr>
-            <w:hyperlink w:history="1" r:id="rId834gzi06-lb0xyvmfxw00">
+            <w:hyperlink w:history="1" r:id="rIdyy5wjjf55ay4vvaikzzeb">
               <w:r>
                 <w:rPr>
                   <w:rFonts w:ascii="Arial" w:cs="Arial" w:eastAsia="Arial" w:hAnsi="Arial"/>
@@ -13899,7 +13917,7 @@
             <w:pPr>
               <w:spacing w:after="20" w:before="0"/>
             </w:pPr>
-            <w:hyperlink w:history="1" r:id="rId-1r_j-7tqp66vogz06tly">
+            <w:hyperlink w:history="1" r:id="rIdodfvjxct-vofc4foyaj4v">
               <w:r>
                 <w:rPr>
                   <w:rFonts w:ascii="Arial" w:cs="Arial" w:eastAsia="Arial" w:hAnsi="Arial"/>
@@ -13932,7 +13950,7 @@
               <w:spacing w:after="10" w:before="0"/>
               <w:ind w:left="120"/>
             </w:pPr>
-            <w:hyperlink w:history="1" r:id="rIdppapcdnqtm4fs3tltg0up">
+            <w:hyperlink w:history="1" r:id="rIdpniux8zw3b4x8cbxtlyz5">
               <w:r>
                 <w:rPr>
                   <w:rFonts w:ascii="Arial" w:cs="Arial" w:eastAsia="Arial" w:hAnsi="Arial"/>
@@ -15141,7 +15159,25 @@
             </w:tcMar>
             <w:vAlign w:val="top"/>
           </w:tcPr>
-          <w:p/>
+          <w:p>
+            <w:pPr>
+              <w:spacing w:after="40" w:before="0"/>
+              <w:jc w:val="left"/>
+            </w:pPr>
+            <w:r>
+              <w:rPr>
+                <w:rFonts w:ascii="Arial" w:cs="Arial" w:eastAsia="Arial" w:hAnsi="Arial"/>
+                <w:b w:val="false"/>
+                <w:bCs w:val="false"/>
+                <w:i w:val="false"/>
+                <w:iCs w:val="false"/>
+                <w:color w:val="000000"/>
+                <w:sz w:val="18"/>
+                <w:szCs w:val="18"/>
+              </w:rPr>
+              <w:t xml:space="preserve">No hazardous materials are used in this lesson. All activities are paper-based, data-analysis, and digital/print resource tasks. Ensure learners handle printed data cards carefully. If digital devices are used, apply the school acceptable-use policy. No food or drink should be consumed in the laboratory setting.</w:t>
+            </w:r>
+          </w:p>
         </w:tc>
       </w:tr>
     </w:tbl>
@@ -15515,7 +15551,7 @@
             <w:pPr>
               <w:spacing w:after="20" w:before="0"/>
             </w:pPr>
-            <w:hyperlink w:history="1" r:id="rIdp0nljlcihiu4xcvhjpknh">
+            <w:hyperlink w:history="1" r:id="rIdb082pkpphz-v1vmgxbc1m">
               <w:r>
                 <w:rPr>
                   <w:rFonts w:ascii="Arial" w:cs="Arial" w:eastAsia="Arial" w:hAnsi="Arial"/>
@@ -15548,7 +15584,7 @@
               <w:spacing w:after="10" w:before="0"/>
               <w:ind w:left="120"/>
             </w:pPr>
-            <w:hyperlink w:history="1" r:id="rId442odg3cx6ocfindw_osj">
+            <w:hyperlink w:history="1" r:id="rIdogjhxlwtahyntdjop9viv">
               <w:r>
                 <w:rPr>
                   <w:rFonts w:ascii="Arial" w:cs="Arial" w:eastAsia="Arial" w:hAnsi="Arial"/>
@@ -15593,7 +15629,7 @@
             <w:pPr>
               <w:spacing w:after="20" w:before="0"/>
             </w:pPr>
-            <w:hyperlink w:history="1" r:id="rIddbmmqwgigdyy8tmfge79z">
+            <w:hyperlink w:history="1" r:id="rIdic8nt--d28vegdumx20yx">
               <w:r>
                 <w:rPr>
                   <w:rFonts w:ascii="Arial" w:cs="Arial" w:eastAsia="Arial" w:hAnsi="Arial"/>
@@ -15626,7 +15662,7 @@
               <w:spacing w:after="10" w:before="0"/>
               <w:ind w:left="120"/>
             </w:pPr>
-            <w:hyperlink w:history="1" r:id="rIdympsx-vrbjy7budajcidd">
+            <w:hyperlink w:history="1" r:id="rIdfec_dhlze9dxvflg9p7gk">
               <w:r>
                 <w:rPr>
                   <w:rFonts w:ascii="Arial" w:cs="Arial" w:eastAsia="Arial" w:hAnsi="Arial"/>
@@ -15821,7 +15857,7 @@
             <w:pPr>
               <w:spacing w:after="20" w:before="0"/>
             </w:pPr>
-            <w:hyperlink w:history="1" r:id="rIdjuav1bx0_6kwnayq760x7">
+            <w:hyperlink w:history="1" r:id="rId246ql1sldiabsdbu0r-yb">
               <w:r>
                 <w:rPr>
                   <w:rFonts w:ascii="Arial" w:cs="Arial" w:eastAsia="Arial" w:hAnsi="Arial"/>
@@ -15854,7 +15890,7 @@
               <w:spacing w:after="10" w:before="0"/>
               <w:ind w:left="120"/>
             </w:pPr>
-            <w:hyperlink w:history="1" r:id="rId-l7okinii9jyeduoii8fr">
+            <w:hyperlink w:history="1" r:id="rIdzic58cvgkkats1ddq3ci-">
               <w:r>
                 <w:rPr>
                   <w:rFonts w:ascii="Arial" w:cs="Arial" w:eastAsia="Arial" w:hAnsi="Arial"/>
@@ -15899,7 +15935,7 @@
             <w:pPr>
               <w:spacing w:after="20" w:before="0"/>
             </w:pPr>
-            <w:hyperlink w:history="1" r:id="rIdqwyc587cpyvxjaj9i_rpd">
+            <w:hyperlink w:history="1" r:id="rId5fx42vgitcg1fknrwpg5m">
               <w:r>
                 <w:rPr>
                   <w:rFonts w:ascii="Arial" w:cs="Arial" w:eastAsia="Arial" w:hAnsi="Arial"/>
@@ -15932,7 +15968,7 @@
               <w:spacing w:after="10" w:before="0"/>
               <w:ind w:left="120"/>
             </w:pPr>
-            <w:hyperlink w:history="1" r:id="rIdvcpnooevzobpwo4pfdusz">
+            <w:hyperlink w:history="1" r:id="rId5gzoyhi7ijqozvnvhztpr">
               <w:r>
                 <w:rPr>
                   <w:rFonts w:ascii="Arial" w:cs="Arial" w:eastAsia="Arial" w:hAnsi="Arial"/>
@@ -16127,7 +16163,7 @@
             <w:pPr>
               <w:spacing w:after="20" w:before="0"/>
             </w:pPr>
-            <w:hyperlink w:history="1" r:id="rIdeapec9djm9ej_d2shrse9">
+            <w:hyperlink w:history="1" r:id="rIdl9ml9jutqeqoi5vqarob-">
               <w:r>
                 <w:rPr>
                   <w:rFonts w:ascii="Arial" w:cs="Arial" w:eastAsia="Arial" w:hAnsi="Arial"/>
@@ -16160,7 +16196,7 @@
               <w:spacing w:after="10" w:before="0"/>
               <w:ind w:left="120"/>
             </w:pPr>
-            <w:hyperlink w:history="1" r:id="rIdcx7tfg_o_-jalkncyegve">
+            <w:hyperlink w:history="1" r:id="rId5ulnsygrz6j5tgco-uh02">
               <w:r>
                 <w:rPr>
                   <w:rFonts w:ascii="Arial" w:cs="Arial" w:eastAsia="Arial" w:hAnsi="Arial"/>
@@ -16205,7 +16241,7 @@
             <w:pPr>
               <w:spacing w:after="20" w:before="0"/>
             </w:pPr>
-            <w:hyperlink w:history="1" r:id="rIdum5pf9blonnqpklnfslz7">
+            <w:hyperlink w:history="1" r:id="rIdk1oc09eajuoadheb4iug1">
               <w:r>
                 <w:rPr>
                   <w:rFonts w:ascii="Arial" w:cs="Arial" w:eastAsia="Arial" w:hAnsi="Arial"/>
@@ -16238,7 +16274,7 @@
               <w:spacing w:after="10" w:before="0"/>
               <w:ind w:left="120"/>
             </w:pPr>
-            <w:hyperlink w:history="1" r:id="rIdf08v7leavy1315la7kyje">
+            <w:hyperlink w:history="1" r:id="rIder1oueeja6kjwb7j9lclo">
               <w:r>
                 <w:rPr>
                   <w:rFonts w:ascii="Arial" w:cs="Arial" w:eastAsia="Arial" w:hAnsi="Arial"/>
@@ -16433,7 +16469,7 @@
             <w:pPr>
               <w:spacing w:after="20" w:before="0"/>
             </w:pPr>
-            <w:hyperlink w:history="1" r:id="rIdpu6iwu1thgvm2ooi0awsy">
+            <w:hyperlink w:history="1" r:id="rIdqky0kywyyx6pojzuqmwkz">
               <w:r>
                 <w:rPr>
                   <w:rFonts w:ascii="Arial" w:cs="Arial" w:eastAsia="Arial" w:hAnsi="Arial"/>
@@ -16466,7 +16502,7 @@
               <w:spacing w:after="10" w:before="0"/>
               <w:ind w:left="120"/>
             </w:pPr>
-            <w:hyperlink w:history="1" r:id="rIdemzro6r_qw3k9dsvpwjns">
+            <w:hyperlink w:history="1" r:id="rIdmt7f4araxqtk0l0_evvuj">
               <w:r>
                 <w:rPr>
                   <w:rFonts w:ascii="Arial" w:cs="Arial" w:eastAsia="Arial" w:hAnsi="Arial"/>
@@ -16511,7 +16547,7 @@
             <w:pPr>
               <w:spacing w:after="20" w:before="0"/>
             </w:pPr>
-            <w:hyperlink w:history="1" r:id="rIdmmxzxpgvky1kpx-agm9io">
+            <w:hyperlink w:history="1" r:id="rIdm-7_gxsjv9cw1www6uj79">
               <w:r>
                 <w:rPr>
                   <w:rFonts w:ascii="Arial" w:cs="Arial" w:eastAsia="Arial" w:hAnsi="Arial"/>
@@ -16544,7 +16580,7 @@
               <w:spacing w:after="10" w:before="0"/>
               <w:ind w:left="120"/>
             </w:pPr>
-            <w:hyperlink w:history="1" r:id="rIdy66apds1rnyspfe9gqlbv">
+            <w:hyperlink w:history="1" r:id="rIdy2drq3fm8lrimi3dcrg_b">
               <w:r>
                 <w:rPr>
                   <w:rFonts w:ascii="Arial" w:cs="Arial" w:eastAsia="Arial" w:hAnsi="Arial"/>
@@ -16739,7 +16775,7 @@
             <w:pPr>
               <w:spacing w:after="20" w:before="0"/>
             </w:pPr>
-            <w:hyperlink w:history="1" r:id="rIdrap1lpz1s-gwujecwstbc">
+            <w:hyperlink w:history="1" r:id="rIdk039kypyamrtjrgalkebv">
               <w:r>
                 <w:rPr>
                   <w:rFonts w:ascii="Arial" w:cs="Arial" w:eastAsia="Arial" w:hAnsi="Arial"/>
@@ -16772,7 +16808,7 @@
               <w:spacing w:after="10" w:before="0"/>
               <w:ind w:left="120"/>
             </w:pPr>
-            <w:hyperlink w:history="1" r:id="rId93x6neeem-qlkic8g3miy">
+            <w:hyperlink w:history="1" r:id="rIdqorxip_bsvbtvzbu2h78k">
               <w:r>
                 <w:rPr>
                   <w:rFonts w:ascii="Arial" w:cs="Arial" w:eastAsia="Arial" w:hAnsi="Arial"/>
@@ -16817,7 +16853,7 @@
             <w:pPr>
               <w:spacing w:after="20" w:before="0"/>
             </w:pPr>
-            <w:hyperlink w:history="1" r:id="rId1twzmdnam2msxkdy8ntd0">
+            <w:hyperlink w:history="1" r:id="rIddfwk1_ueqt6kfapb97seo">
               <w:r>
                 <w:rPr>
                   <w:rFonts w:ascii="Arial" w:cs="Arial" w:eastAsia="Arial" w:hAnsi="Arial"/>
@@ -16850,7 +16886,7 @@
               <w:spacing w:after="10" w:before="0"/>
               <w:ind w:left="120"/>
             </w:pPr>
-            <w:hyperlink w:history="1" r:id="rIdj9liht-vqkbjj0crhj83g">
+            <w:hyperlink w:history="1" r:id="rIdwys4xlyp0cy0entmd5rpb">
               <w:r>
                 <w:rPr>
                   <w:rFonts w:ascii="Arial" w:cs="Arial" w:eastAsia="Arial" w:hAnsi="Arial"/>
@@ -18337,7 +18373,7 @@
             <w:pPr>
               <w:spacing w:after="20" w:before="0"/>
             </w:pPr>
-            <w:hyperlink w:history="1" r:id="rId_tnsge9mfn897pk7a1e_o">
+            <w:hyperlink w:history="1" r:id="rId_thacind80mx0pve3duld">
               <w:r>
                 <w:rPr>
                   <w:rFonts w:ascii="Arial" w:cs="Arial" w:eastAsia="Arial" w:hAnsi="Arial"/>
@@ -18370,7 +18406,7 @@
               <w:spacing w:after="10" w:before="0"/>
               <w:ind w:left="120"/>
             </w:pPr>
-            <w:hyperlink w:history="1" r:id="rIdzxyjpppatr5xe2at1iwwd">
+            <w:hyperlink w:history="1" r:id="rIdwghdpvpsgsudyvxenjomh">
               <w:r>
                 <w:rPr>
                   <w:rFonts w:ascii="Arial" w:cs="Arial" w:eastAsia="Arial" w:hAnsi="Arial"/>
@@ -18415,7 +18451,7 @@
             <w:pPr>
               <w:spacing w:after="20" w:before="0"/>
             </w:pPr>
-            <w:hyperlink w:history="1" r:id="rId1g-2o16obrkamwmxrlgxs">
+            <w:hyperlink w:history="1" r:id="rIdgi2fi3xbgjopu_ieysp6a">
               <w:r>
                 <w:rPr>
                   <w:rFonts w:ascii="Arial" w:cs="Arial" w:eastAsia="Arial" w:hAnsi="Arial"/>
@@ -18448,7 +18484,7 @@
               <w:spacing w:after="10" w:before="0"/>
               <w:ind w:left="120"/>
             </w:pPr>
-            <w:hyperlink w:history="1" r:id="rId6qgmgchlq1zosijdbkv8k">
+            <w:hyperlink w:history="1" r:id="rIdw-fwc7vfokm8aczkwuyjv">
               <w:r>
                 <w:rPr>
                   <w:rFonts w:ascii="Arial" w:cs="Arial" w:eastAsia="Arial" w:hAnsi="Arial"/>
@@ -18643,7 +18679,7 @@
             <w:pPr>
               <w:spacing w:after="20" w:before="0"/>
             </w:pPr>
-            <w:hyperlink w:history="1" r:id="rIdnlmmclbdlma8_vy1v91zk">
+            <w:hyperlink w:history="1" r:id="rIdmqdscznoy5rhjnh42jfiq">
               <w:r>
                 <w:rPr>
                   <w:rFonts w:ascii="Arial" w:cs="Arial" w:eastAsia="Arial" w:hAnsi="Arial"/>
@@ -18676,7 +18712,7 @@
               <w:spacing w:after="10" w:before="0"/>
               <w:ind w:left="120"/>
             </w:pPr>
-            <w:hyperlink w:history="1" r:id="rIdzmfkrumv77gop8i_q3nb6">
+            <w:hyperlink w:history="1" r:id="rIdcwea7kpzroo5wylvxma1l">
               <w:r>
                 <w:rPr>
                   <w:rFonts w:ascii="Arial" w:cs="Arial" w:eastAsia="Arial" w:hAnsi="Arial"/>
@@ -18721,7 +18757,7 @@
             <w:pPr>
               <w:spacing w:after="20" w:before="0"/>
             </w:pPr>
-            <w:hyperlink w:history="1" r:id="rIdf3sdlkohjjemfdsw1egxa">
+            <w:hyperlink w:history="1" r:id="rIduboukockllxnkw6v7iqfi">
               <w:r>
                 <w:rPr>
                   <w:rFonts w:ascii="Arial" w:cs="Arial" w:eastAsia="Arial" w:hAnsi="Arial"/>
@@ -18754,7 +18790,7 @@
               <w:spacing w:after="10" w:before="0"/>
               <w:ind w:left="120"/>
             </w:pPr>
-            <w:hyperlink w:history="1" r:id="rIdqzsfub5q4ldpqz7jwk8qp">
+            <w:hyperlink w:history="1" r:id="rIdmukgh5wsslihiqrn8ticf">
               <w:r>
                 <w:rPr>
                   <w:rFonts w:ascii="Arial" w:cs="Arial" w:eastAsia="Arial" w:hAnsi="Arial"/>
@@ -18949,7 +18985,7 @@
             <w:pPr>
               <w:spacing w:after="20" w:before="0"/>
             </w:pPr>
-            <w:hyperlink w:history="1" r:id="rIdv5pk4mt4fnuv_r6qvf32z">
+            <w:hyperlink w:history="1" r:id="rId0yjvx3ucuuyhbsev3viw3">
               <w:r>
                 <w:rPr>
                   <w:rFonts w:ascii="Arial" w:cs="Arial" w:eastAsia="Arial" w:hAnsi="Arial"/>
@@ -18982,7 +19018,7 @@
               <w:spacing w:after="10" w:before="0"/>
               <w:ind w:left="120"/>
             </w:pPr>
-            <w:hyperlink w:history="1" r:id="rIdq0utvppffvewh83y_z5jc">
+            <w:hyperlink w:history="1" r:id="rIddqxop5tsh6al0lzeifelp">
               <w:r>
                 <w:rPr>
                   <w:rFonts w:ascii="Arial" w:cs="Arial" w:eastAsia="Arial" w:hAnsi="Arial"/>
@@ -19027,7 +19063,7 @@
             <w:pPr>
               <w:spacing w:after="20" w:before="0"/>
             </w:pPr>
-            <w:hyperlink w:history="1" r:id="rId36a-ksc6lguklj3tpy-0q">
+            <w:hyperlink w:history="1" r:id="rIdh7edhrdoykczfzcct_uk9">
               <w:r>
                 <w:rPr>
                   <w:rFonts w:ascii="Arial" w:cs="Arial" w:eastAsia="Arial" w:hAnsi="Arial"/>
@@ -19060,7 +19096,7 @@
               <w:spacing w:after="10" w:before="0"/>
               <w:ind w:left="120"/>
             </w:pPr>
-            <w:hyperlink w:history="1" r:id="rIdumhw0gappnhiqmvp6oudp">
+            <w:hyperlink w:history="1" r:id="rId-pmdm0z1wp-dj_cvjai2n">
               <w:r>
                 <w:rPr>
                   <w:rFonts w:ascii="Arial" w:cs="Arial" w:eastAsia="Arial" w:hAnsi="Arial"/>
@@ -19255,7 +19291,7 @@
             <w:pPr>
               <w:spacing w:after="20" w:before="0"/>
             </w:pPr>
-            <w:hyperlink w:history="1" r:id="rIdf_toqjj3cfd_hi5fwhpmc">
+            <w:hyperlink w:history="1" r:id="rIdjrr9yxgh8-7rzojb6iqa6">
               <w:r>
                 <w:rPr>
                   <w:rFonts w:ascii="Arial" w:cs="Arial" w:eastAsia="Arial" w:hAnsi="Arial"/>
@@ -19288,7 +19324,7 @@
               <w:spacing w:after="10" w:before="0"/>
               <w:ind w:left="120"/>
             </w:pPr>
-            <w:hyperlink w:history="1" r:id="rIdsev0zavsx7c4lbmka6vpt">
+            <w:hyperlink w:history="1" r:id="rId0hdts9trif48bitnjoeb2">
               <w:r>
                 <w:rPr>
                   <w:rFonts w:ascii="Arial" w:cs="Arial" w:eastAsia="Arial" w:hAnsi="Arial"/>
@@ -19333,7 +19369,7 @@
             <w:pPr>
               <w:spacing w:after="20" w:before="0"/>
             </w:pPr>
-            <w:hyperlink w:history="1" r:id="rIdtght0pjjsg2cf_-v6iyqd">
+            <w:hyperlink w:history="1" r:id="rIdin73aloapvwn_pac2o4v5">
               <w:r>
                 <w:rPr>
                   <w:rFonts w:ascii="Arial" w:cs="Arial" w:eastAsia="Arial" w:hAnsi="Arial"/>
@@ -19366,7 +19402,7 @@
               <w:spacing w:after="10" w:before="0"/>
               <w:ind w:left="120"/>
             </w:pPr>
-            <w:hyperlink w:history="1" r:id="rIdcgwvccfusu_nn-nrhscm9">
+            <w:hyperlink w:history="1" r:id="rIdywz5mou3aw0qurccplc58">
               <w:r>
                 <w:rPr>
                   <w:rFonts w:ascii="Arial" w:cs="Arial" w:eastAsia="Arial" w:hAnsi="Arial"/>
@@ -19561,7 +19597,7 @@
             <w:pPr>
               <w:spacing w:after="20" w:before="0"/>
             </w:pPr>
-            <w:hyperlink w:history="1" r:id="rIdrcvjtqmhto0rxwhaugxy2">
+            <w:hyperlink w:history="1" r:id="rIdirm11ob416mtb5cnkumju">
               <w:r>
                 <w:rPr>
                   <w:rFonts w:ascii="Arial" w:cs="Arial" w:eastAsia="Arial" w:hAnsi="Arial"/>
@@ -19594,7 +19630,7 @@
               <w:spacing w:after="10" w:before="0"/>
               <w:ind w:left="120"/>
             </w:pPr>
-            <w:hyperlink w:history="1" r:id="rIdhuzl97srd-rwczu9z4kn-">
+            <w:hyperlink w:history="1" r:id="rIdfzawrqe0-4ovuaiegnkhh">
               <w:r>
                 <w:rPr>
                   <w:rFonts w:ascii="Arial" w:cs="Arial" w:eastAsia="Arial" w:hAnsi="Arial"/>
@@ -19639,7 +19675,7 @@
             <w:pPr>
               <w:spacing w:after="20" w:before="0"/>
             </w:pPr>
-            <w:hyperlink w:history="1" r:id="rIdtdu1ovqubl07dnymqq_kw">
+            <w:hyperlink w:history="1" r:id="rIdbfaii_u4an75omd2vv8at">
               <w:r>
                 <w:rPr>
                   <w:rFonts w:ascii="Arial" w:cs="Arial" w:eastAsia="Arial" w:hAnsi="Arial"/>
@@ -19672,7 +19708,7 @@
               <w:spacing w:after="10" w:before="0"/>
               <w:ind w:left="120"/>
             </w:pPr>
-            <w:hyperlink w:history="1" r:id="rIdwcncgufnljkydylahgdps">
+            <w:hyperlink w:history="1" r:id="rIdpmdyi74d-mk3oaqxc02r7">
               <w:r>
                 <w:rPr>
                   <w:rFonts w:ascii="Arial" w:cs="Arial" w:eastAsia="Arial" w:hAnsi="Arial"/>
@@ -21159,7 +21195,7 @@
             <w:pPr>
               <w:spacing w:after="20" w:before="0"/>
             </w:pPr>
-            <w:hyperlink w:history="1" r:id="rIdgjowkpdi-pcxgu-yc5enh">
+            <w:hyperlink w:history="1" r:id="rId-4gogkuchhltetsbzh7lc">
               <w:r>
                 <w:rPr>
                   <w:rFonts w:ascii="Arial" w:cs="Arial" w:eastAsia="Arial" w:hAnsi="Arial"/>
@@ -21192,7 +21228,7 @@
               <w:spacing w:after="10" w:before="0"/>
               <w:ind w:left="120"/>
             </w:pPr>
-            <w:hyperlink w:history="1" r:id="rId31sanxli35jqckc3kk7k4">
+            <w:hyperlink w:history="1" r:id="rIdzsi3cn8hypkwvimrenl82">
               <w:r>
                 <w:rPr>
                   <w:rFonts w:ascii="Arial" w:cs="Arial" w:eastAsia="Arial" w:hAnsi="Arial"/>
@@ -21237,7 +21273,7 @@
             <w:pPr>
               <w:spacing w:after="20" w:before="0"/>
             </w:pPr>
-            <w:hyperlink w:history="1" r:id="rIdyx14vfmhlti0duhtcg7t9">
+            <w:hyperlink w:history="1" r:id="rIdi046t3bdvt8a_u1qhmikm">
               <w:r>
                 <w:rPr>
                   <w:rFonts w:ascii="Arial" w:cs="Arial" w:eastAsia="Arial" w:hAnsi="Arial"/>
@@ -21270,7 +21306,7 @@
               <w:spacing w:after="10" w:before="0"/>
               <w:ind w:left="120"/>
             </w:pPr>
-            <w:hyperlink w:history="1" r:id="rIdw7cl1gyscbu4w_qflbgra">
+            <w:hyperlink w:history="1" r:id="rIdrq50ohsp-3fz_eabbwm_5">
               <w:r>
                 <w:rPr>
                   <w:rFonts w:ascii="Arial" w:cs="Arial" w:eastAsia="Arial" w:hAnsi="Arial"/>
@@ -21465,7 +21501,7 @@
             <w:pPr>
               <w:spacing w:after="20" w:before="0"/>
             </w:pPr>
-            <w:hyperlink w:history="1" r:id="rIdkow0nty_q_tk4je8kvbzn">
+            <w:hyperlink w:history="1" r:id="rIdhw6islx5sgcj8k0txf288">
               <w:r>
                 <w:rPr>
                   <w:rFonts w:ascii="Arial" w:cs="Arial" w:eastAsia="Arial" w:hAnsi="Arial"/>
@@ -21498,7 +21534,7 @@
               <w:spacing w:after="10" w:before="0"/>
               <w:ind w:left="120"/>
             </w:pPr>
-            <w:hyperlink w:history="1" r:id="rId_pxnbuffrkkouffvyzfxy">
+            <w:hyperlink w:history="1" r:id="rIdkhnstyhixt1flroveiegs">
               <w:r>
                 <w:rPr>
                   <w:rFonts w:ascii="Arial" w:cs="Arial" w:eastAsia="Arial" w:hAnsi="Arial"/>
@@ -21543,7 +21579,7 @@
             <w:pPr>
               <w:spacing w:after="20" w:before="0"/>
             </w:pPr>
-            <w:hyperlink w:history="1" r:id="rIdqhf3acbty4brj7urs2wty">
+            <w:hyperlink w:history="1" r:id="rIdvgihmzwlz6_zjqibe6oyb">
               <w:r>
                 <w:rPr>
                   <w:rFonts w:ascii="Arial" w:cs="Arial" w:eastAsia="Arial" w:hAnsi="Arial"/>
@@ -21576,7 +21612,7 @@
               <w:spacing w:after="10" w:before="0"/>
               <w:ind w:left="120"/>
             </w:pPr>
-            <w:hyperlink w:history="1" r:id="rIdm_ft-u6ngobjzwokfqv5j">
+            <w:hyperlink w:history="1" r:id="rIdrijy6rorcxvrchtsy1jod">
               <w:r>
                 <w:rPr>
                   <w:rFonts w:ascii="Arial" w:cs="Arial" w:eastAsia="Arial" w:hAnsi="Arial"/>
@@ -21771,7 +21807,7 @@
             <w:pPr>
               <w:spacing w:after="20" w:before="0"/>
             </w:pPr>
-            <w:hyperlink w:history="1" r:id="rId_7sgjxq4elmelcbz5qdre">
+            <w:hyperlink w:history="1" r:id="rIdat5aijmbfwxb6xltoqpmk">
               <w:r>
                 <w:rPr>
                   <w:rFonts w:ascii="Arial" w:cs="Arial" w:eastAsia="Arial" w:hAnsi="Arial"/>
@@ -21804,7 +21840,7 @@
               <w:spacing w:after="10" w:before="0"/>
               <w:ind w:left="120"/>
             </w:pPr>
-            <w:hyperlink w:history="1" r:id="rIdgqlwy4_bunyouoehhsyrj">
+            <w:hyperlink w:history="1" r:id="rId5rubmzqswqk_ohtllp-p-">
               <w:r>
                 <w:rPr>
                   <w:rFonts w:ascii="Arial" w:cs="Arial" w:eastAsia="Arial" w:hAnsi="Arial"/>
@@ -21849,7 +21885,7 @@
             <w:pPr>
               <w:spacing w:after="20" w:before="0"/>
             </w:pPr>
-            <w:hyperlink w:history="1" r:id="rIdcqpcw5zbeqh9eevngakel">
+            <w:hyperlink w:history="1" r:id="rIddbyk30ya7x3cjfr_1zka8">
               <w:r>
                 <w:rPr>
                   <w:rFonts w:ascii="Arial" w:cs="Arial" w:eastAsia="Arial" w:hAnsi="Arial"/>
@@ -21882,7 +21918,7 @@
               <w:spacing w:after="10" w:before="0"/>
               <w:ind w:left="120"/>
             </w:pPr>
-            <w:hyperlink w:history="1" r:id="rIdrsgc6zzcbsylxcju76z_m">
+            <w:hyperlink w:history="1" r:id="rIdellg95s4dvbdh_uppuj7p">
               <w:r>
                 <w:rPr>
                   <w:rFonts w:ascii="Arial" w:cs="Arial" w:eastAsia="Arial" w:hAnsi="Arial"/>
@@ -22077,7 +22113,7 @@
             <w:pPr>
               <w:spacing w:after="20" w:before="0"/>
             </w:pPr>
-            <w:hyperlink w:history="1" r:id="rIdy72qbrg62ce_dvvsafopd">
+            <w:hyperlink w:history="1" r:id="rIdd-otj6br5dr2lq21e1iy7">
               <w:r>
                 <w:rPr>
                   <w:rFonts w:ascii="Arial" w:cs="Arial" w:eastAsia="Arial" w:hAnsi="Arial"/>
@@ -22110,7 +22146,7 @@
               <w:spacing w:after="10" w:before="0"/>
               <w:ind w:left="120"/>
             </w:pPr>
-            <w:hyperlink w:history="1" r:id="rIddye7yvqz7ftqcumpv6qlz">
+            <w:hyperlink w:history="1" r:id="rId1usodlkqamsg9n7fon8ln">
               <w:r>
                 <w:rPr>
                   <w:rFonts w:ascii="Arial" w:cs="Arial" w:eastAsia="Arial" w:hAnsi="Arial"/>
@@ -22155,7 +22191,7 @@
             <w:pPr>
               <w:spacing w:after="20" w:before="0"/>
             </w:pPr>
-            <w:hyperlink w:history="1" r:id="rIdjuqnlookruj7sns1ql8u_">
+            <w:hyperlink w:history="1" r:id="rIdddwph439fudq23oo8bqpl">
               <w:r>
                 <w:rPr>
                   <w:rFonts w:ascii="Arial" w:cs="Arial" w:eastAsia="Arial" w:hAnsi="Arial"/>
@@ -22188,7 +22224,7 @@
               <w:spacing w:after="10" w:before="0"/>
               <w:ind w:left="120"/>
             </w:pPr>
-            <w:hyperlink w:history="1" r:id="rIddefrv8cmg8mj3zc06x5ze">
+            <w:hyperlink w:history="1" r:id="rIdnpxi1uik-he7pmnap8jjt">
               <w:r>
                 <w:rPr>
                   <w:rFonts w:ascii="Arial" w:cs="Arial" w:eastAsia="Arial" w:hAnsi="Arial"/>
@@ -22383,7 +22419,7 @@
             <w:pPr>
               <w:spacing w:after="20" w:before="0"/>
             </w:pPr>
-            <w:hyperlink w:history="1" r:id="rIdtk_elqqoyhkz8jo2frdqp">
+            <w:hyperlink w:history="1" r:id="rIdnn6ofq9nuiv4cpyavxess">
               <w:r>
                 <w:rPr>
                   <w:rFonts w:ascii="Arial" w:cs="Arial" w:eastAsia="Arial" w:hAnsi="Arial"/>
@@ -22416,7 +22452,7 @@
               <w:spacing w:after="10" w:before="0"/>
               <w:ind w:left="120"/>
             </w:pPr>
-            <w:hyperlink w:history="1" r:id="rId6enggsh-8d6jkmckdjkr5">
+            <w:hyperlink w:history="1" r:id="rIdnpwkzeylsjszf8xojud4m">
               <w:r>
                 <w:rPr>
                   <w:rFonts w:ascii="Arial" w:cs="Arial" w:eastAsia="Arial" w:hAnsi="Arial"/>
@@ -22461,7 +22497,7 @@
             <w:pPr>
               <w:spacing w:after="20" w:before="0"/>
             </w:pPr>
-            <w:hyperlink w:history="1" r:id="rIdnw4iff9xwjucbm_wbdvbo">
+            <w:hyperlink w:history="1" r:id="rIdykb5wo-vqjub_ivuxwvip">
               <w:r>
                 <w:rPr>
                   <w:rFonts w:ascii="Arial" w:cs="Arial" w:eastAsia="Arial" w:hAnsi="Arial"/>
@@ -22494,7 +22530,7 @@
               <w:spacing w:after="10" w:before="0"/>
               <w:ind w:left="120"/>
             </w:pPr>
-            <w:hyperlink w:history="1" r:id="rIdjfab1vw_h4t1fnwktfen2">
+            <w:hyperlink w:history="1" r:id="rIdmou327wktnenxddxzbgpr">
               <w:r>
                 <w:rPr>
                   <w:rFonts w:ascii="Arial" w:cs="Arial" w:eastAsia="Arial" w:hAnsi="Arial"/>
@@ -24095,7 +24131,7 @@
             <w:pPr>
               <w:spacing w:after="20" w:before="0"/>
             </w:pPr>
-            <w:hyperlink w:history="1" r:id="rIdivotsxeqsgkvnkwgueb1m">
+            <w:hyperlink w:history="1" r:id="rIdmb3zgtrysjr8krr3cnrsl">
               <w:r>
                 <w:rPr>
                   <w:rFonts w:ascii="Arial" w:cs="Arial" w:eastAsia="Arial" w:hAnsi="Arial"/>
@@ -24128,7 +24164,7 @@
               <w:spacing w:after="10" w:before="0"/>
               <w:ind w:left="120"/>
             </w:pPr>
-            <w:hyperlink w:history="1" r:id="rIdf9ufy9_ji9beddqy-ursa">
+            <w:hyperlink w:history="1" r:id="rIdc5rpstzlxaroywvbl7hra">
               <w:r>
                 <w:rPr>
                   <w:rFonts w:ascii="Arial" w:cs="Arial" w:eastAsia="Arial" w:hAnsi="Arial"/>
@@ -24173,7 +24209,7 @@
             <w:pPr>
               <w:spacing w:after="20" w:before="0"/>
             </w:pPr>
-            <w:hyperlink w:history="1" r:id="rId4d3cjlqwxng2i8pz9u-oi">
+            <w:hyperlink w:history="1" r:id="rIdwvrprdcb1vgm4hgeviqbh">
               <w:r>
                 <w:rPr>
                   <w:rFonts w:ascii="Arial" w:cs="Arial" w:eastAsia="Arial" w:hAnsi="Arial"/>
@@ -24206,7 +24242,7 @@
               <w:spacing w:after="10" w:before="0"/>
               <w:ind w:left="120"/>
             </w:pPr>
-            <w:hyperlink w:history="1" r:id="rIdjfecfuxa8tszpvegcc7jo">
+            <w:hyperlink w:history="1" r:id="rIdckxlucxz80gijig96labh">
               <w:r>
                 <w:rPr>
                   <w:rFonts w:ascii="Arial" w:cs="Arial" w:eastAsia="Arial" w:hAnsi="Arial"/>
@@ -24401,7 +24437,7 @@
             <w:pPr>
               <w:spacing w:after="20" w:before="0"/>
             </w:pPr>
-            <w:hyperlink w:history="1" r:id="rIdtcvr1jvq60tecijqgudz3">
+            <w:hyperlink w:history="1" r:id="rIdxtdrhhphssdqiwmabfgwg">
               <w:r>
                 <w:rPr>
                   <w:rFonts w:ascii="Arial" w:cs="Arial" w:eastAsia="Arial" w:hAnsi="Arial"/>
@@ -24434,7 +24470,7 @@
               <w:spacing w:after="10" w:before="0"/>
               <w:ind w:left="120"/>
             </w:pPr>
-            <w:hyperlink w:history="1" r:id="rId57nkshpwr3w7w3_kqxfwp">
+            <w:hyperlink w:history="1" r:id="rIdeevmtdno7lok8z3tz7xo5">
               <w:r>
                 <w:rPr>
                   <w:rFonts w:ascii="Arial" w:cs="Arial" w:eastAsia="Arial" w:hAnsi="Arial"/>
@@ -24479,7 +24515,7 @@
             <w:pPr>
               <w:spacing w:after="20" w:before="0"/>
             </w:pPr>
-            <w:hyperlink w:history="1" r:id="rIdww4t6hlbn3arvvahpq_i6">
+            <w:hyperlink w:history="1" r:id="rIdhwol4pm2mqpzkym-pkjvh">
               <w:r>
                 <w:rPr>
                   <w:rFonts w:ascii="Arial" w:cs="Arial" w:eastAsia="Arial" w:hAnsi="Arial"/>
@@ -24512,7 +24548,7 @@
               <w:spacing w:after="10" w:before="0"/>
               <w:ind w:left="120"/>
             </w:pPr>
-            <w:hyperlink w:history="1" r:id="rIdiv65afl85gmvwmno7ycwn">
+            <w:hyperlink w:history="1" r:id="rId0nlejiluwywncecw0aazr">
               <w:r>
                 <w:rPr>
                   <w:rFonts w:ascii="Arial" w:cs="Arial" w:eastAsia="Arial" w:hAnsi="Arial"/>
@@ -24707,7 +24743,7 @@
             <w:pPr>
               <w:spacing w:after="20" w:before="0"/>
             </w:pPr>
-            <w:hyperlink w:history="1" r:id="rId31l8ikdkqib1d6xv3pur4">
+            <w:hyperlink w:history="1" r:id="rIdvevgnlua4ydzgmikqabdf">
               <w:r>
                 <w:rPr>
                   <w:rFonts w:ascii="Arial" w:cs="Arial" w:eastAsia="Arial" w:hAnsi="Arial"/>
@@ -24740,7 +24776,7 @@
               <w:spacing w:after="10" w:before="0"/>
               <w:ind w:left="120"/>
             </w:pPr>
-            <w:hyperlink w:history="1" r:id="rIdq71hcx1twjeycyqiikpet">
+            <w:hyperlink w:history="1" r:id="rIdvmtccmmzhkkkteavgv0yp">
               <w:r>
                 <w:rPr>
                   <w:rFonts w:ascii="Arial" w:cs="Arial" w:eastAsia="Arial" w:hAnsi="Arial"/>
@@ -24785,7 +24821,7 @@
             <w:pPr>
               <w:spacing w:after="20" w:before="0"/>
             </w:pPr>
-            <w:hyperlink w:history="1" r:id="rId16usrpf5ebkeco8dz1nge">
+            <w:hyperlink w:history="1" r:id="rIdchybhsbj4blni4agnqyti">
               <w:r>
                 <w:rPr>
                   <w:rFonts w:ascii="Arial" w:cs="Arial" w:eastAsia="Arial" w:hAnsi="Arial"/>
@@ -24818,7 +24854,7 @@
               <w:spacing w:after="10" w:before="0"/>
               <w:ind w:left="120"/>
             </w:pPr>
-            <w:hyperlink w:history="1" r:id="rIdv9ljb2n4e2cqs5exdnbov">
+            <w:hyperlink w:history="1" r:id="rIdfhhfm4ns9rhbfn1iikxyj">
               <w:r>
                 <w:rPr>
                   <w:rFonts w:ascii="Arial" w:cs="Arial" w:eastAsia="Arial" w:hAnsi="Arial"/>
@@ -25013,7 +25049,7 @@
             <w:pPr>
               <w:spacing w:after="20" w:before="0"/>
             </w:pPr>
-            <w:hyperlink w:history="1" r:id="rId7pmlam9vm215mdofszt82">
+            <w:hyperlink w:history="1" r:id="rId_0ypzx4eq4brfyu5mo-a8">
               <w:r>
                 <w:rPr>
                   <w:rFonts w:ascii="Arial" w:cs="Arial" w:eastAsia="Arial" w:hAnsi="Arial"/>
@@ -25046,7 +25082,7 @@
               <w:spacing w:after="10" w:before="0"/>
               <w:ind w:left="120"/>
             </w:pPr>
-            <w:hyperlink w:history="1" r:id="rId5xnr0f3nnqsab5ouh2mju">
+            <w:hyperlink w:history="1" r:id="rId2scvnq_ufjn2akf1ud10o">
               <w:r>
                 <w:rPr>
                   <w:rFonts w:ascii="Arial" w:cs="Arial" w:eastAsia="Arial" w:hAnsi="Arial"/>
@@ -25091,7 +25127,7 @@
             <w:pPr>
               <w:spacing w:after="20" w:before="0"/>
             </w:pPr>
-            <w:hyperlink w:history="1" r:id="rIdtoncevp1bc6fp7h4hmzde">
+            <w:hyperlink w:history="1" r:id="rId4dvyuievotdf-w0ujwdcs">
               <w:r>
                 <w:rPr>
                   <w:rFonts w:ascii="Arial" w:cs="Arial" w:eastAsia="Arial" w:hAnsi="Arial"/>
@@ -25124,7 +25160,7 @@
               <w:spacing w:after="10" w:before="0"/>
               <w:ind w:left="120"/>
             </w:pPr>
-            <w:hyperlink w:history="1" r:id="rIduxwqm-w4y_npq2wo2jbg4">
+            <w:hyperlink w:history="1" r:id="rIdoh-wfdvx9lrku6hgeqkd-">
               <w:r>
                 <w:rPr>
                   <w:rFonts w:ascii="Arial" w:cs="Arial" w:eastAsia="Arial" w:hAnsi="Arial"/>
@@ -25319,7 +25355,7 @@
             <w:pPr>
               <w:spacing w:after="20" w:before="0"/>
             </w:pPr>
-            <w:hyperlink w:history="1" r:id="rIdq3k3visu_ipoce1a_rwqe">
+            <w:hyperlink w:history="1" r:id="rIdp0v6hfhmnldgxfdlcbhnp">
               <w:r>
                 <w:rPr>
                   <w:rFonts w:ascii="Arial" w:cs="Arial" w:eastAsia="Arial" w:hAnsi="Arial"/>
@@ -25352,7 +25388,7 @@
               <w:spacing w:after="10" w:before="0"/>
               <w:ind w:left="120"/>
             </w:pPr>
-            <w:hyperlink w:history="1" r:id="rIdbum3ozfbyywtogfnemj4a">
+            <w:hyperlink w:history="1" r:id="rIdynpuayvj6nhvtd9wokhkg">
               <w:r>
                 <w:rPr>
                   <w:rFonts w:ascii="Arial" w:cs="Arial" w:eastAsia="Arial" w:hAnsi="Arial"/>
@@ -25397,7 +25433,7 @@
             <w:pPr>
               <w:spacing w:after="20" w:before="0"/>
             </w:pPr>
-            <w:hyperlink w:history="1" r:id="rIdo08rlsqmjagfc_txiqpru">
+            <w:hyperlink w:history="1" r:id="rIdmlwq1hiabt6exj9ma1twh">
               <w:r>
                 <w:rPr>
                   <w:rFonts w:ascii="Arial" w:cs="Arial" w:eastAsia="Arial" w:hAnsi="Arial"/>
@@ -25430,7 +25466,7 @@
               <w:spacing w:after="10" w:before="0"/>
               <w:ind w:left="120"/>
             </w:pPr>
-            <w:hyperlink w:history="1" r:id="rIdbtieck_gwxkooep7mgxga">
+            <w:hyperlink w:history="1" r:id="rIdwx9pysg-bpczctsxbuidl">
               <w:r>
                 <w:rPr>
                   <w:rFonts w:ascii="Arial" w:cs="Arial" w:eastAsia="Arial" w:hAnsi="Arial"/>

--- a/data/outputs/v2/General_Science/SS1.5_Respiration/General_Science_Respiration_CBE_LessonSequence.docx
+++ b/data/outputs/v2/General_Science/SS1.5_Respiration/General_Science_Respiration_CBE_LessonSequence.docx
@@ -3104,7 +3104,7 @@
             <w:pPr>
               <w:spacing w:after="20" w:before="0"/>
             </w:pPr>
-            <w:hyperlink w:history="1" r:id="rIdjvhipnbukm0ttnf6gdh21">
+            <w:hyperlink w:history="1" r:id="rIdifas_1fhvxdwqn1xu6aw8">
               <w:r>
                 <w:rPr>
                   <w:rFonts w:ascii="Arial" w:cs="Arial" w:eastAsia="Arial" w:hAnsi="Arial"/>
@@ -3137,7 +3137,7 @@
               <w:spacing w:after="10" w:before="0"/>
               <w:ind w:left="120"/>
             </w:pPr>
-            <w:hyperlink w:history="1" r:id="rIdrepqdad_ly2spg9cbiwox">
+            <w:hyperlink w:history="1" r:id="rIdipsjjfq9uobgh45u-e0uv">
               <w:r>
                 <w:rPr>
                   <w:rFonts w:ascii="Arial" w:cs="Arial" w:eastAsia="Arial" w:hAnsi="Arial"/>
@@ -3182,7 +3182,7 @@
             <w:pPr>
               <w:spacing w:after="20" w:before="0"/>
             </w:pPr>
-            <w:hyperlink w:history="1" r:id="rIdcz2nodawzscb-httmlnwh">
+            <w:hyperlink w:history="1" r:id="rIdykc4hueuyq57z0vrzzoxf">
               <w:r>
                 <w:rPr>
                   <w:rFonts w:ascii="Arial" w:cs="Arial" w:eastAsia="Arial" w:hAnsi="Arial"/>
@@ -3215,7 +3215,7 @@
               <w:spacing w:after="10" w:before="0"/>
               <w:ind w:left="120"/>
             </w:pPr>
-            <w:hyperlink w:history="1" r:id="rId0d-v-ik9swxtleeqy6t6m">
+            <w:hyperlink w:history="1" r:id="rIdomujvd7uz0hsjkebbpnc_">
               <w:r>
                 <w:rPr>
                   <w:rFonts w:ascii="Arial" w:cs="Arial" w:eastAsia="Arial" w:hAnsi="Arial"/>
@@ -3505,7 +3505,7 @@
             <w:pPr>
               <w:spacing w:after="20" w:before="0"/>
             </w:pPr>
-            <w:hyperlink w:history="1" r:id="rIdr2fdppzbcvdyshofyrao1">
+            <w:hyperlink w:history="1" r:id="rId5-yaoygj2-lgdssqsu_nf">
               <w:r>
                 <w:rPr>
                   <w:rFonts w:ascii="Arial" w:cs="Arial" w:eastAsia="Arial" w:hAnsi="Arial"/>
@@ -3538,7 +3538,7 @@
               <w:spacing w:after="10" w:before="0"/>
               <w:ind w:left="120"/>
             </w:pPr>
-            <w:hyperlink w:history="1" r:id="rId5xsrrhepesjao9h01y59h">
+            <w:hyperlink w:history="1" r:id="rIdkdyl1u6ce0rbew6f6gi2c">
               <w:r>
                 <w:rPr>
                   <w:rFonts w:ascii="Arial" w:cs="Arial" w:eastAsia="Arial" w:hAnsi="Arial"/>
@@ -3583,7 +3583,7 @@
             <w:pPr>
               <w:spacing w:after="20" w:before="0"/>
             </w:pPr>
-            <w:hyperlink w:history="1" r:id="rIdouw5dcaob7tnt85ero8aw">
+            <w:hyperlink w:history="1" r:id="rIddzqb9ejfbkztix9_9-r60">
               <w:r>
                 <w:rPr>
                   <w:rFonts w:ascii="Arial" w:cs="Arial" w:eastAsia="Arial" w:hAnsi="Arial"/>
@@ -3616,7 +3616,7 @@
               <w:spacing w:after="10" w:before="0"/>
               <w:ind w:left="120"/>
             </w:pPr>
-            <w:hyperlink w:history="1" r:id="rId3yq5hoejjeudvxx4zfg40">
+            <w:hyperlink w:history="1" r:id="rIdcta-vwi6cuqgrtnua0mok">
               <w:r>
                 <w:rPr>
                   <w:rFonts w:ascii="Arial" w:cs="Arial" w:eastAsia="Arial" w:hAnsi="Arial"/>
@@ -3887,7 +3887,7 @@
             <w:pPr>
               <w:spacing w:after="20" w:before="0"/>
             </w:pPr>
-            <w:hyperlink w:history="1" r:id="rIdw-8lm6op6paz1l34fkw2j">
+            <w:hyperlink w:history="1" r:id="rId7vlg3gkrbmkrsqnwqkdnh">
               <w:r>
                 <w:rPr>
                   <w:rFonts w:ascii="Arial" w:cs="Arial" w:eastAsia="Arial" w:hAnsi="Arial"/>
@@ -3920,7 +3920,7 @@
               <w:spacing w:after="10" w:before="0"/>
               <w:ind w:left="120"/>
             </w:pPr>
-            <w:hyperlink w:history="1" r:id="rIdswrjaz5bykbub1tr6dnwn">
+            <w:hyperlink w:history="1" r:id="rIdbaabqlrjtm67o5m-1hbph">
               <w:r>
                 <w:rPr>
                   <w:rFonts w:ascii="Arial" w:cs="Arial" w:eastAsia="Arial" w:hAnsi="Arial"/>
@@ -3965,7 +3965,7 @@
             <w:pPr>
               <w:spacing w:after="20" w:before="0"/>
             </w:pPr>
-            <w:hyperlink w:history="1" r:id="rIdqm1qhyi8ubadnjw6ljzwu">
+            <w:hyperlink w:history="1" r:id="rIdwfi5i2tzn7ysdwwlibo9n">
               <w:r>
                 <w:rPr>
                   <w:rFonts w:ascii="Arial" w:cs="Arial" w:eastAsia="Arial" w:hAnsi="Arial"/>
@@ -3998,7 +3998,7 @@
               <w:spacing w:after="10" w:before="0"/>
               <w:ind w:left="120"/>
             </w:pPr>
-            <w:hyperlink w:history="1" r:id="rIdmkjwhedtj5y8-e5xlyzmx">
+            <w:hyperlink w:history="1" r:id="rId_5wyemjb9ipjlj0cgmgb4">
               <w:r>
                 <w:rPr>
                   <w:rFonts w:ascii="Arial" w:cs="Arial" w:eastAsia="Arial" w:hAnsi="Arial"/>
@@ -4269,7 +4269,7 @@
             <w:pPr>
               <w:spacing w:after="20" w:before="0"/>
             </w:pPr>
-            <w:hyperlink w:history="1" r:id="rId5h_aek-l93kkuji2jvfzq">
+            <w:hyperlink w:history="1" r:id="rIdhgaj6pespdcb4j5e6ygvf">
               <w:r>
                 <w:rPr>
                   <w:rFonts w:ascii="Arial" w:cs="Arial" w:eastAsia="Arial" w:hAnsi="Arial"/>
@@ -4302,7 +4302,7 @@
               <w:spacing w:after="10" w:before="0"/>
               <w:ind w:left="120"/>
             </w:pPr>
-            <w:hyperlink w:history="1" r:id="rIdt9bgql2jedahmkf1tgjtc">
+            <w:hyperlink w:history="1" r:id="rIdg1f-qfifiekaj5bctjskj">
               <w:r>
                 <w:rPr>
                   <w:rFonts w:ascii="Arial" w:cs="Arial" w:eastAsia="Arial" w:hAnsi="Arial"/>
@@ -4347,7 +4347,7 @@
             <w:pPr>
               <w:spacing w:after="20" w:before="0"/>
             </w:pPr>
-            <w:hyperlink w:history="1" r:id="rIdhgxg_tnopis4vp96xluki">
+            <w:hyperlink w:history="1" r:id="rIdeqxv_xd4jntrjish0nrkq">
               <w:r>
                 <w:rPr>
                   <w:rFonts w:ascii="Arial" w:cs="Arial" w:eastAsia="Arial" w:hAnsi="Arial"/>
@@ -4380,7 +4380,7 @@
               <w:spacing w:after="10" w:before="0"/>
               <w:ind w:left="120"/>
             </w:pPr>
-            <w:hyperlink w:history="1" r:id="rIdniekkprhsfzpp5ybg0wqu">
+            <w:hyperlink w:history="1" r:id="rIdovunxhc_na6d4satnmvsx">
               <w:r>
                 <w:rPr>
                   <w:rFonts w:ascii="Arial" w:cs="Arial" w:eastAsia="Arial" w:hAnsi="Arial"/>
@@ -4670,7 +4670,7 @@
             <w:pPr>
               <w:spacing w:after="20" w:before="0"/>
             </w:pPr>
-            <w:hyperlink w:history="1" r:id="rIdaux7lz-a7elv9fyv31dtf">
+            <w:hyperlink w:history="1" r:id="rIdkg2tmvkgrldv5chdcuq3a">
               <w:r>
                 <w:rPr>
                   <w:rFonts w:ascii="Arial" w:cs="Arial" w:eastAsia="Arial" w:hAnsi="Arial"/>
@@ -4703,7 +4703,7 @@
               <w:spacing w:after="10" w:before="0"/>
               <w:ind w:left="120"/>
             </w:pPr>
-            <w:hyperlink w:history="1" r:id="rIdvgefyiuqomemcg5m2elxw">
+            <w:hyperlink w:history="1" r:id="rIdazxlid_mrmnj5d9owlk9t">
               <w:r>
                 <w:rPr>
                   <w:rFonts w:ascii="Arial" w:cs="Arial" w:eastAsia="Arial" w:hAnsi="Arial"/>
@@ -4748,7 +4748,7 @@
             <w:pPr>
               <w:spacing w:after="20" w:before="0"/>
             </w:pPr>
-            <w:hyperlink w:history="1" r:id="rIdw13bzy5n4yhdwyrey0yls">
+            <w:hyperlink w:history="1" r:id="rId4pk5segrgammjw68njs20">
               <w:r>
                 <w:rPr>
                   <w:rFonts w:ascii="Arial" w:cs="Arial" w:eastAsia="Arial" w:hAnsi="Arial"/>
@@ -4781,7 +4781,7 @@
               <w:spacing w:after="10" w:before="0"/>
               <w:ind w:left="120"/>
             </w:pPr>
-            <w:hyperlink w:history="1" r:id="rId0qn24ezx6cul059hidxen">
+            <w:hyperlink w:history="1" r:id="rIdvpxi4g9is_kdvcnjwzebr">
               <w:r>
                 <w:rPr>
                   <w:rFonts w:ascii="Arial" w:cs="Arial" w:eastAsia="Arial" w:hAnsi="Arial"/>
@@ -6420,7 +6420,7 @@
             <w:pPr>
               <w:spacing w:after="20" w:before="0"/>
             </w:pPr>
-            <w:hyperlink w:history="1" r:id="rId2thlh8pprj1xgwb31mmcj">
+            <w:hyperlink w:history="1" r:id="rIdh9z3elv7emcob8ev7weiv">
               <w:r>
                 <w:rPr>
                   <w:rFonts w:ascii="Arial" w:cs="Arial" w:eastAsia="Arial" w:hAnsi="Arial"/>
@@ -6453,7 +6453,7 @@
               <w:spacing w:after="10" w:before="0"/>
               <w:ind w:left="120"/>
             </w:pPr>
-            <w:hyperlink w:history="1" r:id="rIdv260cyht7reaowckqhovn">
+            <w:hyperlink w:history="1" r:id="rId6rkrnuxo6wuc8ehqtfqsq">
               <w:r>
                 <w:rPr>
                   <w:rFonts w:ascii="Arial" w:cs="Arial" w:eastAsia="Arial" w:hAnsi="Arial"/>
@@ -6498,7 +6498,7 @@
             <w:pPr>
               <w:spacing w:after="20" w:before="0"/>
             </w:pPr>
-            <w:hyperlink w:history="1" r:id="rId1ksoekm-61pdvd-ejxtc8">
+            <w:hyperlink w:history="1" r:id="rIdlhf3xt2j-kxomzltf-rpa">
               <w:r>
                 <w:rPr>
                   <w:rFonts w:ascii="Arial" w:cs="Arial" w:eastAsia="Arial" w:hAnsi="Arial"/>
@@ -6531,7 +6531,7 @@
               <w:spacing w:after="10" w:before="0"/>
               <w:ind w:left="120"/>
             </w:pPr>
-            <w:hyperlink w:history="1" r:id="rIdlrtolkzcvggcp1fpepqgi">
+            <w:hyperlink w:history="1" r:id="rIdlpxynseei893jv6vyzbsb">
               <w:r>
                 <w:rPr>
                   <w:rFonts w:ascii="Arial" w:cs="Arial" w:eastAsia="Arial" w:hAnsi="Arial"/>
@@ -6726,7 +6726,7 @@
             <w:pPr>
               <w:spacing w:after="20" w:before="0"/>
             </w:pPr>
-            <w:hyperlink w:history="1" r:id="rIdrqy-v7pjmex4lajoyx-zi">
+            <w:hyperlink w:history="1" r:id="rIdyylgmzjxwaporzgi4cdgn">
               <w:r>
                 <w:rPr>
                   <w:rFonts w:ascii="Arial" w:cs="Arial" w:eastAsia="Arial" w:hAnsi="Arial"/>
@@ -6759,7 +6759,7 @@
               <w:spacing w:after="10" w:before="0"/>
               <w:ind w:left="120"/>
             </w:pPr>
-            <w:hyperlink w:history="1" r:id="rIdaywj5f646vi5namqlrbhw">
+            <w:hyperlink w:history="1" r:id="rId-ydy1epdelcddzyj0vos5">
               <w:r>
                 <w:rPr>
                   <w:rFonts w:ascii="Arial" w:cs="Arial" w:eastAsia="Arial" w:hAnsi="Arial"/>
@@ -6804,7 +6804,7 @@
             <w:pPr>
               <w:spacing w:after="20" w:before="0"/>
             </w:pPr>
-            <w:hyperlink w:history="1" r:id="rId9bviwujrjuzjlhjfoobyo">
+            <w:hyperlink w:history="1" r:id="rIdq6s3wucbu7oomvmzseufm">
               <w:r>
                 <w:rPr>
                   <w:rFonts w:ascii="Arial" w:cs="Arial" w:eastAsia="Arial" w:hAnsi="Arial"/>
@@ -6837,7 +6837,7 @@
               <w:spacing w:after="10" w:before="0"/>
               <w:ind w:left="120"/>
             </w:pPr>
-            <w:hyperlink w:history="1" r:id="rIdi_0_ikbqdfl5ees2ih4gw">
+            <w:hyperlink w:history="1" r:id="rIdrybeczfc79ejwfagartld">
               <w:r>
                 <w:rPr>
                   <w:rFonts w:ascii="Arial" w:cs="Arial" w:eastAsia="Arial" w:hAnsi="Arial"/>
@@ -7032,7 +7032,7 @@
             <w:pPr>
               <w:spacing w:after="20" w:before="0"/>
             </w:pPr>
-            <w:hyperlink w:history="1" r:id="rIdr6c_rturfe3ejmimv7mwk">
+            <w:hyperlink w:history="1" r:id="rIdix6_e_xgytrpaeezyho0s">
               <w:r>
                 <w:rPr>
                   <w:rFonts w:ascii="Arial" w:cs="Arial" w:eastAsia="Arial" w:hAnsi="Arial"/>
@@ -7065,7 +7065,7 @@
               <w:spacing w:after="10" w:before="0"/>
               <w:ind w:left="120"/>
             </w:pPr>
-            <w:hyperlink w:history="1" r:id="rIdzvfmzvzog9nhtm0kymxt8">
+            <w:hyperlink w:history="1" r:id="rId_yryr7ohllnru0isqd5vt">
               <w:r>
                 <w:rPr>
                   <w:rFonts w:ascii="Arial" w:cs="Arial" w:eastAsia="Arial" w:hAnsi="Arial"/>
@@ -7110,7 +7110,7 @@
             <w:pPr>
               <w:spacing w:after="20" w:before="0"/>
             </w:pPr>
-            <w:hyperlink w:history="1" r:id="rId4pucvp9uzhctqwlvtxzq8">
+            <w:hyperlink w:history="1" r:id="rIdfsfqcwqfcuhozaantnd7k">
               <w:r>
                 <w:rPr>
                   <w:rFonts w:ascii="Arial" w:cs="Arial" w:eastAsia="Arial" w:hAnsi="Arial"/>
@@ -7143,7 +7143,7 @@
               <w:spacing w:after="10" w:before="0"/>
               <w:ind w:left="120"/>
             </w:pPr>
-            <w:hyperlink w:history="1" r:id="rIdy_30kehz_bbwkjyll621a">
+            <w:hyperlink w:history="1" r:id="rIdx78iuypz0aju4yvmmv-0v">
               <w:r>
                 <w:rPr>
                   <w:rFonts w:ascii="Arial" w:cs="Arial" w:eastAsia="Arial" w:hAnsi="Arial"/>
@@ -7338,7 +7338,7 @@
             <w:pPr>
               <w:spacing w:after="20" w:before="0"/>
             </w:pPr>
-            <w:hyperlink w:history="1" r:id="rIdwxahhqnpjsjrj0f0rj9pj">
+            <w:hyperlink w:history="1" r:id="rIdcdo3c4y8jhpl9hh0afy-t">
               <w:r>
                 <w:rPr>
                   <w:rFonts w:ascii="Arial" w:cs="Arial" w:eastAsia="Arial" w:hAnsi="Arial"/>
@@ -7371,7 +7371,7 @@
               <w:spacing w:after="10" w:before="0"/>
               <w:ind w:left="120"/>
             </w:pPr>
-            <w:hyperlink w:history="1" r:id="rId9utxal9ljtcdznrfnmw7a">
+            <w:hyperlink w:history="1" r:id="rIdqziaxauh2iilmqu2ynn5h">
               <w:r>
                 <w:rPr>
                   <w:rFonts w:ascii="Arial" w:cs="Arial" w:eastAsia="Arial" w:hAnsi="Arial"/>
@@ -7416,7 +7416,7 @@
             <w:pPr>
               <w:spacing w:after="20" w:before="0"/>
             </w:pPr>
-            <w:hyperlink w:history="1" r:id="rIdu0ifkzpxawa9rhwus1hj8">
+            <w:hyperlink w:history="1" r:id="rId2ze_qxigyumsidyfyh_cc">
               <w:r>
                 <w:rPr>
                   <w:rFonts w:ascii="Arial" w:cs="Arial" w:eastAsia="Arial" w:hAnsi="Arial"/>
@@ -7449,7 +7449,7 @@
               <w:spacing w:after="10" w:before="0"/>
               <w:ind w:left="120"/>
             </w:pPr>
-            <w:hyperlink w:history="1" r:id="rId1e1xi6qujj1kr0huwumbt">
+            <w:hyperlink w:history="1" r:id="rIdxojxp0fxci5xgdlkwrnhm">
               <w:r>
                 <w:rPr>
                   <w:rFonts w:ascii="Arial" w:cs="Arial" w:eastAsia="Arial" w:hAnsi="Arial"/>
@@ -7644,7 +7644,7 @@
             <w:pPr>
               <w:spacing w:after="20" w:before="0"/>
             </w:pPr>
-            <w:hyperlink w:history="1" r:id="rIdj7reqncyhtez82oba9t6k">
+            <w:hyperlink w:history="1" r:id="rIdwvkrmpn49gjlllj6whpdl">
               <w:r>
                 <w:rPr>
                   <w:rFonts w:ascii="Arial" w:cs="Arial" w:eastAsia="Arial" w:hAnsi="Arial"/>
@@ -7677,7 +7677,7 @@
               <w:spacing w:after="10" w:before="0"/>
               <w:ind w:left="120"/>
             </w:pPr>
-            <w:hyperlink w:history="1" r:id="rIdz1esd3ad4gw6imyc4uwdg">
+            <w:hyperlink w:history="1" r:id="rIdrtvq4itmxws6sp8pvhiu2">
               <w:r>
                 <w:rPr>
                   <w:rFonts w:ascii="Arial" w:cs="Arial" w:eastAsia="Arial" w:hAnsi="Arial"/>
@@ -7722,7 +7722,7 @@
             <w:pPr>
               <w:spacing w:after="20" w:before="0"/>
             </w:pPr>
-            <w:hyperlink w:history="1" r:id="rIdvbtbmwrjwpnlfeg-abx3y">
+            <w:hyperlink w:history="1" r:id="rId5-gdll7t7gusw2qdsun6z">
               <w:r>
                 <w:rPr>
                   <w:rFonts w:ascii="Arial" w:cs="Arial" w:eastAsia="Arial" w:hAnsi="Arial"/>
@@ -7755,7 +7755,7 @@
               <w:spacing w:after="10" w:before="0"/>
               <w:ind w:left="120"/>
             </w:pPr>
-            <w:hyperlink w:history="1" r:id="rIdg5eidykbzrihk-x5flaqp">
+            <w:hyperlink w:history="1" r:id="rIds19sidgjkh1xkl7ugqclq">
               <w:r>
                 <w:rPr>
                   <w:rFonts w:ascii="Arial" w:cs="Arial" w:eastAsia="Arial" w:hAnsi="Arial"/>
@@ -9242,7 +9242,7 @@
             <w:pPr>
               <w:spacing w:after="20" w:before="0"/>
             </w:pPr>
-            <w:hyperlink w:history="1" r:id="rId8ga0txz9zsa6jzxrisrt4">
+            <w:hyperlink w:history="1" r:id="rIdzx3nlncujb4wl-1urtbx5">
               <w:r>
                 <w:rPr>
                   <w:rFonts w:ascii="Arial" w:cs="Arial" w:eastAsia="Arial" w:hAnsi="Arial"/>
@@ -9275,7 +9275,7 @@
               <w:spacing w:after="10" w:before="0"/>
               <w:ind w:left="120"/>
             </w:pPr>
-            <w:hyperlink w:history="1" r:id="rIdcw6m7_tcds6gz34hp7j5v">
+            <w:hyperlink w:history="1" r:id="rIdixi6um43oos_--pjci_we">
               <w:r>
                 <w:rPr>
                   <w:rFonts w:ascii="Arial" w:cs="Arial" w:eastAsia="Arial" w:hAnsi="Arial"/>
@@ -9320,7 +9320,7 @@
             <w:pPr>
               <w:spacing w:after="20" w:before="0"/>
             </w:pPr>
-            <w:hyperlink w:history="1" r:id="rIddpsr1yo4aa_psqdyl6g5s">
+            <w:hyperlink w:history="1" r:id="rIdhkuyitxkl1b4mx19vdngs">
               <w:r>
                 <w:rPr>
                   <w:rFonts w:ascii="Arial" w:cs="Arial" w:eastAsia="Arial" w:hAnsi="Arial"/>
@@ -9353,7 +9353,7 @@
               <w:spacing w:after="10" w:before="0"/>
               <w:ind w:left="120"/>
             </w:pPr>
-            <w:hyperlink w:history="1" r:id="rId4lkcjsaztbous0ygop6ve">
+            <w:hyperlink w:history="1" r:id="rIdc81gnjdj2kxfukzxrg-jv">
               <w:r>
                 <w:rPr>
                   <w:rFonts w:ascii="Arial" w:cs="Arial" w:eastAsia="Arial" w:hAnsi="Arial"/>
@@ -9548,7 +9548,7 @@
             <w:pPr>
               <w:spacing w:after="20" w:before="0"/>
             </w:pPr>
-            <w:hyperlink w:history="1" r:id="rIdfi2gagfs5fmigihirjxgi">
+            <w:hyperlink w:history="1" r:id="rIdpzdbvbbs9pifssiv0uuny">
               <w:r>
                 <w:rPr>
                   <w:rFonts w:ascii="Arial" w:cs="Arial" w:eastAsia="Arial" w:hAnsi="Arial"/>
@@ -9581,7 +9581,7 @@
               <w:spacing w:after="10" w:before="0"/>
               <w:ind w:left="120"/>
             </w:pPr>
-            <w:hyperlink w:history="1" r:id="rIdfi0ovgesgjoylqvluwcj1">
+            <w:hyperlink w:history="1" r:id="rIdgqnfxbh2lo1qhvgrxhjnf">
               <w:r>
                 <w:rPr>
                   <w:rFonts w:ascii="Arial" w:cs="Arial" w:eastAsia="Arial" w:hAnsi="Arial"/>
@@ -9626,7 +9626,7 @@
             <w:pPr>
               <w:spacing w:after="20" w:before="0"/>
             </w:pPr>
-            <w:hyperlink w:history="1" r:id="rId9_ggb-j_vi_xa4ksxes3a">
+            <w:hyperlink w:history="1" r:id="rId55mlbr-ag8ntwtcdho5tu">
               <w:r>
                 <w:rPr>
                   <w:rFonts w:ascii="Arial" w:cs="Arial" w:eastAsia="Arial" w:hAnsi="Arial"/>
@@ -9659,7 +9659,7 @@
               <w:spacing w:after="10" w:before="0"/>
               <w:ind w:left="120"/>
             </w:pPr>
-            <w:hyperlink w:history="1" r:id="rIdrfh7aoarhttqgzuwyt8v1">
+            <w:hyperlink w:history="1" r:id="rIdumq7zk3fc5_cuedvgpjs3">
               <w:r>
                 <w:rPr>
                   <w:rFonts w:ascii="Arial" w:cs="Arial" w:eastAsia="Arial" w:hAnsi="Arial"/>
@@ -9854,7 +9854,7 @@
             <w:pPr>
               <w:spacing w:after="20" w:before="0"/>
             </w:pPr>
-            <w:hyperlink w:history="1" r:id="rIdhwh5uxvabqa-exis0lod7">
+            <w:hyperlink w:history="1" r:id="rIdutuyv7iqyktaevlcr6y-m">
               <w:r>
                 <w:rPr>
                   <w:rFonts w:ascii="Arial" w:cs="Arial" w:eastAsia="Arial" w:hAnsi="Arial"/>
@@ -9887,7 +9887,7 @@
               <w:spacing w:after="10" w:before="0"/>
               <w:ind w:left="120"/>
             </w:pPr>
-            <w:hyperlink w:history="1" r:id="rIdsxszyzxy6dbadxhqkas0l">
+            <w:hyperlink w:history="1" r:id="rIdl6588mtgd0ynnns3sxgsi">
               <w:r>
                 <w:rPr>
                   <w:rFonts w:ascii="Arial" w:cs="Arial" w:eastAsia="Arial" w:hAnsi="Arial"/>
@@ -9932,7 +9932,7 @@
             <w:pPr>
               <w:spacing w:after="20" w:before="0"/>
             </w:pPr>
-            <w:hyperlink w:history="1" r:id="rIdvzkgpvnwxrlwy-ercmp-w">
+            <w:hyperlink w:history="1" r:id="rId1nqa96e0ud3zzdyvwqvsr">
               <w:r>
                 <w:rPr>
                   <w:rFonts w:ascii="Arial" w:cs="Arial" w:eastAsia="Arial" w:hAnsi="Arial"/>
@@ -9965,7 +9965,7 @@
               <w:spacing w:after="10" w:before="0"/>
               <w:ind w:left="120"/>
             </w:pPr>
-            <w:hyperlink w:history="1" r:id="rIdf5t8ynyellxdx9ahgznb4">
+            <w:hyperlink w:history="1" r:id="rIdslwxz0getru1sw4wol8c-">
               <w:r>
                 <w:rPr>
                   <w:rFonts w:ascii="Arial" w:cs="Arial" w:eastAsia="Arial" w:hAnsi="Arial"/>
@@ -10160,7 +10160,7 @@
             <w:pPr>
               <w:spacing w:after="20" w:before="0"/>
             </w:pPr>
-            <w:hyperlink w:history="1" r:id="rIds_noqtwdsxsm5bx8s5kdm">
+            <w:hyperlink w:history="1" r:id="rIdetktgthm2grkokwbumcye">
               <w:r>
                 <w:rPr>
                   <w:rFonts w:ascii="Arial" w:cs="Arial" w:eastAsia="Arial" w:hAnsi="Arial"/>
@@ -10193,7 +10193,7 @@
               <w:spacing w:after="10" w:before="0"/>
               <w:ind w:left="120"/>
             </w:pPr>
-            <w:hyperlink w:history="1" r:id="rIdgk7g0s80a9v_hgja2lteu">
+            <w:hyperlink w:history="1" r:id="rIdzcmtv-aqy2er7_chytwew">
               <w:r>
                 <w:rPr>
                   <w:rFonts w:ascii="Arial" w:cs="Arial" w:eastAsia="Arial" w:hAnsi="Arial"/>
@@ -10238,7 +10238,7 @@
             <w:pPr>
               <w:spacing w:after="20" w:before="0"/>
             </w:pPr>
-            <w:hyperlink w:history="1" r:id="rId_zzwtong7xlxrjhq1jw8i">
+            <w:hyperlink w:history="1" r:id="rId-o2jqrtguhxyk-kvrsawk">
               <w:r>
                 <w:rPr>
                   <w:rFonts w:ascii="Arial" w:cs="Arial" w:eastAsia="Arial" w:hAnsi="Arial"/>
@@ -10271,7 +10271,7 @@
               <w:spacing w:after="10" w:before="0"/>
               <w:ind w:left="120"/>
             </w:pPr>
-            <w:hyperlink w:history="1" r:id="rIdqohshlnychl1ebshin4al">
+            <w:hyperlink w:history="1" r:id="rIde-ke0631qbrtu7lv4f_me">
               <w:r>
                 <w:rPr>
                   <w:rFonts w:ascii="Arial" w:cs="Arial" w:eastAsia="Arial" w:hAnsi="Arial"/>
@@ -10466,7 +10466,7 @@
             <w:pPr>
               <w:spacing w:after="20" w:before="0"/>
             </w:pPr>
-            <w:hyperlink w:history="1" r:id="rId1ltus_m8k-8mdvfjvujyy">
+            <w:hyperlink w:history="1" r:id="rIdwbxzigd5gg70utemxpubf">
               <w:r>
                 <w:rPr>
                   <w:rFonts w:ascii="Arial" w:cs="Arial" w:eastAsia="Arial" w:hAnsi="Arial"/>
@@ -10499,7 +10499,7 @@
               <w:spacing w:after="10" w:before="0"/>
               <w:ind w:left="120"/>
             </w:pPr>
-            <w:hyperlink w:history="1" r:id="rIdosmwprcgx2mdujb3qdbup">
+            <w:hyperlink w:history="1" r:id="rIdjgr2rqmcyel5iaa01z_pm">
               <w:r>
                 <w:rPr>
                   <w:rFonts w:ascii="Arial" w:cs="Arial" w:eastAsia="Arial" w:hAnsi="Arial"/>
@@ -10544,7 +10544,7 @@
             <w:pPr>
               <w:spacing w:after="20" w:before="0"/>
             </w:pPr>
-            <w:hyperlink w:history="1" r:id="rId7cscmh8kl2wun_qs5lbbp">
+            <w:hyperlink w:history="1" r:id="rIdht3eydo8p61__9c44i19v">
               <w:r>
                 <w:rPr>
                   <w:rFonts w:ascii="Arial" w:cs="Arial" w:eastAsia="Arial" w:hAnsi="Arial"/>
@@ -10577,7 +10577,7 @@
               <w:spacing w:after="10" w:before="0"/>
               <w:ind w:left="120"/>
             </w:pPr>
-            <w:hyperlink w:history="1" r:id="rIduda5r6nrbb1dtda36pjs_">
+            <w:hyperlink w:history="1" r:id="rId8adhxnmevoovcon1evwra">
               <w:r>
                 <w:rPr>
                   <w:rFonts w:ascii="Arial" w:cs="Arial" w:eastAsia="Arial" w:hAnsi="Arial"/>
@@ -12178,7 +12178,7 @@
             <w:pPr>
               <w:spacing w:after="20" w:before="0"/>
             </w:pPr>
-            <w:hyperlink w:history="1" r:id="rIdcprj5kan17toea621yuxf">
+            <w:hyperlink w:history="1" r:id="rId5u9flb_ceqjkkr3ynmgoh">
               <w:r>
                 <w:rPr>
                   <w:rFonts w:ascii="Arial" w:cs="Arial" w:eastAsia="Arial" w:hAnsi="Arial"/>
@@ -12211,7 +12211,7 @@
               <w:spacing w:after="10" w:before="0"/>
               <w:ind w:left="120"/>
             </w:pPr>
-            <w:hyperlink w:history="1" r:id="rIdyrdjmylpshescmkidlc0t">
+            <w:hyperlink w:history="1" r:id="rIdhhr-tyikm-lnbgaa45-pb">
               <w:r>
                 <w:rPr>
                   <w:rFonts w:ascii="Arial" w:cs="Arial" w:eastAsia="Arial" w:hAnsi="Arial"/>
@@ -12256,7 +12256,7 @@
             <w:pPr>
               <w:spacing w:after="20" w:before="0"/>
             </w:pPr>
-            <w:hyperlink w:history="1" r:id="rIdyzy3kgrfqijvwuv1oasj3">
+            <w:hyperlink w:history="1" r:id="rIdx6ve4ips1iw6jz76zjxmm">
               <w:r>
                 <w:rPr>
                   <w:rFonts w:ascii="Arial" w:cs="Arial" w:eastAsia="Arial" w:hAnsi="Arial"/>
@@ -12289,7 +12289,7 @@
               <w:spacing w:after="10" w:before="0"/>
               <w:ind w:left="120"/>
             </w:pPr>
-            <w:hyperlink w:history="1" r:id="rIdn9rtoexwc4qwvy1toxiag">
+            <w:hyperlink w:history="1" r:id="rIddgvklro0qccopfmfwxqap">
               <w:r>
                 <w:rPr>
                   <w:rFonts w:ascii="Arial" w:cs="Arial" w:eastAsia="Arial" w:hAnsi="Arial"/>
@@ -12484,7 +12484,7 @@
             <w:pPr>
               <w:spacing w:after="20" w:before="0"/>
             </w:pPr>
-            <w:hyperlink w:history="1" r:id="rId8fwubdktqazirswfobe30">
+            <w:hyperlink w:history="1" r:id="rIdb5ay2jrzco9-o0trs431d">
               <w:r>
                 <w:rPr>
                   <w:rFonts w:ascii="Arial" w:cs="Arial" w:eastAsia="Arial" w:hAnsi="Arial"/>
@@ -12517,7 +12517,7 @@
               <w:spacing w:after="10" w:before="0"/>
               <w:ind w:left="120"/>
             </w:pPr>
-            <w:hyperlink w:history="1" r:id="rIdqodastin3dhrntjdkpj0x">
+            <w:hyperlink w:history="1" r:id="rIdajznmbzk1ncviicazley8">
               <w:r>
                 <w:rPr>
                   <w:rFonts w:ascii="Arial" w:cs="Arial" w:eastAsia="Arial" w:hAnsi="Arial"/>
@@ -12562,7 +12562,7 @@
             <w:pPr>
               <w:spacing w:after="20" w:before="0"/>
             </w:pPr>
-            <w:hyperlink w:history="1" r:id="rId6b1rjd6qsofj5ilefpnwt">
+            <w:hyperlink w:history="1" r:id="rIdzhst4sewlmly0m_nh8xgq">
               <w:r>
                 <w:rPr>
                   <w:rFonts w:ascii="Arial" w:cs="Arial" w:eastAsia="Arial" w:hAnsi="Arial"/>
@@ -12595,7 +12595,7 @@
               <w:spacing w:after="10" w:before="0"/>
               <w:ind w:left="120"/>
             </w:pPr>
-            <w:hyperlink w:history="1" r:id="rIdh1thsebn8pvkjdzaqjr29">
+            <w:hyperlink w:history="1" r:id="rIdjgotppblvvy9t5hnu7my2">
               <w:r>
                 <w:rPr>
                   <w:rFonts w:ascii="Arial" w:cs="Arial" w:eastAsia="Arial" w:hAnsi="Arial"/>
@@ -12828,7 +12828,7 @@
             <w:pPr>
               <w:spacing w:after="20" w:before="0"/>
             </w:pPr>
-            <w:hyperlink w:history="1" r:id="rIdqnswtptp3qwgozpm4scmd">
+            <w:hyperlink w:history="1" r:id="rIdkvxmtk6ptzi2eq4rc9e7c">
               <w:r>
                 <w:rPr>
                   <w:rFonts w:ascii="Arial" w:cs="Arial" w:eastAsia="Arial" w:hAnsi="Arial"/>
@@ -12861,7 +12861,7 @@
               <w:spacing w:after="10" w:before="0"/>
               <w:ind w:left="120"/>
             </w:pPr>
-            <w:hyperlink w:history="1" r:id="rIdq-gpqzllb7jrdlfielzdr">
+            <w:hyperlink w:history="1" r:id="rIdsyigmhigz3k7vjhk6pcu4">
               <w:r>
                 <w:rPr>
                   <w:rFonts w:ascii="Arial" w:cs="Arial" w:eastAsia="Arial" w:hAnsi="Arial"/>
@@ -12906,7 +12906,7 @@
             <w:pPr>
               <w:spacing w:after="20" w:before="0"/>
             </w:pPr>
-            <w:hyperlink w:history="1" r:id="rId0p6i9z1watkoz-pmk5lxl">
+            <w:hyperlink w:history="1" r:id="rId0frlv3ts3gmrrc50qhbkz">
               <w:r>
                 <w:rPr>
                   <w:rFonts w:ascii="Arial" w:cs="Arial" w:eastAsia="Arial" w:hAnsi="Arial"/>
@@ -12939,7 +12939,7 @@
               <w:spacing w:after="10" w:before="0"/>
               <w:ind w:left="120"/>
             </w:pPr>
-            <w:hyperlink w:history="1" r:id="rIdzzsuqbufifzmzuvgbydey">
+            <w:hyperlink w:history="1" r:id="rIdxiy-whucxdnlludc8h3t9">
               <w:r>
                 <w:rPr>
                   <w:rFonts w:ascii="Arial" w:cs="Arial" w:eastAsia="Arial" w:hAnsi="Arial"/>
@@ -13476,7 +13476,7 @@
             <w:pPr>
               <w:spacing w:after="20" w:before="0"/>
             </w:pPr>
-            <w:hyperlink w:history="1" r:id="rIdmcfbk8b3v8f4b9g3hpqs9">
+            <w:hyperlink w:history="1" r:id="rIdopquan-orvl4wm1tfydey">
               <w:r>
                 <w:rPr>
                   <w:rFonts w:ascii="Arial" w:cs="Arial" w:eastAsia="Arial" w:hAnsi="Arial"/>
@@ -13509,7 +13509,7 @@
               <w:spacing w:after="10" w:before="0"/>
               <w:ind w:left="120"/>
             </w:pPr>
-            <w:hyperlink w:history="1" r:id="rIdsh8n2nwuauvpbslgl_dtr">
+            <w:hyperlink w:history="1" r:id="rIdmnjnmedeghodj9girmsrm">
               <w:r>
                 <w:rPr>
                   <w:rFonts w:ascii="Arial" w:cs="Arial" w:eastAsia="Arial" w:hAnsi="Arial"/>
@@ -13554,7 +13554,7 @@
             <w:pPr>
               <w:spacing w:after="20" w:before="0"/>
             </w:pPr>
-            <w:hyperlink w:history="1" r:id="rIdsf_tp8wqhg7e7yycw6gqh">
+            <w:hyperlink w:history="1" r:id="rIdbxq6ae8tuobu7k-hc7iet">
               <w:r>
                 <w:rPr>
                   <w:rFonts w:ascii="Arial" w:cs="Arial" w:eastAsia="Arial" w:hAnsi="Arial"/>
@@ -13587,7 +13587,7 @@
               <w:spacing w:after="10" w:before="0"/>
               <w:ind w:left="120"/>
             </w:pPr>
-            <w:hyperlink w:history="1" r:id="rIdrxy1mgx_d0itlaqohyrdv">
+            <w:hyperlink w:history="1" r:id="rIdpktcefumopy3wtrepf2fm">
               <w:r>
                 <w:rPr>
                   <w:rFonts w:ascii="Arial" w:cs="Arial" w:eastAsia="Arial" w:hAnsi="Arial"/>
@@ -13839,7 +13839,7 @@
             <w:pPr>
               <w:spacing w:after="20" w:before="0"/>
             </w:pPr>
-            <w:hyperlink w:history="1" r:id="rId5hmdfgen-4bp8l_ge6iqu">
+            <w:hyperlink w:history="1" r:id="rIdytecr0hzmozgva16zso1w">
               <w:r>
                 <w:rPr>
                   <w:rFonts w:ascii="Arial" w:cs="Arial" w:eastAsia="Arial" w:hAnsi="Arial"/>
@@ -13872,7 +13872,7 @@
               <w:spacing w:after="10" w:before="0"/>
               <w:ind w:left="120"/>
             </w:pPr>
-            <w:hyperlink w:history="1" r:id="rIdyy5wjjf55ay4vvaikzzeb">
+            <w:hyperlink w:history="1" r:id="rIdlzzaubagvrztvxjogsrtx">
               <w:r>
                 <w:rPr>
                   <w:rFonts w:ascii="Arial" w:cs="Arial" w:eastAsia="Arial" w:hAnsi="Arial"/>
@@ -13917,7 +13917,7 @@
             <w:pPr>
               <w:spacing w:after="20" w:before="0"/>
             </w:pPr>
-            <w:hyperlink w:history="1" r:id="rIdodfvjxct-vofc4foyaj4v">
+            <w:hyperlink w:history="1" r:id="rIdgxeswuyip35qwwoyp9dib">
               <w:r>
                 <w:rPr>
                   <w:rFonts w:ascii="Arial" w:cs="Arial" w:eastAsia="Arial" w:hAnsi="Arial"/>
@@ -13950,7 +13950,7 @@
               <w:spacing w:after="10" w:before="0"/>
               <w:ind w:left="120"/>
             </w:pPr>
-            <w:hyperlink w:history="1" r:id="rIdpniux8zw3b4x8cbxtlyz5">
+            <w:hyperlink w:history="1" r:id="rIdl1oxsndvl3pfbrro0egvs">
               <w:r>
                 <w:rPr>
                   <w:rFonts w:ascii="Arial" w:cs="Arial" w:eastAsia="Arial" w:hAnsi="Arial"/>
@@ -15551,7 +15551,7 @@
             <w:pPr>
               <w:spacing w:after="20" w:before="0"/>
             </w:pPr>
-            <w:hyperlink w:history="1" r:id="rIdb082pkpphz-v1vmgxbc1m">
+            <w:hyperlink w:history="1" r:id="rIdjkidwex80kd07zdqehavb">
               <w:r>
                 <w:rPr>
                   <w:rFonts w:ascii="Arial" w:cs="Arial" w:eastAsia="Arial" w:hAnsi="Arial"/>
@@ -15584,7 +15584,7 @@
               <w:spacing w:after="10" w:before="0"/>
               <w:ind w:left="120"/>
             </w:pPr>
-            <w:hyperlink w:history="1" r:id="rIdogjhxlwtahyntdjop9viv">
+            <w:hyperlink w:history="1" r:id="rIdjmqvuwsvzlgxphdf_kyqe">
               <w:r>
                 <w:rPr>
                   <w:rFonts w:ascii="Arial" w:cs="Arial" w:eastAsia="Arial" w:hAnsi="Arial"/>
@@ -15629,7 +15629,7 @@
             <w:pPr>
               <w:spacing w:after="20" w:before="0"/>
             </w:pPr>
-            <w:hyperlink w:history="1" r:id="rIdic8nt--d28vegdumx20yx">
+            <w:hyperlink w:history="1" r:id="rIdaojqu5uv82h2rzza6-wwo">
               <w:r>
                 <w:rPr>
                   <w:rFonts w:ascii="Arial" w:cs="Arial" w:eastAsia="Arial" w:hAnsi="Arial"/>
@@ -15662,7 +15662,7 @@
               <w:spacing w:after="10" w:before="0"/>
               <w:ind w:left="120"/>
             </w:pPr>
-            <w:hyperlink w:history="1" r:id="rIdfec_dhlze9dxvflg9p7gk">
+            <w:hyperlink w:history="1" r:id="rId-gxe-l2vmy0l7zd8eonpz">
               <w:r>
                 <w:rPr>
                   <w:rFonts w:ascii="Arial" w:cs="Arial" w:eastAsia="Arial" w:hAnsi="Arial"/>
@@ -15857,7 +15857,7 @@
             <w:pPr>
               <w:spacing w:after="20" w:before="0"/>
             </w:pPr>
-            <w:hyperlink w:history="1" r:id="rId246ql1sldiabsdbu0r-yb">
+            <w:hyperlink w:history="1" r:id="rId5uhelmnmzzbs6aewfxfb9">
               <w:r>
                 <w:rPr>
                   <w:rFonts w:ascii="Arial" w:cs="Arial" w:eastAsia="Arial" w:hAnsi="Arial"/>
@@ -15890,7 +15890,7 @@
               <w:spacing w:after="10" w:before="0"/>
               <w:ind w:left="120"/>
             </w:pPr>
-            <w:hyperlink w:history="1" r:id="rIdzic58cvgkkats1ddq3ci-">
+            <w:hyperlink w:history="1" r:id="rIdhkvq7xckzdaxflyplz3vw">
               <w:r>
                 <w:rPr>
                   <w:rFonts w:ascii="Arial" w:cs="Arial" w:eastAsia="Arial" w:hAnsi="Arial"/>
@@ -15935,7 +15935,7 @@
             <w:pPr>
               <w:spacing w:after="20" w:before="0"/>
             </w:pPr>
-            <w:hyperlink w:history="1" r:id="rId5fx42vgitcg1fknrwpg5m">
+            <w:hyperlink w:history="1" r:id="rIdpuqvyfxq6y-oaxnv8ybz8">
               <w:r>
                 <w:rPr>
                   <w:rFonts w:ascii="Arial" w:cs="Arial" w:eastAsia="Arial" w:hAnsi="Arial"/>
@@ -15968,7 +15968,7 @@
               <w:spacing w:after="10" w:before="0"/>
               <w:ind w:left="120"/>
             </w:pPr>
-            <w:hyperlink w:history="1" r:id="rId5gzoyhi7ijqozvnvhztpr">
+            <w:hyperlink w:history="1" r:id="rIdc8ztl5an6eb8zajlcl8vo">
               <w:r>
                 <w:rPr>
                   <w:rFonts w:ascii="Arial" w:cs="Arial" w:eastAsia="Arial" w:hAnsi="Arial"/>
@@ -16163,7 +16163,7 @@
             <w:pPr>
               <w:spacing w:after="20" w:before="0"/>
             </w:pPr>
-            <w:hyperlink w:history="1" r:id="rIdl9ml9jutqeqoi5vqarob-">
+            <w:hyperlink w:history="1" r:id="rId1vyrdsyp-epjl-m2wawpm">
               <w:r>
                 <w:rPr>
                   <w:rFonts w:ascii="Arial" w:cs="Arial" w:eastAsia="Arial" w:hAnsi="Arial"/>
@@ -16196,7 +16196,7 @@
               <w:spacing w:after="10" w:before="0"/>
               <w:ind w:left="120"/>
             </w:pPr>
-            <w:hyperlink w:history="1" r:id="rId5ulnsygrz6j5tgco-uh02">
+            <w:hyperlink w:history="1" r:id="rIduaargdu4rs-sobchhe503">
               <w:r>
                 <w:rPr>
                   <w:rFonts w:ascii="Arial" w:cs="Arial" w:eastAsia="Arial" w:hAnsi="Arial"/>
@@ -16241,7 +16241,7 @@
             <w:pPr>
               <w:spacing w:after="20" w:before="0"/>
             </w:pPr>
-            <w:hyperlink w:history="1" r:id="rIdk1oc09eajuoadheb4iug1">
+            <w:hyperlink w:history="1" r:id="rIdathrcdlzpwg2mlps-qz_u">
               <w:r>
                 <w:rPr>
                   <w:rFonts w:ascii="Arial" w:cs="Arial" w:eastAsia="Arial" w:hAnsi="Arial"/>
@@ -16274,7 +16274,7 @@
               <w:spacing w:after="10" w:before="0"/>
               <w:ind w:left="120"/>
             </w:pPr>
-            <w:hyperlink w:history="1" r:id="rIder1oueeja6kjwb7j9lclo">
+            <w:hyperlink w:history="1" r:id="rIdeciqen-eiu8b5f3is0cu8">
               <w:r>
                 <w:rPr>
                   <w:rFonts w:ascii="Arial" w:cs="Arial" w:eastAsia="Arial" w:hAnsi="Arial"/>
@@ -16469,7 +16469,7 @@
             <w:pPr>
               <w:spacing w:after="20" w:before="0"/>
             </w:pPr>
-            <w:hyperlink w:history="1" r:id="rIdqky0kywyyx6pojzuqmwkz">
+            <w:hyperlink w:history="1" r:id="rIdqqvo35_eoggyadsinhl5r">
               <w:r>
                 <w:rPr>
                   <w:rFonts w:ascii="Arial" w:cs="Arial" w:eastAsia="Arial" w:hAnsi="Arial"/>
@@ -16502,7 +16502,7 @@
               <w:spacing w:after="10" w:before="0"/>
               <w:ind w:left="120"/>
             </w:pPr>
-            <w:hyperlink w:history="1" r:id="rIdmt7f4araxqtk0l0_evvuj">
+            <w:hyperlink w:history="1" r:id="rId9aj2ir89b7xyho5tuhfr_">
               <w:r>
                 <w:rPr>
                   <w:rFonts w:ascii="Arial" w:cs="Arial" w:eastAsia="Arial" w:hAnsi="Arial"/>
@@ -16547,7 +16547,7 @@
             <w:pPr>
               <w:spacing w:after="20" w:before="0"/>
             </w:pPr>
-            <w:hyperlink w:history="1" r:id="rIdm-7_gxsjv9cw1www6uj79">
+            <w:hyperlink w:history="1" r:id="rIdxbjqlnulban-nd00_nibm">
               <w:r>
                 <w:rPr>
                   <w:rFonts w:ascii="Arial" w:cs="Arial" w:eastAsia="Arial" w:hAnsi="Arial"/>
@@ -16580,7 +16580,7 @@
               <w:spacing w:after="10" w:before="0"/>
               <w:ind w:left="120"/>
             </w:pPr>
-            <w:hyperlink w:history="1" r:id="rIdy2drq3fm8lrimi3dcrg_b">
+            <w:hyperlink w:history="1" r:id="rIdfgifnu7_sm6al5jdedbjw">
               <w:r>
                 <w:rPr>
                   <w:rFonts w:ascii="Arial" w:cs="Arial" w:eastAsia="Arial" w:hAnsi="Arial"/>
@@ -16775,7 +16775,7 @@
             <w:pPr>
               <w:spacing w:after="20" w:before="0"/>
             </w:pPr>
-            <w:hyperlink w:history="1" r:id="rIdk039kypyamrtjrgalkebv">
+            <w:hyperlink w:history="1" r:id="rIdzcd5tj4ij1_p6r64z3_4l">
               <w:r>
                 <w:rPr>
                   <w:rFonts w:ascii="Arial" w:cs="Arial" w:eastAsia="Arial" w:hAnsi="Arial"/>
@@ -16808,7 +16808,7 @@
               <w:spacing w:after="10" w:before="0"/>
               <w:ind w:left="120"/>
             </w:pPr>
-            <w:hyperlink w:history="1" r:id="rIdqorxip_bsvbtvzbu2h78k">
+            <w:hyperlink w:history="1" r:id="rIdwpanpl20zlskhzchyn7no">
               <w:r>
                 <w:rPr>
                   <w:rFonts w:ascii="Arial" w:cs="Arial" w:eastAsia="Arial" w:hAnsi="Arial"/>
@@ -16853,7 +16853,7 @@
             <w:pPr>
               <w:spacing w:after="20" w:before="0"/>
             </w:pPr>
-            <w:hyperlink w:history="1" r:id="rIddfwk1_ueqt6kfapb97seo">
+            <w:hyperlink w:history="1" r:id="rIdkmyrejlw1q3xy06ouj-ie">
               <w:r>
                 <w:rPr>
                   <w:rFonts w:ascii="Arial" w:cs="Arial" w:eastAsia="Arial" w:hAnsi="Arial"/>
@@ -16886,7 +16886,7 @@
               <w:spacing w:after="10" w:before="0"/>
               <w:ind w:left="120"/>
             </w:pPr>
-            <w:hyperlink w:history="1" r:id="rIdwys4xlyp0cy0entmd5rpb">
+            <w:hyperlink w:history="1" r:id="rIdwprw9bd2bd0uh13stme99">
               <w:r>
                 <w:rPr>
                   <w:rFonts w:ascii="Arial" w:cs="Arial" w:eastAsia="Arial" w:hAnsi="Arial"/>
@@ -18373,7 +18373,7 @@
             <w:pPr>
               <w:spacing w:after="20" w:before="0"/>
             </w:pPr>
-            <w:hyperlink w:history="1" r:id="rId_thacind80mx0pve3duld">
+            <w:hyperlink w:history="1" r:id="rId8mdo7vjbvhyskvh3t7ink">
               <w:r>
                 <w:rPr>
                   <w:rFonts w:ascii="Arial" w:cs="Arial" w:eastAsia="Arial" w:hAnsi="Arial"/>
@@ -18406,7 +18406,7 @@
               <w:spacing w:after="10" w:before="0"/>
               <w:ind w:left="120"/>
             </w:pPr>
-            <w:hyperlink w:history="1" r:id="rIdwghdpvpsgsudyvxenjomh">
+            <w:hyperlink w:history="1" r:id="rIdgfczjna6qnfp-dogxt4s1">
               <w:r>
                 <w:rPr>
                   <w:rFonts w:ascii="Arial" w:cs="Arial" w:eastAsia="Arial" w:hAnsi="Arial"/>
@@ -18451,7 +18451,7 @@
             <w:pPr>
               <w:spacing w:after="20" w:before="0"/>
             </w:pPr>
-            <w:hyperlink w:history="1" r:id="rIdgi2fi3xbgjopu_ieysp6a">
+            <w:hyperlink w:history="1" r:id="rIdksiqlhesj6xpubyktiyx7">
               <w:r>
                 <w:rPr>
                   <w:rFonts w:ascii="Arial" w:cs="Arial" w:eastAsia="Arial" w:hAnsi="Arial"/>
@@ -18484,7 +18484,7 @@
               <w:spacing w:after="10" w:before="0"/>
               <w:ind w:left="120"/>
             </w:pPr>
-            <w:hyperlink w:history="1" r:id="rIdw-fwc7vfokm8aczkwuyjv">
+            <w:hyperlink w:history="1" r:id="rIdno4gaz8j3h8k-cxvkukqi">
               <w:r>
                 <w:rPr>
                   <w:rFonts w:ascii="Arial" w:cs="Arial" w:eastAsia="Arial" w:hAnsi="Arial"/>
@@ -18679,7 +18679,7 @@
             <w:pPr>
               <w:spacing w:after="20" w:before="0"/>
             </w:pPr>
-            <w:hyperlink w:history="1" r:id="rIdmqdscznoy5rhjnh42jfiq">
+            <w:hyperlink w:history="1" r:id="rIdqf2jmdhsuzqpg0tf8dd1-">
               <w:r>
                 <w:rPr>
                   <w:rFonts w:ascii="Arial" w:cs="Arial" w:eastAsia="Arial" w:hAnsi="Arial"/>
@@ -18712,7 +18712,7 @@
               <w:spacing w:after="10" w:before="0"/>
               <w:ind w:left="120"/>
             </w:pPr>
-            <w:hyperlink w:history="1" r:id="rIdcwea7kpzroo5wylvxma1l">
+            <w:hyperlink w:history="1" r:id="rId5tjxyyj7kedwzlynxorcs">
               <w:r>
                 <w:rPr>
                   <w:rFonts w:ascii="Arial" w:cs="Arial" w:eastAsia="Arial" w:hAnsi="Arial"/>
@@ -18757,7 +18757,7 @@
             <w:pPr>
               <w:spacing w:after="20" w:before="0"/>
             </w:pPr>
-            <w:hyperlink w:history="1" r:id="rIduboukockllxnkw6v7iqfi">
+            <w:hyperlink w:history="1" r:id="rIdp2nkuuiwiky6rdx3enf5p">
               <w:r>
                 <w:rPr>
                   <w:rFonts w:ascii="Arial" w:cs="Arial" w:eastAsia="Arial" w:hAnsi="Arial"/>
@@ -18790,7 +18790,7 @@
               <w:spacing w:after="10" w:before="0"/>
               <w:ind w:left="120"/>
             </w:pPr>
-            <w:hyperlink w:history="1" r:id="rIdmukgh5wsslihiqrn8ticf">
+            <w:hyperlink w:history="1" r:id="rId-jwcvqcpfltnxpj6ns2xf">
               <w:r>
                 <w:rPr>
                   <w:rFonts w:ascii="Arial" w:cs="Arial" w:eastAsia="Arial" w:hAnsi="Arial"/>
@@ -18985,7 +18985,7 @@
             <w:pPr>
               <w:spacing w:after="20" w:before="0"/>
             </w:pPr>
-            <w:hyperlink w:history="1" r:id="rId0yjvx3ucuuyhbsev3viw3">
+            <w:hyperlink w:history="1" r:id="rIdsalyjoysfb0m1sqxp_3j5">
               <w:r>
                 <w:rPr>
                   <w:rFonts w:ascii="Arial" w:cs="Arial" w:eastAsia="Arial" w:hAnsi="Arial"/>
@@ -19018,7 +19018,7 @@
               <w:spacing w:after="10" w:before="0"/>
               <w:ind w:left="120"/>
             </w:pPr>
-            <w:hyperlink w:history="1" r:id="rIddqxop5tsh6al0lzeifelp">
+            <w:hyperlink w:history="1" r:id="rIdyyif4w693kasc3qfz2yvm">
               <w:r>
                 <w:rPr>
                   <w:rFonts w:ascii="Arial" w:cs="Arial" w:eastAsia="Arial" w:hAnsi="Arial"/>
@@ -19063,7 +19063,7 @@
             <w:pPr>
               <w:spacing w:after="20" w:before="0"/>
             </w:pPr>
-            <w:hyperlink w:history="1" r:id="rIdh7edhrdoykczfzcct_uk9">
+            <w:hyperlink w:history="1" r:id="rIduvxkhn669hqjoi5ractkh">
               <w:r>
                 <w:rPr>
                   <w:rFonts w:ascii="Arial" w:cs="Arial" w:eastAsia="Arial" w:hAnsi="Arial"/>
@@ -19096,7 +19096,7 @@
               <w:spacing w:after="10" w:before="0"/>
               <w:ind w:left="120"/>
             </w:pPr>
-            <w:hyperlink w:history="1" r:id="rId-pmdm0z1wp-dj_cvjai2n">
+            <w:hyperlink w:history="1" r:id="rIdqqo-l_feodtnpfiphs837">
               <w:r>
                 <w:rPr>
                   <w:rFonts w:ascii="Arial" w:cs="Arial" w:eastAsia="Arial" w:hAnsi="Arial"/>
@@ -19291,7 +19291,7 @@
             <w:pPr>
               <w:spacing w:after="20" w:before="0"/>
             </w:pPr>
-            <w:hyperlink w:history="1" r:id="rIdjrr9yxgh8-7rzojb6iqa6">
+            <w:hyperlink w:history="1" r:id="rIdfigjc-inr9pw5qz7kpyue">
               <w:r>
                 <w:rPr>
                   <w:rFonts w:ascii="Arial" w:cs="Arial" w:eastAsia="Arial" w:hAnsi="Arial"/>
@@ -19324,7 +19324,7 @@
               <w:spacing w:after="10" w:before="0"/>
               <w:ind w:left="120"/>
             </w:pPr>
-            <w:hyperlink w:history="1" r:id="rId0hdts9trif48bitnjoeb2">
+            <w:hyperlink w:history="1" r:id="rIdteuowz6pg1vvhdnwp5jaj">
               <w:r>
                 <w:rPr>
                   <w:rFonts w:ascii="Arial" w:cs="Arial" w:eastAsia="Arial" w:hAnsi="Arial"/>
@@ -19369,7 +19369,7 @@
             <w:pPr>
               <w:spacing w:after="20" w:before="0"/>
             </w:pPr>
-            <w:hyperlink w:history="1" r:id="rIdin73aloapvwn_pac2o4v5">
+            <w:hyperlink w:history="1" r:id="rIdumgs05rryfb1yodbrcwra">
               <w:r>
                 <w:rPr>
                   <w:rFonts w:ascii="Arial" w:cs="Arial" w:eastAsia="Arial" w:hAnsi="Arial"/>
@@ -19402,7 +19402,7 @@
               <w:spacing w:after="10" w:before="0"/>
               <w:ind w:left="120"/>
             </w:pPr>
-            <w:hyperlink w:history="1" r:id="rIdywz5mou3aw0qurccplc58">
+            <w:hyperlink w:history="1" r:id="rIds6noilhkzudrvfjtgzsww">
               <w:r>
                 <w:rPr>
                   <w:rFonts w:ascii="Arial" w:cs="Arial" w:eastAsia="Arial" w:hAnsi="Arial"/>
@@ -19597,7 +19597,7 @@
             <w:pPr>
               <w:spacing w:after="20" w:before="0"/>
             </w:pPr>
-            <w:hyperlink w:history="1" r:id="rIdirm11ob416mtb5cnkumju">
+            <w:hyperlink w:history="1" r:id="rIdwj0t3mn-fs3sy2gvvlq21">
               <w:r>
                 <w:rPr>
                   <w:rFonts w:ascii="Arial" w:cs="Arial" w:eastAsia="Arial" w:hAnsi="Arial"/>
@@ -19630,7 +19630,7 @@
               <w:spacing w:after="10" w:before="0"/>
               <w:ind w:left="120"/>
             </w:pPr>
-            <w:hyperlink w:history="1" r:id="rIdfzawrqe0-4ovuaiegnkhh">
+            <w:hyperlink w:history="1" r:id="rIdwhbt-xi5kyyscwj80peu4">
               <w:r>
                 <w:rPr>
                   <w:rFonts w:ascii="Arial" w:cs="Arial" w:eastAsia="Arial" w:hAnsi="Arial"/>
@@ -19675,7 +19675,7 @@
             <w:pPr>
               <w:spacing w:after="20" w:before="0"/>
             </w:pPr>
-            <w:hyperlink w:history="1" r:id="rIdbfaii_u4an75omd2vv8at">
+            <w:hyperlink w:history="1" r:id="rIdkdjgwc-mzgjagojaajfc8">
               <w:r>
                 <w:rPr>
                   <w:rFonts w:ascii="Arial" w:cs="Arial" w:eastAsia="Arial" w:hAnsi="Arial"/>
@@ -19708,7 +19708,7 @@
               <w:spacing w:after="10" w:before="0"/>
               <w:ind w:left="120"/>
             </w:pPr>
-            <w:hyperlink w:history="1" r:id="rIdpmdyi74d-mk3oaqxc02r7">
+            <w:hyperlink w:history="1" r:id="rIdw1njxmod7lsqp91xy-q9s">
               <w:r>
                 <w:rPr>
                   <w:rFonts w:ascii="Arial" w:cs="Arial" w:eastAsia="Arial" w:hAnsi="Arial"/>
@@ -21195,7 +21195,7 @@
             <w:pPr>
               <w:spacing w:after="20" w:before="0"/>
             </w:pPr>
-            <w:hyperlink w:history="1" r:id="rId-4gogkuchhltetsbzh7lc">
+            <w:hyperlink w:history="1" r:id="rIdsyo-r0io0tj1fdwmqwwd8">
               <w:r>
                 <w:rPr>
                   <w:rFonts w:ascii="Arial" w:cs="Arial" w:eastAsia="Arial" w:hAnsi="Arial"/>
@@ -21228,7 +21228,7 @@
               <w:spacing w:after="10" w:before="0"/>
               <w:ind w:left="120"/>
             </w:pPr>
-            <w:hyperlink w:history="1" r:id="rIdzsi3cn8hypkwvimrenl82">
+            <w:hyperlink w:history="1" r:id="rIdxvtappwazpkc5cor5bcgk">
               <w:r>
                 <w:rPr>
                   <w:rFonts w:ascii="Arial" w:cs="Arial" w:eastAsia="Arial" w:hAnsi="Arial"/>
@@ -21273,7 +21273,7 @@
             <w:pPr>
               <w:spacing w:after="20" w:before="0"/>
             </w:pPr>
-            <w:hyperlink w:history="1" r:id="rIdi046t3bdvt8a_u1qhmikm">
+            <w:hyperlink w:history="1" r:id="rIddw2oxbxzaxqf3h2v2lrs2">
               <w:r>
                 <w:rPr>
                   <w:rFonts w:ascii="Arial" w:cs="Arial" w:eastAsia="Arial" w:hAnsi="Arial"/>
@@ -21306,7 +21306,7 @@
               <w:spacing w:after="10" w:before="0"/>
               <w:ind w:left="120"/>
             </w:pPr>
-            <w:hyperlink w:history="1" r:id="rIdrq50ohsp-3fz_eabbwm_5">
+            <w:hyperlink w:history="1" r:id="rIdbvfnh0ff8ymt8ayzmzbg7">
               <w:r>
                 <w:rPr>
                   <w:rFonts w:ascii="Arial" w:cs="Arial" w:eastAsia="Arial" w:hAnsi="Arial"/>
@@ -21501,7 +21501,7 @@
             <w:pPr>
               <w:spacing w:after="20" w:before="0"/>
             </w:pPr>
-            <w:hyperlink w:history="1" r:id="rIdhw6islx5sgcj8k0txf288">
+            <w:hyperlink w:history="1" r:id="rIdqeltjjx_b9joxzax8dvlq">
               <w:r>
                 <w:rPr>
                   <w:rFonts w:ascii="Arial" w:cs="Arial" w:eastAsia="Arial" w:hAnsi="Arial"/>
@@ -21534,7 +21534,7 @@
               <w:spacing w:after="10" w:before="0"/>
               <w:ind w:left="120"/>
             </w:pPr>
-            <w:hyperlink w:history="1" r:id="rIdkhnstyhixt1flroveiegs">
+            <w:hyperlink w:history="1" r:id="rIdu4liuuo5aao6irp1rud0-">
               <w:r>
                 <w:rPr>
                   <w:rFonts w:ascii="Arial" w:cs="Arial" w:eastAsia="Arial" w:hAnsi="Arial"/>
@@ -21579,7 +21579,7 @@
             <w:pPr>
               <w:spacing w:after="20" w:before="0"/>
             </w:pPr>
-            <w:hyperlink w:history="1" r:id="rIdvgihmzwlz6_zjqibe6oyb">
+            <w:hyperlink w:history="1" r:id="rIdjrhg6wrlum3yirhyy4drc">
               <w:r>
                 <w:rPr>
                   <w:rFonts w:ascii="Arial" w:cs="Arial" w:eastAsia="Arial" w:hAnsi="Arial"/>
@@ -21612,7 +21612,7 @@
               <w:spacing w:after="10" w:before="0"/>
               <w:ind w:left="120"/>
             </w:pPr>
-            <w:hyperlink w:history="1" r:id="rIdrijy6rorcxvrchtsy1jod">
+            <w:hyperlink w:history="1" r:id="rIdviujxysk1qcweyd0txbs-">
               <w:r>
                 <w:rPr>
                   <w:rFonts w:ascii="Arial" w:cs="Arial" w:eastAsia="Arial" w:hAnsi="Arial"/>
@@ -21807,7 +21807,7 @@
             <w:pPr>
               <w:spacing w:after="20" w:before="0"/>
             </w:pPr>
-            <w:hyperlink w:history="1" r:id="rIdat5aijmbfwxb6xltoqpmk">
+            <w:hyperlink w:history="1" r:id="rId-jwwzarcet65nlfkuwg3u">
               <w:r>
                 <w:rPr>
                   <w:rFonts w:ascii="Arial" w:cs="Arial" w:eastAsia="Arial" w:hAnsi="Arial"/>
@@ -21840,7 +21840,7 @@
               <w:spacing w:after="10" w:before="0"/>
               <w:ind w:left="120"/>
             </w:pPr>
-            <w:hyperlink w:history="1" r:id="rId5rubmzqswqk_ohtllp-p-">
+            <w:hyperlink w:history="1" r:id="rIdv9xejd0igwwhuock0qu_c">
               <w:r>
                 <w:rPr>
                   <w:rFonts w:ascii="Arial" w:cs="Arial" w:eastAsia="Arial" w:hAnsi="Arial"/>
@@ -21885,7 +21885,7 @@
             <w:pPr>
               <w:spacing w:after="20" w:before="0"/>
             </w:pPr>
-            <w:hyperlink w:history="1" r:id="rIddbyk30ya7x3cjfr_1zka8">
+            <w:hyperlink w:history="1" r:id="rIdd9fqdwvfpyoyiql-i1bh-">
               <w:r>
                 <w:rPr>
                   <w:rFonts w:ascii="Arial" w:cs="Arial" w:eastAsia="Arial" w:hAnsi="Arial"/>
@@ -21918,7 +21918,7 @@
               <w:spacing w:after="10" w:before="0"/>
               <w:ind w:left="120"/>
             </w:pPr>
-            <w:hyperlink w:history="1" r:id="rIdellg95s4dvbdh_uppuj7p">
+            <w:hyperlink w:history="1" r:id="rIdyebuvlszj3szibsxekag2">
               <w:r>
                 <w:rPr>
                   <w:rFonts w:ascii="Arial" w:cs="Arial" w:eastAsia="Arial" w:hAnsi="Arial"/>
@@ -22113,7 +22113,7 @@
             <w:pPr>
               <w:spacing w:after="20" w:before="0"/>
             </w:pPr>
-            <w:hyperlink w:history="1" r:id="rIdd-otj6br5dr2lq21e1iy7">
+            <w:hyperlink w:history="1" r:id="rIdjzzeswtyas_3sm5tazd4n">
               <w:r>
                 <w:rPr>
                   <w:rFonts w:ascii="Arial" w:cs="Arial" w:eastAsia="Arial" w:hAnsi="Arial"/>
@@ -22146,7 +22146,7 @@
               <w:spacing w:after="10" w:before="0"/>
               <w:ind w:left="120"/>
             </w:pPr>
-            <w:hyperlink w:history="1" r:id="rId1usodlkqamsg9n7fon8ln">
+            <w:hyperlink w:history="1" r:id="rIdc7euo942zxwc8rirhel7k">
               <w:r>
                 <w:rPr>
                   <w:rFonts w:ascii="Arial" w:cs="Arial" w:eastAsia="Arial" w:hAnsi="Arial"/>
@@ -22191,7 +22191,7 @@
             <w:pPr>
               <w:spacing w:after="20" w:before="0"/>
             </w:pPr>
-            <w:hyperlink w:history="1" r:id="rIdddwph439fudq23oo8bqpl">
+            <w:hyperlink w:history="1" r:id="rIdjl6llmxjit9urxrmyl3gp">
               <w:r>
                 <w:rPr>
                   <w:rFonts w:ascii="Arial" w:cs="Arial" w:eastAsia="Arial" w:hAnsi="Arial"/>
@@ -22224,7 +22224,7 @@
               <w:spacing w:after="10" w:before="0"/>
               <w:ind w:left="120"/>
             </w:pPr>
-            <w:hyperlink w:history="1" r:id="rIdnpxi1uik-he7pmnap8jjt">
+            <w:hyperlink w:history="1" r:id="rIdlpcksi37np9algk1pottc">
               <w:r>
                 <w:rPr>
                   <w:rFonts w:ascii="Arial" w:cs="Arial" w:eastAsia="Arial" w:hAnsi="Arial"/>
@@ -22419,7 +22419,7 @@
             <w:pPr>
               <w:spacing w:after="20" w:before="0"/>
             </w:pPr>
-            <w:hyperlink w:history="1" r:id="rIdnn6ofq9nuiv4cpyavxess">
+            <w:hyperlink w:history="1" r:id="rIdazw7gk2mltcyivx_prxig">
               <w:r>
                 <w:rPr>
                   <w:rFonts w:ascii="Arial" w:cs="Arial" w:eastAsia="Arial" w:hAnsi="Arial"/>
@@ -22452,7 +22452,7 @@
               <w:spacing w:after="10" w:before="0"/>
               <w:ind w:left="120"/>
             </w:pPr>
-            <w:hyperlink w:history="1" r:id="rIdnpwkzeylsjszf8xojud4m">
+            <w:hyperlink w:history="1" r:id="rIdjggahyfqpnejdayqixc17">
               <w:r>
                 <w:rPr>
                   <w:rFonts w:ascii="Arial" w:cs="Arial" w:eastAsia="Arial" w:hAnsi="Arial"/>
@@ -22497,7 +22497,7 @@
             <w:pPr>
               <w:spacing w:after="20" w:before="0"/>
             </w:pPr>
-            <w:hyperlink w:history="1" r:id="rIdykb5wo-vqjub_ivuxwvip">
+            <w:hyperlink w:history="1" r:id="rIdi3rqs9kjynbi97c3uguzu">
               <w:r>
                 <w:rPr>
                   <w:rFonts w:ascii="Arial" w:cs="Arial" w:eastAsia="Arial" w:hAnsi="Arial"/>
@@ -22530,7 +22530,7 @@
               <w:spacing w:after="10" w:before="0"/>
               <w:ind w:left="120"/>
             </w:pPr>
-            <w:hyperlink w:history="1" r:id="rIdmou327wktnenxddxzbgpr">
+            <w:hyperlink w:history="1" r:id="rIdxuutthztbo56lh3xnzql9">
               <w:r>
                 <w:rPr>
                   <w:rFonts w:ascii="Arial" w:cs="Arial" w:eastAsia="Arial" w:hAnsi="Arial"/>
@@ -24131,7 +24131,7 @@
             <w:pPr>
               <w:spacing w:after="20" w:before="0"/>
             </w:pPr>
-            <w:hyperlink w:history="1" r:id="rIdmb3zgtrysjr8krr3cnrsl">
+            <w:hyperlink w:history="1" r:id="rIddw5v80yqxvlnbrwsp0fnd">
               <w:r>
                 <w:rPr>
                   <w:rFonts w:ascii="Arial" w:cs="Arial" w:eastAsia="Arial" w:hAnsi="Arial"/>
@@ -24164,7 +24164,7 @@
               <w:spacing w:after="10" w:before="0"/>
               <w:ind w:left="120"/>
             </w:pPr>
-            <w:hyperlink w:history="1" r:id="rIdc5rpstzlxaroywvbl7hra">
+            <w:hyperlink w:history="1" r:id="rId_b2ydqrbcdxjdxuqoqeqo">
               <w:r>
                 <w:rPr>
                   <w:rFonts w:ascii="Arial" w:cs="Arial" w:eastAsia="Arial" w:hAnsi="Arial"/>
@@ -24209,7 +24209,7 @@
             <w:pPr>
               <w:spacing w:after="20" w:before="0"/>
             </w:pPr>
-            <w:hyperlink w:history="1" r:id="rIdwvrprdcb1vgm4hgeviqbh">
+            <w:hyperlink w:history="1" r:id="rIdxd7nf35svnsakw_mpvgaq">
               <w:r>
                 <w:rPr>
                   <w:rFonts w:ascii="Arial" w:cs="Arial" w:eastAsia="Arial" w:hAnsi="Arial"/>
@@ -24242,7 +24242,7 @@
               <w:spacing w:after="10" w:before="0"/>
               <w:ind w:left="120"/>
             </w:pPr>
-            <w:hyperlink w:history="1" r:id="rIdckxlucxz80gijig96labh">
+            <w:hyperlink w:history="1" r:id="rId8r0tyg-xczcl6bkt_0ieg">
               <w:r>
                 <w:rPr>
                   <w:rFonts w:ascii="Arial" w:cs="Arial" w:eastAsia="Arial" w:hAnsi="Arial"/>
@@ -24437,7 +24437,7 @@
             <w:pPr>
               <w:spacing w:after="20" w:before="0"/>
             </w:pPr>
-            <w:hyperlink w:history="1" r:id="rIdxtdrhhphssdqiwmabfgwg">
+            <w:hyperlink w:history="1" r:id="rIdsbb-xavz8-_tgzpk0jrzb">
               <w:r>
                 <w:rPr>
                   <w:rFonts w:ascii="Arial" w:cs="Arial" w:eastAsia="Arial" w:hAnsi="Arial"/>
@@ -24470,7 +24470,7 @@
               <w:spacing w:after="10" w:before="0"/>
               <w:ind w:left="120"/>
             </w:pPr>
-            <w:hyperlink w:history="1" r:id="rIdeevmtdno7lok8z3tz7xo5">
+            <w:hyperlink w:history="1" r:id="rIdaiwiyetjkgukni3e1cdch">
               <w:r>
                 <w:rPr>
                   <w:rFonts w:ascii="Arial" w:cs="Arial" w:eastAsia="Arial" w:hAnsi="Arial"/>
@@ -24515,7 +24515,7 @@
             <w:pPr>
               <w:spacing w:after="20" w:before="0"/>
             </w:pPr>
-            <w:hyperlink w:history="1" r:id="rIdhwol4pm2mqpzkym-pkjvh">
+            <w:hyperlink w:history="1" r:id="rIduafoomiquzubnahdwjipd">
               <w:r>
                 <w:rPr>
                   <w:rFonts w:ascii="Arial" w:cs="Arial" w:eastAsia="Arial" w:hAnsi="Arial"/>
@@ -24548,7 +24548,7 @@
               <w:spacing w:after="10" w:before="0"/>
               <w:ind w:left="120"/>
             </w:pPr>
-            <w:hyperlink w:history="1" r:id="rId0nlejiluwywncecw0aazr">
+            <w:hyperlink w:history="1" r:id="rIdwliwimcilra0-6urja-lp">
               <w:r>
                 <w:rPr>
                   <w:rFonts w:ascii="Arial" w:cs="Arial" w:eastAsia="Arial" w:hAnsi="Arial"/>
@@ -24743,7 +24743,7 @@
             <w:pPr>
               <w:spacing w:after="20" w:before="0"/>
             </w:pPr>
-            <w:hyperlink w:history="1" r:id="rIdvevgnlua4ydzgmikqabdf">
+            <w:hyperlink w:history="1" r:id="rIdnb9n_av1kseqm4ivhlfs8">
               <w:r>
                 <w:rPr>
                   <w:rFonts w:ascii="Arial" w:cs="Arial" w:eastAsia="Arial" w:hAnsi="Arial"/>
@@ -24776,7 +24776,7 @@
               <w:spacing w:after="10" w:before="0"/>
               <w:ind w:left="120"/>
             </w:pPr>
-            <w:hyperlink w:history="1" r:id="rIdvmtccmmzhkkkteavgv0yp">
+            <w:hyperlink w:history="1" r:id="rIdqeoy2m-nnsxktrproq0ck">
               <w:r>
                 <w:rPr>
                   <w:rFonts w:ascii="Arial" w:cs="Arial" w:eastAsia="Arial" w:hAnsi="Arial"/>
@@ -24821,7 +24821,7 @@
             <w:pPr>
               <w:spacing w:after="20" w:before="0"/>
             </w:pPr>
-            <w:hyperlink w:history="1" r:id="rIdchybhsbj4blni4agnqyti">
+            <w:hyperlink w:history="1" r:id="rIdefjjnhi0wkgx_xcronlpo">
               <w:r>
                 <w:rPr>
                   <w:rFonts w:ascii="Arial" w:cs="Arial" w:eastAsia="Arial" w:hAnsi="Arial"/>
@@ -24854,7 +24854,7 @@
               <w:spacing w:after="10" w:before="0"/>
               <w:ind w:left="120"/>
             </w:pPr>
-            <w:hyperlink w:history="1" r:id="rIdfhhfm4ns9rhbfn1iikxyj">
+            <w:hyperlink w:history="1" r:id="rIdnzdq_l4o4_v_hls_wjh_y">
               <w:r>
                 <w:rPr>
                   <w:rFonts w:ascii="Arial" w:cs="Arial" w:eastAsia="Arial" w:hAnsi="Arial"/>
@@ -25049,7 +25049,7 @@
             <w:pPr>
               <w:spacing w:after="20" w:before="0"/>
             </w:pPr>
-            <w:hyperlink w:history="1" r:id="rId_0ypzx4eq4brfyu5mo-a8">
+            <w:hyperlink w:history="1" r:id="rIdxujsx1v7xvane3rmexkmx">
               <w:r>
                 <w:rPr>
                   <w:rFonts w:ascii="Arial" w:cs="Arial" w:eastAsia="Arial" w:hAnsi="Arial"/>
@@ -25082,7 +25082,7 @@
               <w:spacing w:after="10" w:before="0"/>
               <w:ind w:left="120"/>
             </w:pPr>
-            <w:hyperlink w:history="1" r:id="rId2scvnq_ufjn2akf1ud10o">
+            <w:hyperlink w:history="1" r:id="rIdhjjtnolhdnuubpcedhfru">
               <w:r>
                 <w:rPr>
                   <w:rFonts w:ascii="Arial" w:cs="Arial" w:eastAsia="Arial" w:hAnsi="Arial"/>
@@ -25127,7 +25127,7 @@
             <w:pPr>
               <w:spacing w:after="20" w:before="0"/>
             </w:pPr>
-            <w:hyperlink w:history="1" r:id="rId4dvyuievotdf-w0ujwdcs">
+            <w:hyperlink w:history="1" r:id="rIdckjii2mjm7ozhrqveexnm">
               <w:r>
                 <w:rPr>
                   <w:rFonts w:ascii="Arial" w:cs="Arial" w:eastAsia="Arial" w:hAnsi="Arial"/>
@@ -25160,7 +25160,7 @@
               <w:spacing w:after="10" w:before="0"/>
               <w:ind w:left="120"/>
             </w:pPr>
-            <w:hyperlink w:history="1" r:id="rIdoh-wfdvx9lrku6hgeqkd-">
+            <w:hyperlink w:history="1" r:id="rIdoayjvhum0r47yul3ccll7">
               <w:r>
                 <w:rPr>
                   <w:rFonts w:ascii="Arial" w:cs="Arial" w:eastAsia="Arial" w:hAnsi="Arial"/>
@@ -25355,7 +25355,7 @@
             <w:pPr>
               <w:spacing w:after="20" w:before="0"/>
             </w:pPr>
-            <w:hyperlink w:history="1" r:id="rIdp0v6hfhmnldgxfdlcbhnp">
+            <w:hyperlink w:history="1" r:id="rIdwtkkm3cjizo--gnhcgq2e">
               <w:r>
                 <w:rPr>
                   <w:rFonts w:ascii="Arial" w:cs="Arial" w:eastAsia="Arial" w:hAnsi="Arial"/>
@@ -25388,7 +25388,7 @@
               <w:spacing w:after="10" w:before="0"/>
               <w:ind w:left="120"/>
             </w:pPr>
-            <w:hyperlink w:history="1" r:id="rIdynpuayvj6nhvtd9wokhkg">
+            <w:hyperlink w:history="1" r:id="rIdr8pql5nl6h0gwlrdwhzrn">
               <w:r>
                 <w:rPr>
                   <w:rFonts w:ascii="Arial" w:cs="Arial" w:eastAsia="Arial" w:hAnsi="Arial"/>
@@ -25433,7 +25433,7 @@
             <w:pPr>
               <w:spacing w:after="20" w:before="0"/>
             </w:pPr>
-            <w:hyperlink w:history="1" r:id="rIdmlwq1hiabt6exj9ma1twh">
+            <w:hyperlink w:history="1" r:id="rIdki5xswgmhd65eqmqj-qya">
               <w:r>
                 <w:rPr>
                   <w:rFonts w:ascii="Arial" w:cs="Arial" w:eastAsia="Arial" w:hAnsi="Arial"/>
@@ -25466,7 +25466,7 @@
               <w:spacing w:after="10" w:before="0"/>
               <w:ind w:left="120"/>
             </w:pPr>
-            <w:hyperlink w:history="1" r:id="rIdwx9pysg-bpczctsxbuidl">
+            <w:hyperlink w:history="1" r:id="rId-vxifwhhi4evcnhz1gnjp">
               <w:r>
                 <w:rPr>
                   <w:rFonts w:ascii="Arial" w:cs="Arial" w:eastAsia="Arial" w:hAnsi="Arial"/>
